--- a/docs/modul-5/251511009_Dyas_Nakata_Hilwan_Worksheet_Modul5.docx
+++ b/docs/modul-5/251511009_Dyas_Nakata_Hilwan_Worksheet_Modul5.docx
@@ -302,7 +302,7 @@
               </w:rPr>
               <w:t>https://github.com/nanakata25/proyek-3-week-5</w:t>
               <w:br/>
-              <w:t>Branch: codex/modul-5-role-management</w:t>
+              <w:t>Branch: modul-5-role-management</w:t>
             </w:r>
           </w:p>
         </w:tc>

--- a/docs/modul-5/251511009_Dyas_Nakata_Hilwan_Worksheet_Modul5.docx
+++ b/docs/modul-5/251511009_Dyas_Nakata_Hilwan_Worksheet_Modul5.docx
@@ -4,11 +4,6 @@
   <w:body>
     <w:p>
       <w:r>
-        <w:rPr>
-          <w:rFonts w:ascii="Times New Roman" w:hAnsi="Times New Roman"/>
-          <w:color w:val="000000"/>
-          <w:sz w:val="24"/>
-        </w:rPr>
         <w:t>Proyek 3 Pengembangan Perangkat Lunak Berbasis Web</w:t>
       </w:r>
     </w:p>
@@ -17,12 +12,6 @@
         <w:pStyle w:val="Title"/>
       </w:pPr>
       <w:r>
-        <w:rPr>
-          <w:rFonts w:ascii="Times New Roman" w:hAnsi="Times New Roman"/>
-          <w:b/>
-          <w:color w:val="000000"/>
-          <w:sz w:val="28"/>
-        </w:rPr>
         <w:t>Worksheet Mahasiswa Modul 5</w:t>
       </w:r>
     </w:p>
@@ -31,12 +20,6 @@
         <w:pStyle w:val="Subtitle"/>
       </w:pPr>
       <w:r>
-        <w:rPr>
-          <w:rFonts w:ascii="Times New Roman" w:hAnsi="Times New Roman"/>
-          <w:b/>
-          <w:color w:val="000000"/>
-          <w:sz w:val="28"/>
-        </w:rPr>
         <w:t>Role Management Business Logic dan Observer</w:t>
       </w:r>
     </w:p>
@@ -55,38 +38,34 @@
         </w:tblBorders>
       </w:tblPr>
       <w:tblGrid>
-        <w:gridCol w:w="2551"/>
-        <w:gridCol w:w="7257"/>
+        <w:gridCol w:w="4910"/>
+        <w:gridCol w:w="4910"/>
       </w:tblGrid>
       <w:tr>
         <w:trPr>
           <w:tblHeader w:val="true"/>
-          <w:cantSplit/>
         </w:trPr>
         <w:tc>
           <w:tcPr>
-            <w:tcW w:type="dxa" w:w="2551"/>
+            <w:tcW w:type="dxa" w:w="2736"/>
+            <w:shd w:fill="243B53"/>
             <w:vAlign w:val="center"/>
             <w:tcMar>
-              <w:top w:w="70" w:type="dxa"/>
-              <w:bottom w:w="70" w:type="dxa"/>
-              <w:left w:w="85" w:type="dxa"/>
-              <w:right w:w="85" w:type="dxa"/>
+              <w:top w:w="90" w:type="dxa"/>
+              <w:bottom w:w="90" w:type="dxa"/>
+              <w:left w:w="90" w:type="dxa"/>
+              <w:right w:w="90" w:type="dxa"/>
             </w:tcMar>
-            <w:shd w:fill="F2F2F2"/>
           </w:tcPr>
           <w:p>
             <w:pPr>
               <w:keepNext/>
-              <w:spacing w:before="60" w:after="60" w:line="252" w:lineRule="auto"/>
-              <w:jc w:val="left"/>
             </w:pPr>
             <w:r>
               <w:rPr>
-                <w:rFonts w:ascii="Times New Roman" w:hAnsi="Times New Roman"/>
                 <w:b/>
-                <w:color w:val="000000"/>
-                <w:sz w:val="24"/>
+                <w:color w:val="FFFFFF"/>
+                <w:sz w:val="18"/>
               </w:rPr>
               <w:t>Identitas</w:t>
             </w:r>
@@ -94,28 +73,25 @@
         </w:tc>
         <w:tc>
           <w:tcPr>
-            <w:tcW w:type="dxa" w:w="7257"/>
+            <w:tcW w:type="dxa" w:w="6984"/>
+            <w:shd w:fill="243B53"/>
             <w:vAlign w:val="center"/>
             <w:tcMar>
-              <w:top w:w="70" w:type="dxa"/>
-              <w:bottom w:w="70" w:type="dxa"/>
-              <w:left w:w="85" w:type="dxa"/>
-              <w:right w:w="85" w:type="dxa"/>
+              <w:top w:w="90" w:type="dxa"/>
+              <w:bottom w:w="90" w:type="dxa"/>
+              <w:left w:w="90" w:type="dxa"/>
+              <w:right w:w="90" w:type="dxa"/>
             </w:tcMar>
-            <w:shd w:fill="F2F2F2"/>
           </w:tcPr>
           <w:p>
             <w:pPr>
               <w:keepNext/>
-              <w:spacing w:before="60" w:after="60" w:line="252" w:lineRule="auto"/>
-              <w:jc w:val="left"/>
             </w:pPr>
             <w:r>
               <w:rPr>
-                <w:rFonts w:ascii="Times New Roman" w:hAnsi="Times New Roman"/>
                 <w:b/>
-                <w:color w:val="000000"/>
-                <w:sz w:val="24"/>
+                <w:color w:val="FFFFFF"/>
+                <w:sz w:val="18"/>
               </w:rPr>
               <w:t>Isian</w:t>
             </w:r>
@@ -123,32 +99,24 @@
         </w:tc>
       </w:tr>
       <w:tr>
-        <w:trPr>
-          <w:cantSplit/>
-        </w:trPr>
         <w:tc>
           <w:tcPr>
-            <w:tcW w:type="dxa" w:w="2551"/>
+            <w:tcW w:type="dxa" w:w="2736"/>
             <w:vAlign w:val="center"/>
             <w:tcMar>
-              <w:top w:w="70" w:type="dxa"/>
-              <w:bottom w:w="70" w:type="dxa"/>
-              <w:left w:w="85" w:type="dxa"/>
-              <w:right w:w="85" w:type="dxa"/>
+              <w:top w:w="90" w:type="dxa"/>
+              <w:bottom w:w="90" w:type="dxa"/>
+              <w:left w:w="90" w:type="dxa"/>
+              <w:right w:w="90" w:type="dxa"/>
             </w:tcMar>
-            <w:shd w:fill="FFFFFF"/>
           </w:tcPr>
           <w:p>
             <w:pPr>
-              <w:spacing w:before="60" w:after="60" w:line="252" w:lineRule="auto"/>
-              <w:jc w:val="left"/>
+              <w:spacing w:after="0"/>
             </w:pPr>
             <w:r>
               <w:rPr>
-                <w:rFonts w:ascii="Times New Roman" w:hAnsi="Times New Roman"/>
-                <w:b w:val="0"/>
-                <w:color w:val="000000"/>
-                <w:sz w:val="24"/>
+                <w:sz w:val="18"/>
               </w:rPr>
               <w:t>Nama dan NIM</w:t>
             </w:r>
@@ -156,27 +124,22 @@
         </w:tc>
         <w:tc>
           <w:tcPr>
-            <w:tcW w:type="dxa" w:w="7257"/>
+            <w:tcW w:type="dxa" w:w="6984"/>
             <w:vAlign w:val="center"/>
             <w:tcMar>
-              <w:top w:w="70" w:type="dxa"/>
-              <w:bottom w:w="70" w:type="dxa"/>
-              <w:left w:w="85" w:type="dxa"/>
-              <w:right w:w="85" w:type="dxa"/>
+              <w:top w:w="90" w:type="dxa"/>
+              <w:bottom w:w="90" w:type="dxa"/>
+              <w:left w:w="90" w:type="dxa"/>
+              <w:right w:w="90" w:type="dxa"/>
             </w:tcMar>
-            <w:shd w:fill="FFFFFF"/>
           </w:tcPr>
           <w:p>
             <w:pPr>
-              <w:spacing w:before="60" w:after="60" w:line="252" w:lineRule="auto"/>
-              <w:jc w:val="left"/>
+              <w:spacing w:after="0"/>
             </w:pPr>
             <w:r>
               <w:rPr>
-                <w:rFonts w:ascii="Times New Roman" w:hAnsi="Times New Roman"/>
-                <w:b w:val="0"/>
-                <w:color w:val="000000"/>
-                <w:sz w:val="24"/>
+                <w:sz w:val="18"/>
               </w:rPr>
               <w:t>Dyas Nakata Hilwan — 251511009</w:t>
             </w:r>
@@ -184,32 +147,25 @@
         </w:tc>
       </w:tr>
       <w:tr>
-        <w:trPr>
-          <w:cantSplit/>
-        </w:trPr>
         <w:tc>
           <w:tcPr>
-            <w:tcW w:type="dxa" w:w="2551"/>
+            <w:tcW w:type="dxa" w:w="2736"/>
+            <w:shd w:fill="F6F8FA"/>
             <w:vAlign w:val="center"/>
             <w:tcMar>
-              <w:top w:w="70" w:type="dxa"/>
-              <w:bottom w:w="70" w:type="dxa"/>
-              <w:left w:w="85" w:type="dxa"/>
-              <w:right w:w="85" w:type="dxa"/>
+              <w:top w:w="90" w:type="dxa"/>
+              <w:bottom w:w="90" w:type="dxa"/>
+              <w:left w:w="90" w:type="dxa"/>
+              <w:right w:w="90" w:type="dxa"/>
             </w:tcMar>
-            <w:shd w:fill="FFFFFF"/>
           </w:tcPr>
           <w:p>
             <w:pPr>
-              <w:spacing w:before="60" w:after="60" w:line="252" w:lineRule="auto"/>
-              <w:jc w:val="left"/>
+              <w:spacing w:after="0"/>
             </w:pPr>
             <w:r>
               <w:rPr>
-                <w:rFonts w:ascii="Times New Roman" w:hAnsi="Times New Roman"/>
-                <w:b w:val="0"/>
-                <w:color w:val="000000"/>
-                <w:sz w:val="24"/>
+                <w:sz w:val="18"/>
               </w:rPr>
               <w:t>Kelas dan kelompok</w:t>
             </w:r>
@@ -217,27 +173,23 @@
         </w:tc>
         <w:tc>
           <w:tcPr>
-            <w:tcW w:type="dxa" w:w="7257"/>
+            <w:tcW w:type="dxa" w:w="6984"/>
+            <w:shd w:fill="F6F8FA"/>
             <w:vAlign w:val="center"/>
             <w:tcMar>
-              <w:top w:w="70" w:type="dxa"/>
-              <w:bottom w:w="70" w:type="dxa"/>
-              <w:left w:w="85" w:type="dxa"/>
-              <w:right w:w="85" w:type="dxa"/>
+              <w:top w:w="90" w:type="dxa"/>
+              <w:bottom w:w="90" w:type="dxa"/>
+              <w:left w:w="90" w:type="dxa"/>
+              <w:right w:w="90" w:type="dxa"/>
             </w:tcMar>
-            <w:shd w:fill="FFFFFF"/>
           </w:tcPr>
           <w:p>
             <w:pPr>
-              <w:spacing w:before="60" w:after="60" w:line="252" w:lineRule="auto"/>
-              <w:jc w:val="left"/>
+              <w:spacing w:after="0"/>
             </w:pPr>
             <w:r>
               <w:rPr>
-                <w:rFonts w:ascii="Times New Roman" w:hAnsi="Times New Roman"/>
-                <w:b w:val="0"/>
-                <w:color w:val="000000"/>
-                <w:sz w:val="24"/>
+                <w:sz w:val="18"/>
               </w:rPr>
               <w:t>Kelas D3 A; kelompok: ____________________</w:t>
             </w:r>
@@ -245,32 +197,24 @@
         </w:tc>
       </w:tr>
       <w:tr>
-        <w:trPr>
-          <w:cantSplit/>
-        </w:trPr>
         <w:tc>
           <w:tcPr>
-            <w:tcW w:type="dxa" w:w="2551"/>
+            <w:tcW w:type="dxa" w:w="2736"/>
             <w:vAlign w:val="center"/>
             <w:tcMar>
-              <w:top w:w="70" w:type="dxa"/>
-              <w:bottom w:w="70" w:type="dxa"/>
-              <w:left w:w="85" w:type="dxa"/>
-              <w:right w:w="85" w:type="dxa"/>
+              <w:top w:w="90" w:type="dxa"/>
+              <w:bottom w:w="90" w:type="dxa"/>
+              <w:left w:w="90" w:type="dxa"/>
+              <w:right w:w="90" w:type="dxa"/>
             </w:tcMar>
-            <w:shd w:fill="FFFFFF"/>
           </w:tcPr>
           <w:p>
             <w:pPr>
-              <w:spacing w:before="60" w:after="60" w:line="252" w:lineRule="auto"/>
-              <w:jc w:val="left"/>
+              <w:spacing w:after="0"/>
             </w:pPr>
             <w:r>
               <w:rPr>
-                <w:rFonts w:ascii="Times New Roman" w:hAnsi="Times New Roman"/>
-                <w:b w:val="0"/>
-                <w:color w:val="000000"/>
-                <w:sz w:val="24"/>
+                <w:sz w:val="18"/>
               </w:rPr>
               <w:t>Repository dan branch</w:t>
             </w:r>
@@ -278,27 +222,22 @@
         </w:tc>
         <w:tc>
           <w:tcPr>
-            <w:tcW w:type="dxa" w:w="7257"/>
+            <w:tcW w:type="dxa" w:w="6984"/>
             <w:vAlign w:val="center"/>
             <w:tcMar>
-              <w:top w:w="70" w:type="dxa"/>
-              <w:bottom w:w="70" w:type="dxa"/>
-              <w:left w:w="85" w:type="dxa"/>
-              <w:right w:w="85" w:type="dxa"/>
+              <w:top w:w="90" w:type="dxa"/>
+              <w:bottom w:w="90" w:type="dxa"/>
+              <w:left w:w="90" w:type="dxa"/>
+              <w:right w:w="90" w:type="dxa"/>
             </w:tcMar>
-            <w:shd w:fill="FFFFFF"/>
           </w:tcPr>
           <w:p>
             <w:pPr>
-              <w:spacing w:before="60" w:after="60" w:line="252" w:lineRule="auto"/>
-              <w:jc w:val="left"/>
+              <w:spacing w:after="0"/>
             </w:pPr>
             <w:r>
               <w:rPr>
-                <w:rFonts w:ascii="Times New Roman" w:hAnsi="Times New Roman"/>
-                <w:b w:val="0"/>
-                <w:color w:val="000000"/>
-                <w:sz w:val="24"/>
+                <w:sz w:val="18"/>
               </w:rPr>
               <w:t>https://github.com/nanakata25/proyek-3-week-5</w:t>
               <w:br/>
@@ -308,32 +247,25 @@
         </w:tc>
       </w:tr>
       <w:tr>
-        <w:trPr>
-          <w:cantSplit/>
-        </w:trPr>
         <w:tc>
           <w:tcPr>
-            <w:tcW w:type="dxa" w:w="2551"/>
+            <w:tcW w:type="dxa" w:w="2736"/>
+            <w:shd w:fill="F6F8FA"/>
             <w:vAlign w:val="center"/>
             <w:tcMar>
-              <w:top w:w="70" w:type="dxa"/>
-              <w:bottom w:w="70" w:type="dxa"/>
-              <w:left w:w="85" w:type="dxa"/>
-              <w:right w:w="85" w:type="dxa"/>
+              <w:top w:w="90" w:type="dxa"/>
+              <w:bottom w:w="90" w:type="dxa"/>
+              <w:left w:w="90" w:type="dxa"/>
+              <w:right w:w="90" w:type="dxa"/>
             </w:tcMar>
-            <w:shd w:fill="FFFFFF"/>
           </w:tcPr>
           <w:p>
             <w:pPr>
-              <w:spacing w:before="60" w:after="60" w:line="252" w:lineRule="auto"/>
-              <w:jc w:val="left"/>
+              <w:spacing w:after="0"/>
             </w:pPr>
             <w:r>
               <w:rPr>
-                <w:rFonts w:ascii="Times New Roman" w:hAnsi="Times New Roman"/>
-                <w:b w:val="0"/>
-                <w:color w:val="000000"/>
-                <w:sz w:val="24"/>
+                <w:sz w:val="18"/>
               </w:rPr>
               <w:t>Checkpoint dari W05</w:t>
             </w:r>
@@ -341,27 +273,23 @@
         </w:tc>
         <w:tc>
           <w:tcPr>
-            <w:tcW w:type="dxa" w:w="7257"/>
+            <w:tcW w:type="dxa" w:w="6984"/>
+            <w:shd w:fill="F6F8FA"/>
             <w:vAlign w:val="center"/>
             <w:tcMar>
-              <w:top w:w="70" w:type="dxa"/>
-              <w:bottom w:w="70" w:type="dxa"/>
-              <w:left w:w="85" w:type="dxa"/>
-              <w:right w:w="85" w:type="dxa"/>
+              <w:top w:w="90" w:type="dxa"/>
+              <w:bottom w:w="90" w:type="dxa"/>
+              <w:left w:w="90" w:type="dxa"/>
+              <w:right w:w="90" w:type="dxa"/>
             </w:tcMar>
-            <w:shd w:fill="FFFFFF"/>
           </w:tcPr>
           <w:p>
             <w:pPr>
-              <w:spacing w:before="60" w:after="60" w:line="252" w:lineRule="auto"/>
-              <w:jc w:val="left"/>
+              <w:spacing w:after="0"/>
             </w:pPr>
             <w:r>
               <w:rPr>
-                <w:rFonts w:ascii="Times New Roman" w:hAnsi="Times New Roman"/>
-                <w:b w:val="0"/>
-                <w:color w:val="000000"/>
-                <w:sz w:val="24"/>
+                <w:sz w:val="18"/>
               </w:rPr>
               <w:t>a0fd091 — baseline login dan stateless cart sebelum Modul 5.</w:t>
             </w:r>
@@ -379,12 +307,6 @@
         <w:pStyle w:val="Heading1"/>
       </w:pPr>
       <w:r>
-        <w:rPr>
-          <w:rFonts w:ascii="Times New Roman" w:hAnsi="Times New Roman"/>
-          <w:b/>
-          <w:color w:val="000000"/>
-          <w:sz w:val="28"/>
-        </w:rPr>
         <w:t>Petunjuk Penggunaan</w:t>
       </w:r>
     </w:p>
@@ -393,11 +315,6 @@
         <w:pStyle w:val="ListBullet"/>
       </w:pPr>
       <w:r>
-        <w:rPr>
-          <w:rFonts w:ascii="Times New Roman" w:hAnsi="Times New Roman"/>
-          <w:color w:val="000000"/>
-          <w:sz w:val="24"/>
-        </w:rPr>
         <w:t>Isi prediksi sebelum menjalankan kode. Catat hasil aktual berdasarkan HTTP status, database, dan log.</w:t>
       </w:r>
     </w:p>
@@ -406,11 +323,6 @@
         <w:pStyle w:val="ListBullet"/>
       </w:pPr>
       <w:r>
-        <w:rPr>
-          <w:rFonts w:ascii="Times New Roman" w:hAnsi="Times New Roman"/>
-          <w:color w:val="000000"/>
-          <w:sz w:val="24"/>
-        </w:rPr>
         <w:t>Gunakan Modul 5 untuk prosedur. Worksheet digunakan untuk membuktikan alasan, bukan menyalin semua source code.</w:t>
       </w:r>
     </w:p>
@@ -419,11 +331,6 @@
         <w:pStyle w:val="ListBullet"/>
       </w:pPr>
       <w:r>
-        <w:rPr>
-          <w:rFonts w:ascii="Times New Roman" w:hAnsi="Times New Roman"/>
-          <w:color w:val="000000"/>
-          <w:sz w:val="24"/>
-        </w:rPr>
         <w:t>Jangan sertakan password, token, session cookie, atau .env pada screenshot yang dikumpulkan.</w:t>
       </w:r>
     </w:p>
@@ -432,76 +339,37 @@
         <w:pStyle w:val="Heading1"/>
       </w:pPr>
       <w:r>
-        <w:rPr>
-          <w:rFonts w:ascii="Times New Roman" w:hAnsi="Times New Roman"/>
-          <w:b/>
-          <w:color w:val="000000"/>
-          <w:sz w:val="28"/>
-        </w:rPr>
         <w:t>A Aktivasi Pengetahuan W05 W06</w:t>
       </w:r>
     </w:p>
     <w:p>
-      <w:pPr>
-        <w:keepNext/>
-      </w:pPr>
       <w:r>
-        <w:rPr>
-          <w:rFonts w:ascii="Times New Roman" w:hAnsi="Times New Roman"/>
-          <w:color w:val="000000"/>
-          <w:sz w:val="24"/>
-        </w:rPr>
         <w:t>A1. Apa yang dipertahankan session Laravel setelah login? Data apa yang tetap harus dikirim pada setiap request cart stateless?</w:t>
       </w:r>
     </w:p>
     <w:p>
       <w:pPr>
-        <w:spacing w:after="120" w:line="264" w:lineRule="auto"/>
-        <w:jc w:val="left"/>
+        <w:spacing w:after="60"/>
       </w:pPr>
       <w:r>
-        <w:rPr>
-          <w:rFonts w:ascii="Times New Roman" w:hAnsi="Times New Roman"/>
-          <w:color w:val="000000"/>
-          <w:sz w:val="24"/>
-        </w:rPr>
         <w:t>Session mempertahankan identitas autentikasi sehingga Laravel mengenali user pada request berikutnya melalui session identifier. Isi cart tidak disimpan sebagai session cart; browser tetap mengirim JSON cart berisi ID dan jumlah barang, serta product_id saat menambah barang. Harga dihitung dari katalog server. Identitas login dan state keranjang merupakan dua hal yang berbeda.</w:t>
       </w:r>
     </w:p>
     <w:p>
-      <w:pPr>
-        <w:keepNext/>
-      </w:pPr>
       <w:r>
-        <w:rPr>
-          <w:rFonts w:ascii="Times New Roman" w:hAnsi="Times New Roman"/>
-          <w:color w:val="000000"/>
-          <w:sz w:val="24"/>
-        </w:rPr>
         <w:t>A2. Pada W06, bagaimana Anda mengamati Request Payload dan Response melalui DevTools? Apa perbedaannya dengan Observer yang berjalan di server?</w:t>
       </w:r>
     </w:p>
     <w:p>
       <w:pPr>
-        <w:spacing w:after="120" w:line="264" w:lineRule="auto"/>
-        <w:jc w:val="left"/>
+        <w:spacing w:after="60"/>
       </w:pPr>
       <w:r>
-        <w:rPr>
-          <w:rFonts w:ascii="Times New Roman" w:hAnsi="Times New Roman"/>
-          <w:color w:val="000000"/>
-          <w:sz w:val="24"/>
-        </w:rPr>
         <w:t>Pada DevTools saya membuka Network, memilih request cart/add atau cart/update, lalu membandingkan Request Payload dengan Response. Payload add berisi cart sebelumnya dan product_id; respons berisi items serta total setelah perhitungan. Ini adalah observasi oleh manusia. UserObserver merupakan kode server yang dipanggil Laravel saat event updated pada model User terjadi; callback tersebut tidak membaca panel DevTools.</w:t>
       </w:r>
     </w:p>
     <w:p>
       <w:r>
-        <w:rPr>
-          <w:rFonts w:ascii="Times New Roman" w:hAnsi="Times New Roman"/>
-          <w:color w:val="000000"/>
-          <w:sz w:val="24"/>
-        </w:rPr>
         <w:br w:type="page"/>
       </w:r>
     </w:p>
@@ -510,12 +378,6 @@
         <w:pStyle w:val="Heading1"/>
       </w:pPr>
       <w:r>
-        <w:rPr>
-          <w:rFonts w:ascii="Times New Roman" w:hAnsi="Times New Roman"/>
-          <w:b/>
-          <w:color w:val="000000"/>
-          <w:sz w:val="28"/>
-        </w:rPr>
         <w:t>B Role Matrix dan Business Rule</w:t>
       </w:r>
     </w:p>
@@ -534,41 +396,37 @@
         </w:tblBorders>
       </w:tblPr>
       <w:tblGrid>
-        <w:gridCol w:w="2778"/>
-        <w:gridCol w:w="1757"/>
-        <w:gridCol w:w="1757"/>
-        <w:gridCol w:w="1757"/>
-        <w:gridCol w:w="1757"/>
+        <w:gridCol w:w="1964"/>
+        <w:gridCol w:w="1964"/>
+        <w:gridCol w:w="1964"/>
+        <w:gridCol w:w="1964"/>
+        <w:gridCol w:w="1964"/>
       </w:tblGrid>
       <w:tr>
         <w:trPr>
           <w:tblHeader w:val="true"/>
-          <w:cantSplit/>
         </w:trPr>
         <w:tc>
           <w:tcPr>
-            <w:tcW w:type="dxa" w:w="2778"/>
+            <w:tcW w:type="dxa" w:w="3600"/>
+            <w:shd w:fill="243B53"/>
             <w:vAlign w:val="center"/>
             <w:tcMar>
-              <w:top w:w="70" w:type="dxa"/>
-              <w:bottom w:w="70" w:type="dxa"/>
-              <w:left w:w="85" w:type="dxa"/>
-              <w:right w:w="85" w:type="dxa"/>
+              <w:top w:w="90" w:type="dxa"/>
+              <w:bottom w:w="90" w:type="dxa"/>
+              <w:left w:w="90" w:type="dxa"/>
+              <w:right w:w="90" w:type="dxa"/>
             </w:tcMar>
-            <w:shd w:fill="F2F2F2"/>
           </w:tcPr>
           <w:p>
             <w:pPr>
               <w:keepNext/>
-              <w:spacing w:before="60" w:after="60" w:line="252" w:lineRule="auto"/>
-              <w:jc w:val="left"/>
             </w:pPr>
             <w:r>
               <w:rPr>
-                <w:rFonts w:ascii="Times New Roman" w:hAnsi="Times New Roman"/>
                 <w:b/>
-                <w:color w:val="000000"/>
-                <w:sz w:val="24"/>
+                <w:color w:val="FFFFFF"/>
+                <w:sz w:val="18"/>
               </w:rPr>
               <w:t>Aksi</w:t>
             </w:r>
@@ -576,28 +434,25 @@
         </w:tc>
         <w:tc>
           <w:tcPr>
-            <w:tcW w:type="dxa" w:w="1757"/>
+            <w:tcW w:type="dxa" w:w="1368"/>
+            <w:shd w:fill="243B53"/>
             <w:vAlign w:val="center"/>
             <w:tcMar>
-              <w:top w:w="70" w:type="dxa"/>
-              <w:bottom w:w="70" w:type="dxa"/>
-              <w:left w:w="85" w:type="dxa"/>
-              <w:right w:w="85" w:type="dxa"/>
+              <w:top w:w="90" w:type="dxa"/>
+              <w:bottom w:w="90" w:type="dxa"/>
+              <w:left w:w="90" w:type="dxa"/>
+              <w:right w:w="90" w:type="dxa"/>
             </w:tcMar>
-            <w:shd w:fill="F2F2F2"/>
           </w:tcPr>
           <w:p>
             <w:pPr>
               <w:keepNext/>
-              <w:spacing w:before="60" w:after="60" w:line="252" w:lineRule="auto"/>
-              <w:jc w:val="left"/>
             </w:pPr>
             <w:r>
               <w:rPr>
-                <w:rFonts w:ascii="Times New Roman" w:hAnsi="Times New Roman"/>
                 <w:b/>
-                <w:color w:val="000000"/>
-                <w:sz w:val="24"/>
+                <w:color w:val="FFFFFF"/>
+                <w:sz w:val="18"/>
               </w:rPr>
               <w:t>Guest</w:t>
             </w:r>
@@ -605,28 +460,25 @@
         </w:tc>
         <w:tc>
           <w:tcPr>
-            <w:tcW w:type="dxa" w:w="1757"/>
+            <w:tcW w:type="dxa" w:w="1656"/>
+            <w:shd w:fill="243B53"/>
             <w:vAlign w:val="center"/>
             <w:tcMar>
-              <w:top w:w="70" w:type="dxa"/>
-              <w:bottom w:w="70" w:type="dxa"/>
-              <w:left w:w="85" w:type="dxa"/>
-              <w:right w:w="85" w:type="dxa"/>
+              <w:top w:w="90" w:type="dxa"/>
+              <w:bottom w:w="90" w:type="dxa"/>
+              <w:left w:w="90" w:type="dxa"/>
+              <w:right w:w="90" w:type="dxa"/>
             </w:tcMar>
-            <w:shd w:fill="F2F2F2"/>
           </w:tcPr>
           <w:p>
             <w:pPr>
               <w:keepNext/>
-              <w:spacing w:before="60" w:after="60" w:line="252" w:lineRule="auto"/>
-              <w:jc w:val="left"/>
             </w:pPr>
             <w:r>
               <w:rPr>
-                <w:rFonts w:ascii="Times New Roman" w:hAnsi="Times New Roman"/>
                 <w:b/>
-                <w:color w:val="000000"/>
-                <w:sz w:val="24"/>
+                <w:color w:val="FFFFFF"/>
+                <w:sz w:val="18"/>
               </w:rPr>
               <w:t>Customer</w:t>
             </w:r>
@@ -634,28 +486,25 @@
         </w:tc>
         <w:tc>
           <w:tcPr>
-            <w:tcW w:type="dxa" w:w="1757"/>
+            <w:tcW w:type="dxa" w:w="1368"/>
+            <w:shd w:fill="243B53"/>
             <w:vAlign w:val="center"/>
             <w:tcMar>
-              <w:top w:w="70" w:type="dxa"/>
-              <w:bottom w:w="70" w:type="dxa"/>
-              <w:left w:w="85" w:type="dxa"/>
-              <w:right w:w="85" w:type="dxa"/>
+              <w:top w:w="90" w:type="dxa"/>
+              <w:bottom w:w="90" w:type="dxa"/>
+              <w:left w:w="90" w:type="dxa"/>
+              <w:right w:w="90" w:type="dxa"/>
             </w:tcMar>
-            <w:shd w:fill="F2F2F2"/>
           </w:tcPr>
           <w:p>
             <w:pPr>
               <w:keepNext/>
-              <w:spacing w:before="60" w:after="60" w:line="252" w:lineRule="auto"/>
-              <w:jc w:val="left"/>
             </w:pPr>
             <w:r>
               <w:rPr>
-                <w:rFonts w:ascii="Times New Roman" w:hAnsi="Times New Roman"/>
                 <w:b/>
-                <w:color w:val="000000"/>
-                <w:sz w:val="24"/>
+                <w:color w:val="FFFFFF"/>
+                <w:sz w:val="18"/>
               </w:rPr>
               <w:t>Staff</w:t>
             </w:r>
@@ -663,28 +512,25 @@
         </w:tc>
         <w:tc>
           <w:tcPr>
-            <w:tcW w:type="dxa" w:w="1757"/>
+            <w:tcW w:type="dxa" w:w="1728"/>
+            <w:shd w:fill="243B53"/>
             <w:vAlign w:val="center"/>
             <w:tcMar>
-              <w:top w:w="70" w:type="dxa"/>
-              <w:bottom w:w="70" w:type="dxa"/>
-              <w:left w:w="85" w:type="dxa"/>
-              <w:right w:w="85" w:type="dxa"/>
+              <w:top w:w="90" w:type="dxa"/>
+              <w:bottom w:w="90" w:type="dxa"/>
+              <w:left w:w="90" w:type="dxa"/>
+              <w:right w:w="90" w:type="dxa"/>
             </w:tcMar>
-            <w:shd w:fill="F2F2F2"/>
           </w:tcPr>
           <w:p>
             <w:pPr>
               <w:keepNext/>
-              <w:spacing w:before="60" w:after="60" w:line="252" w:lineRule="auto"/>
-              <w:jc w:val="left"/>
             </w:pPr>
             <w:r>
               <w:rPr>
-                <w:rFonts w:ascii="Times New Roman" w:hAnsi="Times New Roman"/>
                 <w:b/>
-                <w:color w:val="000000"/>
-                <w:sz w:val="24"/>
+                <w:color w:val="FFFFFF"/>
+                <w:sz w:val="18"/>
               </w:rPr>
               <w:t>Admin</w:t>
             </w:r>
@@ -692,32 +538,24 @@
         </w:tc>
       </w:tr>
       <w:tr>
-        <w:trPr>
-          <w:cantSplit/>
-        </w:trPr>
         <w:tc>
           <w:tcPr>
-            <w:tcW w:type="dxa" w:w="2778"/>
+            <w:tcW w:type="dxa" w:w="3600"/>
             <w:vAlign w:val="center"/>
             <w:tcMar>
-              <w:top w:w="70" w:type="dxa"/>
-              <w:bottom w:w="70" w:type="dxa"/>
-              <w:left w:w="85" w:type="dxa"/>
-              <w:right w:w="85" w:type="dxa"/>
+              <w:top w:w="90" w:type="dxa"/>
+              <w:bottom w:w="90" w:type="dxa"/>
+              <w:left w:w="90" w:type="dxa"/>
+              <w:right w:w="90" w:type="dxa"/>
             </w:tcMar>
-            <w:shd w:fill="FFFFFF"/>
           </w:tcPr>
           <w:p>
             <w:pPr>
-              <w:spacing w:before="60" w:after="60" w:line="252" w:lineRule="auto"/>
-              <w:jc w:val="left"/>
+              <w:spacing w:after="0"/>
             </w:pPr>
             <w:r>
               <w:rPr>
-                <w:rFonts w:ascii="Times New Roman" w:hAnsi="Times New Roman"/>
-                <w:b w:val="0"/>
-                <w:color w:val="000000"/>
-                <w:sz w:val="24"/>
+                <w:sz w:val="18"/>
               </w:rPr>
               <w:t>Lihat katalog</w:t>
             </w:r>
@@ -725,27 +563,22 @@
         </w:tc>
         <w:tc>
           <w:tcPr>
-            <w:tcW w:type="dxa" w:w="1757"/>
+            <w:tcW w:type="dxa" w:w="1368"/>
             <w:vAlign w:val="center"/>
             <w:tcMar>
-              <w:top w:w="70" w:type="dxa"/>
-              <w:bottom w:w="70" w:type="dxa"/>
-              <w:left w:w="85" w:type="dxa"/>
-              <w:right w:w="85" w:type="dxa"/>
+              <w:top w:w="90" w:type="dxa"/>
+              <w:bottom w:w="90" w:type="dxa"/>
+              <w:left w:w="90" w:type="dxa"/>
+              <w:right w:w="90" w:type="dxa"/>
             </w:tcMar>
-            <w:shd w:fill="FFFFFF"/>
           </w:tcPr>
           <w:p>
             <w:pPr>
-              <w:spacing w:before="60" w:after="60" w:line="252" w:lineRule="auto"/>
-              <w:jc w:val="left"/>
+              <w:spacing w:after="0"/>
             </w:pPr>
             <w:r>
               <w:rPr>
-                <w:rFonts w:ascii="Times New Roman" w:hAnsi="Times New Roman"/>
-                <w:b w:val="0"/>
-                <w:color w:val="000000"/>
-                <w:sz w:val="24"/>
+                <w:sz w:val="18"/>
               </w:rPr>
               <w:t>Ya</w:t>
             </w:r>
@@ -753,27 +586,22 @@
         </w:tc>
         <w:tc>
           <w:tcPr>
-            <w:tcW w:type="dxa" w:w="1757"/>
+            <w:tcW w:type="dxa" w:w="1656"/>
             <w:vAlign w:val="center"/>
             <w:tcMar>
-              <w:top w:w="70" w:type="dxa"/>
-              <w:bottom w:w="70" w:type="dxa"/>
-              <w:left w:w="85" w:type="dxa"/>
-              <w:right w:w="85" w:type="dxa"/>
+              <w:top w:w="90" w:type="dxa"/>
+              <w:bottom w:w="90" w:type="dxa"/>
+              <w:left w:w="90" w:type="dxa"/>
+              <w:right w:w="90" w:type="dxa"/>
             </w:tcMar>
-            <w:shd w:fill="FFFFFF"/>
           </w:tcPr>
           <w:p>
             <w:pPr>
-              <w:spacing w:before="60" w:after="60" w:line="252" w:lineRule="auto"/>
-              <w:jc w:val="left"/>
+              <w:spacing w:after="0"/>
             </w:pPr>
             <w:r>
               <w:rPr>
-                <w:rFonts w:ascii="Times New Roman" w:hAnsi="Times New Roman"/>
-                <w:b w:val="0"/>
-                <w:color w:val="000000"/>
-                <w:sz w:val="24"/>
+                <w:sz w:val="18"/>
               </w:rPr>
               <w:t>Ya</w:t>
             </w:r>
@@ -781,27 +609,22 @@
         </w:tc>
         <w:tc>
           <w:tcPr>
-            <w:tcW w:type="dxa" w:w="1757"/>
+            <w:tcW w:type="dxa" w:w="1368"/>
             <w:vAlign w:val="center"/>
             <w:tcMar>
-              <w:top w:w="70" w:type="dxa"/>
-              <w:bottom w:w="70" w:type="dxa"/>
-              <w:left w:w="85" w:type="dxa"/>
-              <w:right w:w="85" w:type="dxa"/>
+              <w:top w:w="90" w:type="dxa"/>
+              <w:bottom w:w="90" w:type="dxa"/>
+              <w:left w:w="90" w:type="dxa"/>
+              <w:right w:w="90" w:type="dxa"/>
             </w:tcMar>
-            <w:shd w:fill="FFFFFF"/>
           </w:tcPr>
           <w:p>
             <w:pPr>
-              <w:spacing w:before="60" w:after="60" w:line="252" w:lineRule="auto"/>
-              <w:jc w:val="left"/>
+              <w:spacing w:after="0"/>
             </w:pPr>
             <w:r>
               <w:rPr>
-                <w:rFonts w:ascii="Times New Roman" w:hAnsi="Times New Roman"/>
-                <w:b w:val="0"/>
-                <w:color w:val="000000"/>
-                <w:sz w:val="24"/>
+                <w:sz w:val="18"/>
               </w:rPr>
               <w:t>Ya</w:t>
             </w:r>
@@ -809,27 +632,22 @@
         </w:tc>
         <w:tc>
           <w:tcPr>
-            <w:tcW w:type="dxa" w:w="1757"/>
+            <w:tcW w:type="dxa" w:w="1728"/>
             <w:vAlign w:val="center"/>
             <w:tcMar>
-              <w:top w:w="70" w:type="dxa"/>
-              <w:bottom w:w="70" w:type="dxa"/>
-              <w:left w:w="85" w:type="dxa"/>
-              <w:right w:w="85" w:type="dxa"/>
+              <w:top w:w="90" w:type="dxa"/>
+              <w:bottom w:w="90" w:type="dxa"/>
+              <w:left w:w="90" w:type="dxa"/>
+              <w:right w:w="90" w:type="dxa"/>
             </w:tcMar>
-            <w:shd w:fill="FFFFFF"/>
           </w:tcPr>
           <w:p>
             <w:pPr>
-              <w:spacing w:before="60" w:after="60" w:line="252" w:lineRule="auto"/>
-              <w:jc w:val="left"/>
+              <w:spacing w:after="0"/>
             </w:pPr>
             <w:r>
               <w:rPr>
-                <w:rFonts w:ascii="Times New Roman" w:hAnsi="Times New Roman"/>
-                <w:b w:val="0"/>
-                <w:color w:val="000000"/>
-                <w:sz w:val="24"/>
+                <w:sz w:val="18"/>
               </w:rPr>
               <w:t>Ya</w:t>
             </w:r>
@@ -837,32 +655,25 @@
         </w:tc>
       </w:tr>
       <w:tr>
-        <w:trPr>
-          <w:cantSplit/>
-        </w:trPr>
         <w:tc>
           <w:tcPr>
-            <w:tcW w:type="dxa" w:w="2778"/>
+            <w:tcW w:type="dxa" w:w="3600"/>
+            <w:shd w:fill="F6F8FA"/>
             <w:vAlign w:val="center"/>
             <w:tcMar>
-              <w:top w:w="70" w:type="dxa"/>
-              <w:bottom w:w="70" w:type="dxa"/>
-              <w:left w:w="85" w:type="dxa"/>
-              <w:right w:w="85" w:type="dxa"/>
+              <w:top w:w="90" w:type="dxa"/>
+              <w:bottom w:w="90" w:type="dxa"/>
+              <w:left w:w="90" w:type="dxa"/>
+              <w:right w:w="90" w:type="dxa"/>
             </w:tcMar>
-            <w:shd w:fill="FFFFFF"/>
           </w:tcPr>
           <w:p>
             <w:pPr>
-              <w:spacing w:before="60" w:after="60" w:line="252" w:lineRule="auto"/>
-              <w:jc w:val="left"/>
+              <w:spacing w:after="0"/>
             </w:pPr>
             <w:r>
               <w:rPr>
-                <w:rFonts w:ascii="Times New Roman" w:hAnsi="Times New Roman"/>
-                <w:b w:val="0"/>
-                <w:color w:val="000000"/>
-                <w:sz w:val="24"/>
+                <w:sz w:val="18"/>
               </w:rPr>
               <w:t>POST cart/add</w:t>
             </w:r>
@@ -870,27 +681,23 @@
         </w:tc>
         <w:tc>
           <w:tcPr>
-            <w:tcW w:type="dxa" w:w="1757"/>
+            <w:tcW w:type="dxa" w:w="1368"/>
+            <w:shd w:fill="F6F8FA"/>
             <w:vAlign w:val="center"/>
             <w:tcMar>
-              <w:top w:w="70" w:type="dxa"/>
-              <w:bottom w:w="70" w:type="dxa"/>
-              <w:left w:w="85" w:type="dxa"/>
-              <w:right w:w="85" w:type="dxa"/>
+              <w:top w:w="90" w:type="dxa"/>
+              <w:bottom w:w="90" w:type="dxa"/>
+              <w:left w:w="90" w:type="dxa"/>
+              <w:right w:w="90" w:type="dxa"/>
             </w:tcMar>
-            <w:shd w:fill="FFFFFF"/>
           </w:tcPr>
           <w:p>
             <w:pPr>
-              <w:spacing w:before="60" w:after="60" w:line="252" w:lineRule="auto"/>
-              <w:jc w:val="left"/>
+              <w:spacing w:after="0"/>
             </w:pPr>
             <w:r>
               <w:rPr>
-                <w:rFonts w:ascii="Times New Roman" w:hAnsi="Times New Roman"/>
-                <w:b w:val="0"/>
-                <w:color w:val="000000"/>
-                <w:sz w:val="24"/>
+                <w:sz w:val="18"/>
               </w:rPr>
               <w:t>Tidak</w:t>
             </w:r>
@@ -898,27 +705,23 @@
         </w:tc>
         <w:tc>
           <w:tcPr>
-            <w:tcW w:type="dxa" w:w="1757"/>
+            <w:tcW w:type="dxa" w:w="1656"/>
+            <w:shd w:fill="F6F8FA"/>
             <w:vAlign w:val="center"/>
             <w:tcMar>
-              <w:top w:w="70" w:type="dxa"/>
-              <w:bottom w:w="70" w:type="dxa"/>
-              <w:left w:w="85" w:type="dxa"/>
-              <w:right w:w="85" w:type="dxa"/>
+              <w:top w:w="90" w:type="dxa"/>
+              <w:bottom w:w="90" w:type="dxa"/>
+              <w:left w:w="90" w:type="dxa"/>
+              <w:right w:w="90" w:type="dxa"/>
             </w:tcMar>
-            <w:shd w:fill="FFFFFF"/>
           </w:tcPr>
           <w:p>
             <w:pPr>
-              <w:spacing w:before="60" w:after="60" w:line="252" w:lineRule="auto"/>
-              <w:jc w:val="left"/>
+              <w:spacing w:after="0"/>
             </w:pPr>
             <w:r>
               <w:rPr>
-                <w:rFonts w:ascii="Times New Roman" w:hAnsi="Times New Roman"/>
-                <w:b w:val="0"/>
-                <w:color w:val="000000"/>
-                <w:sz w:val="24"/>
+                <w:sz w:val="18"/>
               </w:rPr>
               <w:t>Ya</w:t>
             </w:r>
@@ -926,27 +729,23 @@
         </w:tc>
         <w:tc>
           <w:tcPr>
-            <w:tcW w:type="dxa" w:w="1757"/>
+            <w:tcW w:type="dxa" w:w="1368"/>
+            <w:shd w:fill="F6F8FA"/>
             <w:vAlign w:val="center"/>
             <w:tcMar>
-              <w:top w:w="70" w:type="dxa"/>
-              <w:bottom w:w="70" w:type="dxa"/>
-              <w:left w:w="85" w:type="dxa"/>
-              <w:right w:w="85" w:type="dxa"/>
+              <w:top w:w="90" w:type="dxa"/>
+              <w:bottom w:w="90" w:type="dxa"/>
+              <w:left w:w="90" w:type="dxa"/>
+              <w:right w:w="90" w:type="dxa"/>
             </w:tcMar>
-            <w:shd w:fill="FFFFFF"/>
           </w:tcPr>
           <w:p>
             <w:pPr>
-              <w:spacing w:before="60" w:after="60" w:line="252" w:lineRule="auto"/>
-              <w:jc w:val="left"/>
+              <w:spacing w:after="0"/>
             </w:pPr>
             <w:r>
               <w:rPr>
-                <w:rFonts w:ascii="Times New Roman" w:hAnsi="Times New Roman"/>
-                <w:b w:val="0"/>
-                <w:color w:val="000000"/>
-                <w:sz w:val="24"/>
+                <w:sz w:val="18"/>
               </w:rPr>
               <w:t>Tidak</w:t>
             </w:r>
@@ -954,27 +753,23 @@
         </w:tc>
         <w:tc>
           <w:tcPr>
-            <w:tcW w:type="dxa" w:w="1757"/>
+            <w:tcW w:type="dxa" w:w="1728"/>
+            <w:shd w:fill="F6F8FA"/>
             <w:vAlign w:val="center"/>
             <w:tcMar>
-              <w:top w:w="70" w:type="dxa"/>
-              <w:bottom w:w="70" w:type="dxa"/>
-              <w:left w:w="85" w:type="dxa"/>
-              <w:right w:w="85" w:type="dxa"/>
+              <w:top w:w="90" w:type="dxa"/>
+              <w:bottom w:w="90" w:type="dxa"/>
+              <w:left w:w="90" w:type="dxa"/>
+              <w:right w:w="90" w:type="dxa"/>
             </w:tcMar>
-            <w:shd w:fill="FFFFFF"/>
           </w:tcPr>
           <w:p>
             <w:pPr>
-              <w:spacing w:before="60" w:after="60" w:line="252" w:lineRule="auto"/>
-              <w:jc w:val="left"/>
+              <w:spacing w:after="0"/>
             </w:pPr>
             <w:r>
               <w:rPr>
-                <w:rFonts w:ascii="Times New Roman" w:hAnsi="Times New Roman"/>
-                <w:b w:val="0"/>
-                <w:color w:val="000000"/>
-                <w:sz w:val="24"/>
+                <w:sz w:val="18"/>
               </w:rPr>
               <w:t>Tidak</w:t>
             </w:r>
@@ -982,32 +777,24 @@
         </w:tc>
       </w:tr>
       <w:tr>
-        <w:trPr>
-          <w:cantSplit/>
-        </w:trPr>
         <w:tc>
           <w:tcPr>
-            <w:tcW w:type="dxa" w:w="2778"/>
+            <w:tcW w:type="dxa" w:w="3600"/>
             <w:vAlign w:val="center"/>
             <w:tcMar>
-              <w:top w:w="70" w:type="dxa"/>
-              <w:bottom w:w="70" w:type="dxa"/>
-              <w:left w:w="85" w:type="dxa"/>
-              <w:right w:w="85" w:type="dxa"/>
+              <w:top w:w="90" w:type="dxa"/>
+              <w:bottom w:w="90" w:type="dxa"/>
+              <w:left w:w="90" w:type="dxa"/>
+              <w:right w:w="90" w:type="dxa"/>
             </w:tcMar>
-            <w:shd w:fill="FFFFFF"/>
           </w:tcPr>
           <w:p>
             <w:pPr>
-              <w:spacing w:before="60" w:after="60" w:line="252" w:lineRule="auto"/>
-              <w:jc w:val="left"/>
+              <w:spacing w:after="0"/>
             </w:pPr>
             <w:r>
               <w:rPr>
-                <w:rFonts w:ascii="Times New Roman" w:hAnsi="Times New Roman"/>
-                <w:b w:val="0"/>
-                <w:color w:val="000000"/>
-                <w:sz w:val="24"/>
+                <w:sz w:val="18"/>
               </w:rPr>
               <w:t>Lihat stok</w:t>
             </w:r>
@@ -1015,27 +802,22 @@
         </w:tc>
         <w:tc>
           <w:tcPr>
-            <w:tcW w:type="dxa" w:w="1757"/>
+            <w:tcW w:type="dxa" w:w="1368"/>
             <w:vAlign w:val="center"/>
             <w:tcMar>
-              <w:top w:w="70" w:type="dxa"/>
-              <w:bottom w:w="70" w:type="dxa"/>
-              <w:left w:w="85" w:type="dxa"/>
-              <w:right w:w="85" w:type="dxa"/>
+              <w:top w:w="90" w:type="dxa"/>
+              <w:bottom w:w="90" w:type="dxa"/>
+              <w:left w:w="90" w:type="dxa"/>
+              <w:right w:w="90" w:type="dxa"/>
             </w:tcMar>
-            <w:shd w:fill="FFFFFF"/>
           </w:tcPr>
           <w:p>
             <w:pPr>
-              <w:spacing w:before="60" w:after="60" w:line="252" w:lineRule="auto"/>
-              <w:jc w:val="left"/>
+              <w:spacing w:after="0"/>
             </w:pPr>
             <w:r>
               <w:rPr>
-                <w:rFonts w:ascii="Times New Roman" w:hAnsi="Times New Roman"/>
-                <w:b w:val="0"/>
-                <w:color w:val="000000"/>
-                <w:sz w:val="24"/>
+                <w:sz w:val="18"/>
               </w:rPr>
               <w:t>Tidak</w:t>
             </w:r>
@@ -1043,27 +825,22 @@
         </w:tc>
         <w:tc>
           <w:tcPr>
-            <w:tcW w:type="dxa" w:w="1757"/>
+            <w:tcW w:type="dxa" w:w="1656"/>
             <w:vAlign w:val="center"/>
             <w:tcMar>
-              <w:top w:w="70" w:type="dxa"/>
-              <w:bottom w:w="70" w:type="dxa"/>
-              <w:left w:w="85" w:type="dxa"/>
-              <w:right w:w="85" w:type="dxa"/>
+              <w:top w:w="90" w:type="dxa"/>
+              <w:bottom w:w="90" w:type="dxa"/>
+              <w:left w:w="90" w:type="dxa"/>
+              <w:right w:w="90" w:type="dxa"/>
             </w:tcMar>
-            <w:shd w:fill="FFFFFF"/>
           </w:tcPr>
           <w:p>
             <w:pPr>
-              <w:spacing w:before="60" w:after="60" w:line="252" w:lineRule="auto"/>
-              <w:jc w:val="left"/>
+              <w:spacing w:after="0"/>
             </w:pPr>
             <w:r>
               <w:rPr>
-                <w:rFonts w:ascii="Times New Roman" w:hAnsi="Times New Roman"/>
-                <w:b w:val="0"/>
-                <w:color w:val="000000"/>
-                <w:sz w:val="24"/>
+                <w:sz w:val="18"/>
               </w:rPr>
               <w:t>Tidak</w:t>
             </w:r>
@@ -1071,27 +848,22 @@
         </w:tc>
         <w:tc>
           <w:tcPr>
-            <w:tcW w:type="dxa" w:w="1757"/>
+            <w:tcW w:type="dxa" w:w="1368"/>
             <w:vAlign w:val="center"/>
             <w:tcMar>
-              <w:top w:w="70" w:type="dxa"/>
-              <w:bottom w:w="70" w:type="dxa"/>
-              <w:left w:w="85" w:type="dxa"/>
-              <w:right w:w="85" w:type="dxa"/>
+              <w:top w:w="90" w:type="dxa"/>
+              <w:bottom w:w="90" w:type="dxa"/>
+              <w:left w:w="90" w:type="dxa"/>
+              <w:right w:w="90" w:type="dxa"/>
             </w:tcMar>
-            <w:shd w:fill="FFFFFF"/>
           </w:tcPr>
           <w:p>
             <w:pPr>
-              <w:spacing w:before="60" w:after="60" w:line="252" w:lineRule="auto"/>
-              <w:jc w:val="left"/>
+              <w:spacing w:after="0"/>
             </w:pPr>
             <w:r>
               <w:rPr>
-                <w:rFonts w:ascii="Times New Roman" w:hAnsi="Times New Roman"/>
-                <w:b w:val="0"/>
-                <w:color w:val="000000"/>
-                <w:sz w:val="24"/>
+                <w:sz w:val="18"/>
               </w:rPr>
               <w:t>Ya</w:t>
             </w:r>
@@ -1099,27 +871,22 @@
         </w:tc>
         <w:tc>
           <w:tcPr>
-            <w:tcW w:type="dxa" w:w="1757"/>
+            <w:tcW w:type="dxa" w:w="1728"/>
             <w:vAlign w:val="center"/>
             <w:tcMar>
-              <w:top w:w="70" w:type="dxa"/>
-              <w:bottom w:w="70" w:type="dxa"/>
-              <w:left w:w="85" w:type="dxa"/>
-              <w:right w:w="85" w:type="dxa"/>
+              <w:top w:w="90" w:type="dxa"/>
+              <w:bottom w:w="90" w:type="dxa"/>
+              <w:left w:w="90" w:type="dxa"/>
+              <w:right w:w="90" w:type="dxa"/>
             </w:tcMar>
-            <w:shd w:fill="FFFFFF"/>
           </w:tcPr>
           <w:p>
             <w:pPr>
-              <w:spacing w:before="60" w:after="60" w:line="252" w:lineRule="auto"/>
-              <w:jc w:val="left"/>
+              <w:spacing w:after="0"/>
             </w:pPr>
             <w:r>
               <w:rPr>
-                <w:rFonts w:ascii="Times New Roman" w:hAnsi="Times New Roman"/>
-                <w:b w:val="0"/>
-                <w:color w:val="000000"/>
-                <w:sz w:val="24"/>
+                <w:sz w:val="18"/>
               </w:rPr>
               <w:t>Ya</w:t>
             </w:r>
@@ -1127,32 +894,25 @@
         </w:tc>
       </w:tr>
       <w:tr>
-        <w:trPr>
-          <w:cantSplit/>
-        </w:trPr>
         <w:tc>
           <w:tcPr>
-            <w:tcW w:type="dxa" w:w="2778"/>
+            <w:tcW w:type="dxa" w:w="3600"/>
+            <w:shd w:fill="F6F8FA"/>
             <w:vAlign w:val="center"/>
             <w:tcMar>
-              <w:top w:w="70" w:type="dxa"/>
-              <w:bottom w:w="70" w:type="dxa"/>
-              <w:left w:w="85" w:type="dxa"/>
-              <w:right w:w="85" w:type="dxa"/>
+              <w:top w:w="90" w:type="dxa"/>
+              <w:bottom w:w="90" w:type="dxa"/>
+              <w:left w:w="90" w:type="dxa"/>
+              <w:right w:w="90" w:type="dxa"/>
             </w:tcMar>
-            <w:shd w:fill="FFFFFF"/>
           </w:tcPr>
           <w:p>
             <w:pPr>
-              <w:spacing w:before="60" w:after="60" w:line="252" w:lineRule="auto"/>
-              <w:jc w:val="left"/>
+              <w:spacing w:after="0"/>
             </w:pPr>
             <w:r>
               <w:rPr>
-                <w:rFonts w:ascii="Times New Roman" w:hAnsi="Times New Roman"/>
-                <w:b w:val="0"/>
-                <w:color w:val="000000"/>
-                <w:sz w:val="24"/>
+                <w:sz w:val="18"/>
               </w:rPr>
               <w:t>Kelola produk</w:t>
             </w:r>
@@ -1160,27 +920,23 @@
         </w:tc>
         <w:tc>
           <w:tcPr>
-            <w:tcW w:type="dxa" w:w="1757"/>
+            <w:tcW w:type="dxa" w:w="1368"/>
+            <w:shd w:fill="F6F8FA"/>
             <w:vAlign w:val="center"/>
             <w:tcMar>
-              <w:top w:w="70" w:type="dxa"/>
-              <w:bottom w:w="70" w:type="dxa"/>
-              <w:left w:w="85" w:type="dxa"/>
-              <w:right w:w="85" w:type="dxa"/>
+              <w:top w:w="90" w:type="dxa"/>
+              <w:bottom w:w="90" w:type="dxa"/>
+              <w:left w:w="90" w:type="dxa"/>
+              <w:right w:w="90" w:type="dxa"/>
             </w:tcMar>
-            <w:shd w:fill="FFFFFF"/>
           </w:tcPr>
           <w:p>
             <w:pPr>
-              <w:spacing w:before="60" w:after="60" w:line="252" w:lineRule="auto"/>
-              <w:jc w:val="left"/>
+              <w:spacing w:after="0"/>
             </w:pPr>
             <w:r>
               <w:rPr>
-                <w:rFonts w:ascii="Times New Roman" w:hAnsi="Times New Roman"/>
-                <w:b w:val="0"/>
-                <w:color w:val="000000"/>
-                <w:sz w:val="24"/>
+                <w:sz w:val="18"/>
               </w:rPr>
               <w:t>Tidak</w:t>
             </w:r>
@@ -1188,27 +944,23 @@
         </w:tc>
         <w:tc>
           <w:tcPr>
-            <w:tcW w:type="dxa" w:w="1757"/>
+            <w:tcW w:type="dxa" w:w="1656"/>
+            <w:shd w:fill="F6F8FA"/>
             <w:vAlign w:val="center"/>
             <w:tcMar>
-              <w:top w:w="70" w:type="dxa"/>
-              <w:bottom w:w="70" w:type="dxa"/>
-              <w:left w:w="85" w:type="dxa"/>
-              <w:right w:w="85" w:type="dxa"/>
+              <w:top w:w="90" w:type="dxa"/>
+              <w:bottom w:w="90" w:type="dxa"/>
+              <w:left w:w="90" w:type="dxa"/>
+              <w:right w:w="90" w:type="dxa"/>
             </w:tcMar>
-            <w:shd w:fill="FFFFFF"/>
           </w:tcPr>
           <w:p>
             <w:pPr>
-              <w:spacing w:before="60" w:after="60" w:line="252" w:lineRule="auto"/>
-              <w:jc w:val="left"/>
+              <w:spacing w:after="0"/>
             </w:pPr>
             <w:r>
               <w:rPr>
-                <w:rFonts w:ascii="Times New Roman" w:hAnsi="Times New Roman"/>
-                <w:b w:val="0"/>
-                <w:color w:val="000000"/>
-                <w:sz w:val="24"/>
+                <w:sz w:val="18"/>
               </w:rPr>
               <w:t>Tidak</w:t>
             </w:r>
@@ -1216,27 +968,23 @@
         </w:tc>
         <w:tc>
           <w:tcPr>
-            <w:tcW w:type="dxa" w:w="1757"/>
+            <w:tcW w:type="dxa" w:w="1368"/>
+            <w:shd w:fill="F6F8FA"/>
             <w:vAlign w:val="center"/>
             <w:tcMar>
-              <w:top w:w="70" w:type="dxa"/>
-              <w:bottom w:w="70" w:type="dxa"/>
-              <w:left w:w="85" w:type="dxa"/>
-              <w:right w:w="85" w:type="dxa"/>
+              <w:top w:w="90" w:type="dxa"/>
+              <w:bottom w:w="90" w:type="dxa"/>
+              <w:left w:w="90" w:type="dxa"/>
+              <w:right w:w="90" w:type="dxa"/>
             </w:tcMar>
-            <w:shd w:fill="FFFFFF"/>
           </w:tcPr>
           <w:p>
             <w:pPr>
-              <w:spacing w:before="60" w:after="60" w:line="252" w:lineRule="auto"/>
-              <w:jc w:val="left"/>
+              <w:spacing w:after="0"/>
             </w:pPr>
             <w:r>
               <w:rPr>
-                <w:rFonts w:ascii="Times New Roman" w:hAnsi="Times New Roman"/>
-                <w:b w:val="0"/>
-                <w:color w:val="000000"/>
-                <w:sz w:val="24"/>
+                <w:sz w:val="18"/>
               </w:rPr>
               <w:t>Tidak</w:t>
             </w:r>
@@ -1244,27 +992,23 @@
         </w:tc>
         <w:tc>
           <w:tcPr>
-            <w:tcW w:type="dxa" w:w="1757"/>
+            <w:tcW w:type="dxa" w:w="1728"/>
+            <w:shd w:fill="F6F8FA"/>
             <w:vAlign w:val="center"/>
             <w:tcMar>
-              <w:top w:w="70" w:type="dxa"/>
-              <w:bottom w:w="70" w:type="dxa"/>
-              <w:left w:w="85" w:type="dxa"/>
-              <w:right w:w="85" w:type="dxa"/>
+              <w:top w:w="90" w:type="dxa"/>
+              <w:bottom w:w="90" w:type="dxa"/>
+              <w:left w:w="90" w:type="dxa"/>
+              <w:right w:w="90" w:type="dxa"/>
             </w:tcMar>
-            <w:shd w:fill="FFFFFF"/>
           </w:tcPr>
           <w:p>
             <w:pPr>
-              <w:spacing w:before="60" w:after="60" w:line="252" w:lineRule="auto"/>
-              <w:jc w:val="left"/>
+              <w:spacing w:after="0"/>
             </w:pPr>
             <w:r>
               <w:rPr>
-                <w:rFonts w:ascii="Times New Roman" w:hAnsi="Times New Roman"/>
-                <w:b w:val="0"/>
-                <w:color w:val="000000"/>
-                <w:sz w:val="24"/>
+                <w:sz w:val="18"/>
               </w:rPr>
               <w:t>Ya</w:t>
             </w:r>
@@ -1272,32 +1016,24 @@
         </w:tc>
       </w:tr>
       <w:tr>
-        <w:trPr>
-          <w:cantSplit/>
-        </w:trPr>
         <w:tc>
           <w:tcPr>
-            <w:tcW w:type="dxa" w:w="2778"/>
+            <w:tcW w:type="dxa" w:w="3600"/>
             <w:vAlign w:val="center"/>
             <w:tcMar>
-              <w:top w:w="70" w:type="dxa"/>
-              <w:bottom w:w="70" w:type="dxa"/>
-              <w:left w:w="85" w:type="dxa"/>
-              <w:right w:w="85" w:type="dxa"/>
+              <w:top w:w="90" w:type="dxa"/>
+              <w:bottom w:w="90" w:type="dxa"/>
+              <w:left w:w="90" w:type="dxa"/>
+              <w:right w:w="90" w:type="dxa"/>
             </w:tcMar>
-            <w:shd w:fill="FFFFFF"/>
           </w:tcPr>
           <w:p>
             <w:pPr>
-              <w:spacing w:before="60" w:after="60" w:line="252" w:lineRule="auto"/>
-              <w:jc w:val="left"/>
+              <w:spacing w:after="0"/>
             </w:pPr>
             <w:r>
               <w:rPr>
-                <w:rFonts w:ascii="Times New Roman" w:hAnsi="Times New Roman"/>
-                <w:b w:val="0"/>
-                <w:color w:val="000000"/>
-                <w:sz w:val="24"/>
+                <w:sz w:val="18"/>
               </w:rPr>
               <w:t>Ubah role</w:t>
             </w:r>
@@ -1305,27 +1041,22 @@
         </w:tc>
         <w:tc>
           <w:tcPr>
-            <w:tcW w:type="dxa" w:w="1757"/>
+            <w:tcW w:type="dxa" w:w="1368"/>
             <w:vAlign w:val="center"/>
             <w:tcMar>
-              <w:top w:w="70" w:type="dxa"/>
-              <w:bottom w:w="70" w:type="dxa"/>
-              <w:left w:w="85" w:type="dxa"/>
-              <w:right w:w="85" w:type="dxa"/>
+              <w:top w:w="90" w:type="dxa"/>
+              <w:bottom w:w="90" w:type="dxa"/>
+              <w:left w:w="90" w:type="dxa"/>
+              <w:right w:w="90" w:type="dxa"/>
             </w:tcMar>
-            <w:shd w:fill="FFFFFF"/>
           </w:tcPr>
           <w:p>
             <w:pPr>
-              <w:spacing w:before="60" w:after="60" w:line="252" w:lineRule="auto"/>
-              <w:jc w:val="left"/>
+              <w:spacing w:after="0"/>
             </w:pPr>
             <w:r>
               <w:rPr>
-                <w:rFonts w:ascii="Times New Roman" w:hAnsi="Times New Roman"/>
-                <w:b w:val="0"/>
-                <w:color w:val="000000"/>
-                <w:sz w:val="24"/>
+                <w:sz w:val="18"/>
               </w:rPr>
               <w:t>Tidak</w:t>
             </w:r>
@@ -1333,27 +1064,22 @@
         </w:tc>
         <w:tc>
           <w:tcPr>
-            <w:tcW w:type="dxa" w:w="1757"/>
+            <w:tcW w:type="dxa" w:w="1656"/>
             <w:vAlign w:val="center"/>
             <w:tcMar>
-              <w:top w:w="70" w:type="dxa"/>
-              <w:bottom w:w="70" w:type="dxa"/>
-              <w:left w:w="85" w:type="dxa"/>
-              <w:right w:w="85" w:type="dxa"/>
+              <w:top w:w="90" w:type="dxa"/>
+              <w:bottom w:w="90" w:type="dxa"/>
+              <w:left w:w="90" w:type="dxa"/>
+              <w:right w:w="90" w:type="dxa"/>
             </w:tcMar>
-            <w:shd w:fill="FFFFFF"/>
           </w:tcPr>
           <w:p>
             <w:pPr>
-              <w:spacing w:before="60" w:after="60" w:line="252" w:lineRule="auto"/>
-              <w:jc w:val="left"/>
+              <w:spacing w:after="0"/>
             </w:pPr>
             <w:r>
               <w:rPr>
-                <w:rFonts w:ascii="Times New Roman" w:hAnsi="Times New Roman"/>
-                <w:b w:val="0"/>
-                <w:color w:val="000000"/>
-                <w:sz w:val="24"/>
+                <w:sz w:val="18"/>
               </w:rPr>
               <w:t>Tidak</w:t>
             </w:r>
@@ -1361,27 +1087,22 @@
         </w:tc>
         <w:tc>
           <w:tcPr>
-            <w:tcW w:type="dxa" w:w="1757"/>
+            <w:tcW w:type="dxa" w:w="1368"/>
             <w:vAlign w:val="center"/>
             <w:tcMar>
-              <w:top w:w="70" w:type="dxa"/>
-              <w:bottom w:w="70" w:type="dxa"/>
-              <w:left w:w="85" w:type="dxa"/>
-              <w:right w:w="85" w:type="dxa"/>
+              <w:top w:w="90" w:type="dxa"/>
+              <w:bottom w:w="90" w:type="dxa"/>
+              <w:left w:w="90" w:type="dxa"/>
+              <w:right w:w="90" w:type="dxa"/>
             </w:tcMar>
-            <w:shd w:fill="FFFFFF"/>
           </w:tcPr>
           <w:p>
             <w:pPr>
-              <w:spacing w:before="60" w:after="60" w:line="252" w:lineRule="auto"/>
-              <w:jc w:val="left"/>
+              <w:spacing w:after="0"/>
             </w:pPr>
             <w:r>
               <w:rPr>
-                <w:rFonts w:ascii="Times New Roman" w:hAnsi="Times New Roman"/>
-                <w:b w:val="0"/>
-                <w:color w:val="000000"/>
-                <w:sz w:val="24"/>
+                <w:sz w:val="18"/>
               </w:rPr>
               <w:t>Tidak</w:t>
             </w:r>
@@ -1389,27 +1110,22 @@
         </w:tc>
         <w:tc>
           <w:tcPr>
-            <w:tcW w:type="dxa" w:w="1757"/>
+            <w:tcW w:type="dxa" w:w="1728"/>
             <w:vAlign w:val="center"/>
             <w:tcMar>
-              <w:top w:w="70" w:type="dxa"/>
-              <w:bottom w:w="70" w:type="dxa"/>
-              <w:left w:w="85" w:type="dxa"/>
-              <w:right w:w="85" w:type="dxa"/>
+              <w:top w:w="90" w:type="dxa"/>
+              <w:bottom w:w="90" w:type="dxa"/>
+              <w:left w:w="90" w:type="dxa"/>
+              <w:right w:w="90" w:type="dxa"/>
             </w:tcMar>
-            <w:shd w:fill="FFFFFF"/>
           </w:tcPr>
           <w:p>
             <w:pPr>
-              <w:spacing w:before="60" w:after="60" w:line="252" w:lineRule="auto"/>
-              <w:jc w:val="left"/>
+              <w:spacing w:after="0"/>
             </w:pPr>
             <w:r>
               <w:rPr>
-                <w:rFonts w:ascii="Times New Roman" w:hAnsi="Times New Roman"/>
-                <w:b w:val="0"/>
-                <w:color w:val="000000"/>
-                <w:sz w:val="24"/>
+                <w:sz w:val="18"/>
               </w:rPr>
               <w:t>Ya</w:t>
             </w:r>
@@ -1423,39 +1139,20 @@
       </w:pPr>
     </w:p>
     <w:p>
-      <w:pPr>
-        <w:keepNext/>
-      </w:pPr>
       <w:r>
-        <w:rPr>
-          <w:rFonts w:ascii="Times New Roman" w:hAnsi="Times New Roman"/>
-          <w:color w:val="000000"/>
-          <w:sz w:val="24"/>
-        </w:rPr>
         <w:t>B1. Mengapa perubahan role harus dilindungi aturan berbeda dari sekadar login?</w:t>
       </w:r>
     </w:p>
     <w:p>
       <w:pPr>
-        <w:spacing w:after="120" w:line="264" w:lineRule="auto"/>
-        <w:jc w:val="left"/>
+        <w:spacing w:after="60"/>
       </w:pPr>
       <w:r>
-        <w:rPr>
-          <w:rFonts w:ascii="Times New Roman" w:hAnsi="Times New Roman"/>
-          <w:color w:val="000000"/>
-          <w:sz w:val="24"/>
-        </w:rPr>
         <w:t>Login hanya membuktikan identitas, sedangkan perubahan role dapat mengubah hak akses. Oleh karena itu endpoint harus memeriksa ability manage-roles dan service harus menjaga aturan target serta perubahan yang sah. Customer yang sudah login tetap tidak berhak mengubah role. Role dari request publik tidak boleh dipercaya atau ditambahkan ke daftar fillable.</w:t>
       </w:r>
     </w:p>
     <w:p>
       <w:r>
-        <w:rPr>
-          <w:rFonts w:ascii="Times New Roman" w:hAnsi="Times New Roman"/>
-          <w:color w:val="000000"/>
-          <w:sz w:val="24"/>
-        </w:rPr>
         <w:t>B2. Tuliskan aturan bisnis untuk empat kondisi: admin mengubah customer, user mengubah role sendiri, role baru admin, dan role yang sama.</w:t>
       </w:r>
     </w:p>
@@ -1474,38 +1171,34 @@
         </w:tblBorders>
       </w:tblPr>
       <w:tblGrid>
-        <w:gridCol w:w="2778"/>
-        <w:gridCol w:w="7030"/>
+        <w:gridCol w:w="4910"/>
+        <w:gridCol w:w="4910"/>
       </w:tblGrid>
       <w:tr>
         <w:trPr>
           <w:tblHeader w:val="true"/>
-          <w:cantSplit/>
         </w:trPr>
         <w:tc>
           <w:tcPr>
-            <w:tcW w:type="dxa" w:w="2778"/>
+            <w:tcW w:type="dxa" w:w="3744"/>
+            <w:shd w:fill="243B53"/>
             <w:vAlign w:val="center"/>
             <w:tcMar>
-              <w:top w:w="70" w:type="dxa"/>
-              <w:bottom w:w="70" w:type="dxa"/>
-              <w:left w:w="85" w:type="dxa"/>
-              <w:right w:w="85" w:type="dxa"/>
+              <w:top w:w="90" w:type="dxa"/>
+              <w:bottom w:w="90" w:type="dxa"/>
+              <w:left w:w="90" w:type="dxa"/>
+              <w:right w:w="90" w:type="dxa"/>
             </w:tcMar>
-            <w:shd w:fill="F2F2F2"/>
           </w:tcPr>
           <w:p>
             <w:pPr>
               <w:keepNext/>
-              <w:spacing w:before="60" w:after="60" w:line="252" w:lineRule="auto"/>
-              <w:jc w:val="left"/>
             </w:pPr>
             <w:r>
               <w:rPr>
-                <w:rFonts w:ascii="Times New Roman" w:hAnsi="Times New Roman"/>
                 <w:b/>
-                <w:color w:val="000000"/>
-                <w:sz w:val="24"/>
+                <w:color w:val="FFFFFF"/>
+                <w:sz w:val="18"/>
               </w:rPr>
               <w:t>Kondisi</w:t>
             </w:r>
@@ -1513,28 +1206,25 @@
         </w:tc>
         <w:tc>
           <w:tcPr>
-            <w:tcW w:type="dxa" w:w="7030"/>
+            <w:tcW w:type="dxa" w:w="5976"/>
+            <w:shd w:fill="243B53"/>
             <w:vAlign w:val="center"/>
             <w:tcMar>
-              <w:top w:w="70" w:type="dxa"/>
-              <w:bottom w:w="70" w:type="dxa"/>
-              <w:left w:w="85" w:type="dxa"/>
-              <w:right w:w="85" w:type="dxa"/>
+              <w:top w:w="90" w:type="dxa"/>
+              <w:bottom w:w="90" w:type="dxa"/>
+              <w:left w:w="90" w:type="dxa"/>
+              <w:right w:w="90" w:type="dxa"/>
             </w:tcMar>
-            <w:shd w:fill="F2F2F2"/>
           </w:tcPr>
           <w:p>
             <w:pPr>
               <w:keepNext/>
-              <w:spacing w:before="60" w:after="60" w:line="252" w:lineRule="auto"/>
-              <w:jc w:val="left"/>
             </w:pPr>
             <w:r>
               <w:rPr>
-                <w:rFonts w:ascii="Times New Roman" w:hAnsi="Times New Roman"/>
                 <w:b/>
-                <w:color w:val="000000"/>
-                <w:sz w:val="24"/>
+                <w:color w:val="FFFFFF"/>
+                <w:sz w:val="18"/>
               </w:rPr>
               <w:t>Aturan dan alasan</w:t>
             </w:r>
@@ -1542,32 +1232,24 @@
         </w:tc>
       </w:tr>
       <w:tr>
-        <w:trPr>
-          <w:cantSplit/>
-        </w:trPr>
         <w:tc>
           <w:tcPr>
-            <w:tcW w:type="dxa" w:w="2778"/>
+            <w:tcW w:type="dxa" w:w="3744"/>
             <w:vAlign w:val="center"/>
             <w:tcMar>
-              <w:top w:w="70" w:type="dxa"/>
-              <w:bottom w:w="70" w:type="dxa"/>
-              <w:left w:w="85" w:type="dxa"/>
-              <w:right w:w="85" w:type="dxa"/>
+              <w:top w:w="90" w:type="dxa"/>
+              <w:bottom w:w="90" w:type="dxa"/>
+              <w:left w:w="90" w:type="dxa"/>
+              <w:right w:w="90" w:type="dxa"/>
             </w:tcMar>
-            <w:shd w:fill="FFFFFF"/>
           </w:tcPr>
           <w:p>
             <w:pPr>
-              <w:spacing w:before="60" w:after="60" w:line="252" w:lineRule="auto"/>
-              <w:jc w:val="left"/>
+              <w:spacing w:after="0"/>
             </w:pPr>
             <w:r>
               <w:rPr>
-                <w:rFonts w:ascii="Times New Roman" w:hAnsi="Times New Roman"/>
-                <w:b w:val="0"/>
-                <w:color w:val="000000"/>
-                <w:sz w:val="24"/>
+                <w:sz w:val="18"/>
               </w:rPr>
               <w:t>Customer ke staff oleh admin</w:t>
             </w:r>
@@ -1575,27 +1257,22 @@
         </w:tc>
         <w:tc>
           <w:tcPr>
-            <w:tcW w:type="dxa" w:w="7030"/>
+            <w:tcW w:type="dxa" w:w="5976"/>
             <w:vAlign w:val="center"/>
             <w:tcMar>
-              <w:top w:w="70" w:type="dxa"/>
-              <w:bottom w:w="70" w:type="dxa"/>
-              <w:left w:w="85" w:type="dxa"/>
-              <w:right w:w="85" w:type="dxa"/>
+              <w:top w:w="90" w:type="dxa"/>
+              <w:bottom w:w="90" w:type="dxa"/>
+              <w:left w:w="90" w:type="dxa"/>
+              <w:right w:w="90" w:type="dxa"/>
             </w:tcMar>
-            <w:shd w:fill="FFFFFF"/>
           </w:tcPr>
           <w:p>
             <w:pPr>
-              <w:spacing w:before="60" w:after="60" w:line="252" w:lineRule="auto"/>
-              <w:jc w:val="left"/>
+              <w:spacing w:after="0"/>
             </w:pPr>
             <w:r>
               <w:rPr>
-                <w:rFonts w:ascii="Times New Roman" w:hAnsi="Times New Roman"/>
-                <w:b w:val="0"/>
-                <w:color w:val="000000"/>
-                <w:sz w:val="24"/>
+                <w:sz w:val="18"/>
               </w:rPr>
               <w:t>Diizinkan melalui jalur admin setelah validasi customer/staff; perubahan instance disimpan dan menghasilkan satu log.</w:t>
             </w:r>
@@ -1603,32 +1280,25 @@
         </w:tc>
       </w:tr>
       <w:tr>
-        <w:trPr>
-          <w:cantSplit/>
-        </w:trPr>
         <w:tc>
           <w:tcPr>
-            <w:tcW w:type="dxa" w:w="2778"/>
+            <w:tcW w:type="dxa" w:w="3744"/>
+            <w:shd w:fill="F6F8FA"/>
             <w:vAlign w:val="center"/>
             <w:tcMar>
-              <w:top w:w="70" w:type="dxa"/>
-              <w:bottom w:w="70" w:type="dxa"/>
-              <w:left w:w="85" w:type="dxa"/>
-              <w:right w:w="85" w:type="dxa"/>
+              <w:top w:w="90" w:type="dxa"/>
+              <w:bottom w:w="90" w:type="dxa"/>
+              <w:left w:w="90" w:type="dxa"/>
+              <w:right w:w="90" w:type="dxa"/>
             </w:tcMar>
-            <w:shd w:fill="FFFFFF"/>
           </w:tcPr>
           <w:p>
             <w:pPr>
-              <w:spacing w:before="60" w:after="60" w:line="252" w:lineRule="auto"/>
-              <w:jc w:val="left"/>
+              <w:spacing w:after="0"/>
             </w:pPr>
             <w:r>
               <w:rPr>
-                <w:rFonts w:ascii="Times New Roman" w:hAnsi="Times New Roman"/>
-                <w:b w:val="0"/>
-                <w:color w:val="000000"/>
-                <w:sz w:val="24"/>
+                <w:sz w:val="18"/>
               </w:rPr>
               <w:t>Ubah role akun sendiri</w:t>
             </w:r>
@@ -1636,27 +1306,23 @@
         </w:tc>
         <w:tc>
           <w:tcPr>
-            <w:tcW w:type="dxa" w:w="7030"/>
+            <w:tcW w:type="dxa" w:w="5976"/>
+            <w:shd w:fill="F6F8FA"/>
             <w:vAlign w:val="center"/>
             <w:tcMar>
-              <w:top w:w="70" w:type="dxa"/>
-              <w:bottom w:w="70" w:type="dxa"/>
-              <w:left w:w="85" w:type="dxa"/>
-              <w:right w:w="85" w:type="dxa"/>
+              <w:top w:w="90" w:type="dxa"/>
+              <w:bottom w:w="90" w:type="dxa"/>
+              <w:left w:w="90" w:type="dxa"/>
+              <w:right w:w="90" w:type="dxa"/>
             </w:tcMar>
-            <w:shd w:fill="FFFFFF"/>
           </w:tcPr>
           <w:p>
             <w:pPr>
-              <w:spacing w:before="60" w:after="60" w:line="252" w:lineRule="auto"/>
-              <w:jc w:val="left"/>
+              <w:spacing w:after="0"/>
             </w:pPr>
             <w:r>
               <w:rPr>
-                <w:rFonts w:ascii="Times New Roman" w:hAnsi="Times New Roman"/>
-                <w:b w:val="0"/>
-                <w:color w:val="000000"/>
-                <w:sz w:val="24"/>
+                <w:sz w:val="18"/>
               </w:rPr>
               <w:t>Ditolak oleh service. Target akun sendiri maupun akun admin lain tidak dapat diubah pada alur praktikum.</w:t>
             </w:r>
@@ -1664,32 +1330,24 @@
         </w:tc>
       </w:tr>
       <w:tr>
-        <w:trPr>
-          <w:cantSplit/>
-        </w:trPr>
         <w:tc>
           <w:tcPr>
-            <w:tcW w:type="dxa" w:w="2778"/>
+            <w:tcW w:type="dxa" w:w="3744"/>
             <w:vAlign w:val="center"/>
             <w:tcMar>
-              <w:top w:w="70" w:type="dxa"/>
-              <w:bottom w:w="70" w:type="dxa"/>
-              <w:left w:w="85" w:type="dxa"/>
-              <w:right w:w="85" w:type="dxa"/>
+              <w:top w:w="90" w:type="dxa"/>
+              <w:bottom w:w="90" w:type="dxa"/>
+              <w:left w:w="90" w:type="dxa"/>
+              <w:right w:w="90" w:type="dxa"/>
             </w:tcMar>
-            <w:shd w:fill="FFFFFF"/>
           </w:tcPr>
           <w:p>
             <w:pPr>
-              <w:spacing w:before="60" w:after="60" w:line="252" w:lineRule="auto"/>
-              <w:jc w:val="left"/>
+              <w:spacing w:after="0"/>
             </w:pPr>
             <w:r>
               <w:rPr>
-                <w:rFonts w:ascii="Times New Roman" w:hAnsi="Times New Roman"/>
-                <w:b w:val="0"/>
-                <w:color w:val="000000"/>
-                <w:sz w:val="24"/>
+                <w:sz w:val="18"/>
               </w:rPr>
               <w:t>Role baru admin</w:t>
             </w:r>
@@ -1697,27 +1355,22 @@
         </w:tc>
         <w:tc>
           <w:tcPr>
-            <w:tcW w:type="dxa" w:w="7030"/>
+            <w:tcW w:type="dxa" w:w="5976"/>
             <w:vAlign w:val="center"/>
             <w:tcMar>
-              <w:top w:w="70" w:type="dxa"/>
-              <w:bottom w:w="70" w:type="dxa"/>
-              <w:left w:w="85" w:type="dxa"/>
-              <w:right w:w="85" w:type="dxa"/>
+              <w:top w:w="90" w:type="dxa"/>
+              <w:bottom w:w="90" w:type="dxa"/>
+              <w:left w:w="90" w:type="dxa"/>
+              <w:right w:w="90" w:type="dxa"/>
             </w:tcMar>
-            <w:shd w:fill="FFFFFF"/>
           </w:tcPr>
           <w:p>
             <w:pPr>
-              <w:spacing w:before="60" w:after="60" w:line="252" w:lineRule="auto"/>
-              <w:jc w:val="left"/>
+              <w:spacing w:after="0"/>
             </w:pPr>
             <w:r>
               <w:rPr>
-                <w:rFonts w:ascii="Times New Roman" w:hAnsi="Times New Roman"/>
-                <w:b w:val="0"/>
-                <w:color w:val="000000"/>
-                <w:sz w:val="24"/>
+                <w:sz w:val="18"/>
               </w:rPr>
               <w:t>Ditolak Form Request karena hanya customer dan staff yang sah. Admin awal berasal dari seeder lokal tepercaya.</w:t>
             </w:r>
@@ -1725,32 +1378,25 @@
         </w:tc>
       </w:tr>
       <w:tr>
-        <w:trPr>
-          <w:cantSplit/>
-        </w:trPr>
         <w:tc>
           <w:tcPr>
-            <w:tcW w:type="dxa" w:w="2778"/>
+            <w:tcW w:type="dxa" w:w="3744"/>
+            <w:shd w:fill="F6F8FA"/>
             <w:vAlign w:val="center"/>
             <w:tcMar>
-              <w:top w:w="70" w:type="dxa"/>
-              <w:bottom w:w="70" w:type="dxa"/>
-              <w:left w:w="85" w:type="dxa"/>
-              <w:right w:w="85" w:type="dxa"/>
+              <w:top w:w="90" w:type="dxa"/>
+              <w:bottom w:w="90" w:type="dxa"/>
+              <w:left w:w="90" w:type="dxa"/>
+              <w:right w:w="90" w:type="dxa"/>
             </w:tcMar>
-            <w:shd w:fill="FFFFFF"/>
           </w:tcPr>
           <w:p>
             <w:pPr>
-              <w:spacing w:before="60" w:after="60" w:line="252" w:lineRule="auto"/>
-              <w:jc w:val="left"/>
+              <w:spacing w:after="0"/>
             </w:pPr>
             <w:r>
               <w:rPr>
-                <w:rFonts w:ascii="Times New Roman" w:hAnsi="Times New Roman"/>
-                <w:b w:val="0"/>
-                <w:color w:val="000000"/>
-                <w:sz w:val="24"/>
+                <w:sz w:val="18"/>
               </w:rPr>
               <w:t>Role baru sama</w:t>
             </w:r>
@@ -1758,27 +1404,23 @@
         </w:tc>
         <w:tc>
           <w:tcPr>
-            <w:tcW w:type="dxa" w:w="7030"/>
+            <w:tcW w:type="dxa" w:w="5976"/>
+            <w:shd w:fill="F6F8FA"/>
             <w:vAlign w:val="center"/>
             <w:tcMar>
-              <w:top w:w="70" w:type="dxa"/>
-              <w:bottom w:w="70" w:type="dxa"/>
-              <w:left w:w="85" w:type="dxa"/>
-              <w:right w:w="85" w:type="dxa"/>
+              <w:top w:w="90" w:type="dxa"/>
+              <w:bottom w:w="90" w:type="dxa"/>
+              <w:left w:w="90" w:type="dxa"/>
+              <w:right w:w="90" w:type="dxa"/>
             </w:tcMar>
-            <w:shd w:fill="FFFFFF"/>
           </w:tcPr>
           <w:p>
             <w:pPr>
-              <w:spacing w:before="60" w:after="60" w:line="252" w:lineRule="auto"/>
-              <w:jc w:val="left"/>
+              <w:spacing w:after="0"/>
             </w:pPr>
             <w:r>
               <w:rPr>
-                <w:rFonts w:ascii="Times New Roman" w:hAnsi="Times New Roman"/>
-                <w:b w:val="0"/>
-                <w:color w:val="000000"/>
-                <w:sz w:val="24"/>
+                <w:sz w:val="18"/>
               </w:rPr>
               <w:t>No-op: service kembali sebelum save; role, updated_at, dan jumlah log perubahan tetap.</w:t>
             </w:r>
@@ -1786,16 +1428,6 @@
         </w:tc>
       </w:tr>
     </w:tbl>
-    <w:p>
-      <w:r>
-        <w:rPr>
-          <w:rFonts w:ascii="Times New Roman" w:hAnsi="Times New Roman"/>
-          <w:color w:val="000000"/>
-          <w:sz w:val="24"/>
-        </w:rPr>
-        <w:t>BR-01 default customer; BR-02 perubahan hanya admin; BR-03 hanya customer/staff; BR-04 akun sendiri dan akun admin dilindungi; BR-05 no-op tanpa save; BR-06 log hanya ID serta perubahan role; BR-07 endpoint cart stateless hanya customer yang login.</w:t>
-      </w:r>
-    </w:p>
     <w:p>
       <w:pPr>
         <w:spacing w:after="0"/>
@@ -1806,12 +1438,6 @@
         <w:pStyle w:val="Heading1"/>
       </w:pPr>
       <w:r>
-        <w:rPr>
-          <w:rFonts w:ascii="Times New Roman" w:hAnsi="Times New Roman"/>
-          <w:b/>
-          <w:color w:val="000000"/>
-          <w:sz w:val="28"/>
-        </w:rPr>
         <w:t>C Peta Tanggung Jawab Arsitektur</w:t>
       </w:r>
     </w:p>
@@ -1830,39 +1456,35 @@
         </w:tblBorders>
       </w:tblPr>
       <w:tblGrid>
-        <w:gridCol w:w="2494"/>
-        <w:gridCol w:w="3515"/>
-        <w:gridCol w:w="3798"/>
+        <w:gridCol w:w="3273"/>
+        <w:gridCol w:w="3273"/>
+        <w:gridCol w:w="3273"/>
       </w:tblGrid>
       <w:tr>
         <w:trPr>
           <w:tblHeader w:val="true"/>
-          <w:cantSplit/>
         </w:trPr>
         <w:tc>
           <w:tcPr>
-            <w:tcW w:type="dxa" w:w="2494"/>
+            <w:tcW w:type="dxa" w:w="3053"/>
+            <w:shd w:fill="243B53"/>
             <w:vAlign w:val="center"/>
             <w:tcMar>
-              <w:top w:w="70" w:type="dxa"/>
-              <w:bottom w:w="70" w:type="dxa"/>
-              <w:left w:w="85" w:type="dxa"/>
-              <w:right w:w="85" w:type="dxa"/>
+              <w:top w:w="90" w:type="dxa"/>
+              <w:bottom w:w="90" w:type="dxa"/>
+              <w:left w:w="90" w:type="dxa"/>
+              <w:right w:w="90" w:type="dxa"/>
             </w:tcMar>
-            <w:shd w:fill="F2F2F2"/>
           </w:tcPr>
           <w:p>
             <w:pPr>
               <w:keepNext/>
-              <w:spacing w:before="60" w:after="60" w:line="252" w:lineRule="auto"/>
-              <w:jc w:val="left"/>
             </w:pPr>
             <w:r>
               <w:rPr>
-                <w:rFonts w:ascii="Times New Roman" w:hAnsi="Times New Roman"/>
                 <w:b/>
-                <w:color w:val="000000"/>
-                <w:sz w:val="24"/>
+                <w:color w:val="FFFFFF"/>
+                <w:sz w:val="18"/>
               </w:rPr>
               <w:t>Komponen</w:t>
             </w:r>
@@ -1870,28 +1492,25 @@
         </w:tc>
         <w:tc>
           <w:tcPr>
-            <w:tcW w:type="dxa" w:w="3515"/>
+            <w:tcW w:type="dxa" w:w="3312"/>
+            <w:shd w:fill="243B53"/>
             <w:vAlign w:val="center"/>
             <w:tcMar>
-              <w:top w:w="70" w:type="dxa"/>
-              <w:bottom w:w="70" w:type="dxa"/>
-              <w:left w:w="85" w:type="dxa"/>
-              <w:right w:w="85" w:type="dxa"/>
+              <w:top w:w="90" w:type="dxa"/>
+              <w:bottom w:w="90" w:type="dxa"/>
+              <w:left w:w="90" w:type="dxa"/>
+              <w:right w:w="90" w:type="dxa"/>
             </w:tcMar>
-            <w:shd w:fill="F2F2F2"/>
           </w:tcPr>
           <w:p>
             <w:pPr>
               <w:keepNext/>
-              <w:spacing w:before="60" w:after="60" w:line="252" w:lineRule="auto"/>
-              <w:jc w:val="left"/>
             </w:pPr>
             <w:r>
               <w:rPr>
-                <w:rFonts w:ascii="Times New Roman" w:hAnsi="Times New Roman"/>
                 <w:b/>
-                <w:color w:val="000000"/>
-                <w:sz w:val="24"/>
+                <w:color w:val="FFFFFF"/>
+                <w:sz w:val="18"/>
               </w:rPr>
               <w:t>Tanggung jawab</w:t>
             </w:r>
@@ -1899,28 +1518,25 @@
         </w:tc>
         <w:tc>
           <w:tcPr>
-            <w:tcW w:type="dxa" w:w="3798"/>
+            <w:tcW w:type="dxa" w:w="3355"/>
+            <w:shd w:fill="243B53"/>
             <w:vAlign w:val="center"/>
             <w:tcMar>
-              <w:top w:w="70" w:type="dxa"/>
-              <w:bottom w:w="70" w:type="dxa"/>
-              <w:left w:w="85" w:type="dxa"/>
-              <w:right w:w="85" w:type="dxa"/>
+              <w:top w:w="90" w:type="dxa"/>
+              <w:bottom w:w="90" w:type="dxa"/>
+              <w:left w:w="90" w:type="dxa"/>
+              <w:right w:w="90" w:type="dxa"/>
             </w:tcMar>
-            <w:shd w:fill="F2F2F2"/>
           </w:tcPr>
           <w:p>
             <w:pPr>
               <w:keepNext/>
-              <w:spacing w:before="60" w:after="60" w:line="252" w:lineRule="auto"/>
-              <w:jc w:val="left"/>
             </w:pPr>
             <w:r>
               <w:rPr>
-                <w:rFonts w:ascii="Times New Roman" w:hAnsi="Times New Roman"/>
                 <w:b/>
-                <w:color w:val="000000"/>
-                <w:sz w:val="24"/>
+                <w:color w:val="FFFFFF"/>
+                <w:sz w:val="18"/>
               </w:rPr>
               <w:t>File yang dibuat/diubah</w:t>
             </w:r>
@@ -1928,32 +1544,24 @@
         </w:tc>
       </w:tr>
       <w:tr>
-        <w:trPr>
-          <w:cantSplit/>
-        </w:trPr>
         <w:tc>
           <w:tcPr>
-            <w:tcW w:type="dxa" w:w="2494"/>
+            <w:tcW w:type="dxa" w:w="3053"/>
             <w:vAlign w:val="center"/>
             <w:tcMar>
-              <w:top w:w="70" w:type="dxa"/>
-              <w:bottom w:w="70" w:type="dxa"/>
-              <w:left w:w="85" w:type="dxa"/>
-              <w:right w:w="85" w:type="dxa"/>
+              <w:top w:w="90" w:type="dxa"/>
+              <w:bottom w:w="90" w:type="dxa"/>
+              <w:left w:w="90" w:type="dxa"/>
+              <w:right w:w="90" w:type="dxa"/>
             </w:tcMar>
-            <w:shd w:fill="FFFFFF"/>
           </w:tcPr>
           <w:p>
             <w:pPr>
-              <w:spacing w:before="60" w:after="60" w:line="252" w:lineRule="auto"/>
-              <w:jc w:val="left"/>
+              <w:spacing w:after="0"/>
             </w:pPr>
             <w:r>
               <w:rPr>
-                <w:rFonts w:ascii="Times New Roman" w:hAnsi="Times New Roman"/>
-                <w:b w:val="0"/>
-                <w:color w:val="000000"/>
-                <w:sz w:val="24"/>
+                <w:sz w:val="18"/>
               </w:rPr>
               <w:t>Gate</w:t>
             </w:r>
@@ -1961,27 +1569,22 @@
         </w:tc>
         <w:tc>
           <w:tcPr>
-            <w:tcW w:type="dxa" w:w="3515"/>
+            <w:tcW w:type="dxa" w:w="3312"/>
             <w:vAlign w:val="center"/>
             <w:tcMar>
-              <w:top w:w="70" w:type="dxa"/>
-              <w:bottom w:w="70" w:type="dxa"/>
-              <w:left w:w="85" w:type="dxa"/>
-              <w:right w:w="85" w:type="dxa"/>
+              <w:top w:w="90" w:type="dxa"/>
+              <w:bottom w:w="90" w:type="dxa"/>
+              <w:left w:w="90" w:type="dxa"/>
+              <w:right w:w="90" w:type="dxa"/>
             </w:tcMar>
-            <w:shd w:fill="FFFFFF"/>
           </w:tcPr>
           <w:p>
             <w:pPr>
-              <w:spacing w:before="60" w:after="60" w:line="252" w:lineRule="auto"/>
-              <w:jc w:val="left"/>
+              <w:spacing w:after="0"/>
             </w:pPr>
             <w:r>
               <w:rPr>
-                <w:rFonts w:ascii="Times New Roman" w:hAnsi="Times New Roman"/>
-                <w:b w:val="0"/>
-                <w:color w:val="000000"/>
-                <w:sz w:val="24"/>
+                <w:sz w:val="18"/>
               </w:rPr>
               <w:t>Mengikat role ke ability dan memutuskan izin.</w:t>
             </w:r>
@@ -1989,27 +1592,22 @@
         </w:tc>
         <w:tc>
           <w:tcPr>
-            <w:tcW w:type="dxa" w:w="3798"/>
+            <w:tcW w:type="dxa" w:w="3355"/>
             <w:vAlign w:val="center"/>
             <w:tcMar>
-              <w:top w:w="70" w:type="dxa"/>
-              <w:bottom w:w="70" w:type="dxa"/>
-              <w:left w:w="85" w:type="dxa"/>
-              <w:right w:w="85" w:type="dxa"/>
+              <w:top w:w="90" w:type="dxa"/>
+              <w:bottom w:w="90" w:type="dxa"/>
+              <w:left w:w="90" w:type="dxa"/>
+              <w:right w:w="90" w:type="dxa"/>
             </w:tcMar>
-            <w:shd w:fill="FFFFFF"/>
           </w:tcPr>
           <w:p>
             <w:pPr>
-              <w:spacing w:before="60" w:after="60" w:line="252" w:lineRule="auto"/>
-              <w:jc w:val="left"/>
+              <w:spacing w:after="0"/>
             </w:pPr>
             <w:r>
               <w:rPr>
-                <w:rFonts w:ascii="Times New Roman" w:hAnsi="Times New Roman"/>
-                <w:b w:val="0"/>
-                <w:color w:val="000000"/>
-                <w:sz w:val="24"/>
+                <w:sz w:val="18"/>
               </w:rPr>
               <w:t>app/Providers/</w:t>
               <w:br/>
@@ -2019,32 +1617,25 @@
         </w:tc>
       </w:tr>
       <w:tr>
-        <w:trPr>
-          <w:cantSplit/>
-        </w:trPr>
         <w:tc>
           <w:tcPr>
-            <w:tcW w:type="dxa" w:w="2494"/>
+            <w:tcW w:type="dxa" w:w="3053"/>
+            <w:shd w:fill="F6F8FA"/>
             <w:vAlign w:val="center"/>
             <w:tcMar>
-              <w:top w:w="70" w:type="dxa"/>
-              <w:bottom w:w="70" w:type="dxa"/>
-              <w:left w:w="85" w:type="dxa"/>
-              <w:right w:w="85" w:type="dxa"/>
+              <w:top w:w="90" w:type="dxa"/>
+              <w:bottom w:w="90" w:type="dxa"/>
+              <w:left w:w="90" w:type="dxa"/>
+              <w:right w:w="90" w:type="dxa"/>
             </w:tcMar>
-            <w:shd w:fill="FFFFFF"/>
           </w:tcPr>
           <w:p>
             <w:pPr>
-              <w:spacing w:before="60" w:after="60" w:line="252" w:lineRule="auto"/>
-              <w:jc w:val="left"/>
+              <w:spacing w:after="0"/>
             </w:pPr>
             <w:r>
               <w:rPr>
-                <w:rFonts w:ascii="Times New Roman" w:hAnsi="Times New Roman"/>
-                <w:b w:val="0"/>
-                <w:color w:val="000000"/>
-                <w:sz w:val="24"/>
+                <w:sz w:val="18"/>
               </w:rPr>
               <w:t>Form Request</w:t>
             </w:r>
@@ -2052,27 +1643,23 @@
         </w:tc>
         <w:tc>
           <w:tcPr>
-            <w:tcW w:type="dxa" w:w="3515"/>
+            <w:tcW w:type="dxa" w:w="3312"/>
+            <w:shd w:fill="F6F8FA"/>
             <w:vAlign w:val="center"/>
             <w:tcMar>
-              <w:top w:w="70" w:type="dxa"/>
-              <w:bottom w:w="70" w:type="dxa"/>
-              <w:left w:w="85" w:type="dxa"/>
-              <w:right w:w="85" w:type="dxa"/>
+              <w:top w:w="90" w:type="dxa"/>
+              <w:bottom w:w="90" w:type="dxa"/>
+              <w:left w:w="90" w:type="dxa"/>
+              <w:right w:w="90" w:type="dxa"/>
             </w:tcMar>
-            <w:shd w:fill="FFFFFF"/>
           </w:tcPr>
           <w:p>
             <w:pPr>
-              <w:spacing w:before="60" w:after="60" w:line="252" w:lineRule="auto"/>
-              <w:jc w:val="left"/>
+              <w:spacing w:after="0"/>
             </w:pPr>
             <w:r>
               <w:rPr>
-                <w:rFonts w:ascii="Times New Roman" w:hAnsi="Times New Roman"/>
-                <w:b w:val="0"/>
-                <w:color w:val="000000"/>
-                <w:sz w:val="24"/>
+                <w:sz w:val="18"/>
               </w:rPr>
               <w:t>Memvalidasi role customer/staff sebelum service.</w:t>
             </w:r>
@@ -2080,27 +1667,23 @@
         </w:tc>
         <w:tc>
           <w:tcPr>
-            <w:tcW w:type="dxa" w:w="3798"/>
+            <w:tcW w:type="dxa" w:w="3355"/>
+            <w:shd w:fill="F6F8FA"/>
             <w:vAlign w:val="center"/>
             <w:tcMar>
-              <w:top w:w="70" w:type="dxa"/>
-              <w:bottom w:w="70" w:type="dxa"/>
-              <w:left w:w="85" w:type="dxa"/>
-              <w:right w:w="85" w:type="dxa"/>
+              <w:top w:w="90" w:type="dxa"/>
+              <w:bottom w:w="90" w:type="dxa"/>
+              <w:left w:w="90" w:type="dxa"/>
+              <w:right w:w="90" w:type="dxa"/>
             </w:tcMar>
-            <w:shd w:fill="FFFFFF"/>
           </w:tcPr>
           <w:p>
             <w:pPr>
-              <w:spacing w:before="60" w:after="60" w:line="252" w:lineRule="auto"/>
-              <w:jc w:val="left"/>
+              <w:spacing w:after="0"/>
             </w:pPr>
             <w:r>
               <w:rPr>
-                <w:rFonts w:ascii="Times New Roman" w:hAnsi="Times New Roman"/>
-                <w:b w:val="0"/>
-                <w:color w:val="000000"/>
-                <w:sz w:val="24"/>
+                <w:sz w:val="18"/>
               </w:rPr>
               <w:t>app/Http/Requests/</w:t>
               <w:br/>
@@ -2110,32 +1693,24 @@
         </w:tc>
       </w:tr>
       <w:tr>
-        <w:trPr>
-          <w:cantSplit/>
-        </w:trPr>
         <w:tc>
           <w:tcPr>
-            <w:tcW w:type="dxa" w:w="2494"/>
+            <w:tcW w:type="dxa" w:w="3053"/>
             <w:vAlign w:val="center"/>
             <w:tcMar>
-              <w:top w:w="70" w:type="dxa"/>
-              <w:bottom w:w="70" w:type="dxa"/>
-              <w:left w:w="85" w:type="dxa"/>
-              <w:right w:w="85" w:type="dxa"/>
+              <w:top w:w="90" w:type="dxa"/>
+              <w:bottom w:w="90" w:type="dxa"/>
+              <w:left w:w="90" w:type="dxa"/>
+              <w:right w:w="90" w:type="dxa"/>
             </w:tcMar>
-            <w:shd w:fill="FFFFFF"/>
           </w:tcPr>
           <w:p>
             <w:pPr>
-              <w:spacing w:before="60" w:after="60" w:line="252" w:lineRule="auto"/>
-              <w:jc w:val="left"/>
+              <w:spacing w:after="0"/>
             </w:pPr>
             <w:r>
               <w:rPr>
-                <w:rFonts w:ascii="Times New Roman" w:hAnsi="Times New Roman"/>
-                <w:b w:val="0"/>
-                <w:color w:val="000000"/>
-                <w:sz w:val="24"/>
+                <w:sz w:val="18"/>
               </w:rPr>
               <w:t>Controller</w:t>
             </w:r>
@@ -2143,27 +1718,22 @@
         </w:tc>
         <w:tc>
           <w:tcPr>
-            <w:tcW w:type="dxa" w:w="3515"/>
+            <w:tcW w:type="dxa" w:w="3312"/>
             <w:vAlign w:val="center"/>
             <w:tcMar>
-              <w:top w:w="70" w:type="dxa"/>
-              <w:bottom w:w="70" w:type="dxa"/>
-              <w:left w:w="85" w:type="dxa"/>
-              <w:right w:w="85" w:type="dxa"/>
+              <w:top w:w="90" w:type="dxa"/>
+              <w:bottom w:w="90" w:type="dxa"/>
+              <w:left w:w="90" w:type="dxa"/>
+              <w:right w:w="90" w:type="dxa"/>
             </w:tcMar>
-            <w:shd w:fill="FFFFFF"/>
           </w:tcPr>
           <w:p>
             <w:pPr>
-              <w:spacing w:before="60" w:after="60" w:line="252" w:lineRule="auto"/>
-              <w:jc w:val="left"/>
+              <w:spacing w:after="0"/>
             </w:pPr>
             <w:r>
               <w:rPr>
-                <w:rFonts w:ascii="Times New Roman" w:hAnsi="Times New Roman"/>
-                <w:b w:val="0"/>
-                <w:color w:val="000000"/>
-                <w:sz w:val="24"/>
+                <w:sz w:val="18"/>
               </w:rPr>
               <w:t>Menerima input tervalidasi, memanggil service, mengembalikan response.</w:t>
             </w:r>
@@ -2171,27 +1741,22 @@
         </w:tc>
         <w:tc>
           <w:tcPr>
-            <w:tcW w:type="dxa" w:w="3798"/>
+            <w:tcW w:type="dxa" w:w="3355"/>
             <w:vAlign w:val="center"/>
             <w:tcMar>
-              <w:top w:w="70" w:type="dxa"/>
-              <w:bottom w:w="70" w:type="dxa"/>
-              <w:left w:w="85" w:type="dxa"/>
-              <w:right w:w="85" w:type="dxa"/>
+              <w:top w:w="90" w:type="dxa"/>
+              <w:bottom w:w="90" w:type="dxa"/>
+              <w:left w:w="90" w:type="dxa"/>
+              <w:right w:w="90" w:type="dxa"/>
             </w:tcMar>
-            <w:shd w:fill="FFFFFF"/>
           </w:tcPr>
           <w:p>
             <w:pPr>
-              <w:spacing w:before="60" w:after="60" w:line="252" w:lineRule="auto"/>
-              <w:jc w:val="left"/>
+              <w:spacing w:after="0"/>
             </w:pPr>
             <w:r>
               <w:rPr>
-                <w:rFonts w:ascii="Times New Roman" w:hAnsi="Times New Roman"/>
-                <w:b w:val="0"/>
-                <w:color w:val="000000"/>
-                <w:sz w:val="24"/>
+                <w:sz w:val="18"/>
               </w:rPr>
               <w:t>app/Http/Controllers/</w:t>
               <w:br/>
@@ -2201,62 +1766,49 @@
         </w:tc>
       </w:tr>
       <w:tr>
-        <w:trPr>
-          <w:cantSplit/>
-        </w:trPr>
         <w:tc>
           <w:tcPr>
-            <w:tcW w:type="dxa" w:w="2494"/>
+            <w:tcW w:type="dxa" w:w="3053"/>
+            <w:shd w:fill="F6F8FA"/>
             <w:vAlign w:val="center"/>
             <w:tcMar>
-              <w:top w:w="70" w:type="dxa"/>
-              <w:bottom w:w="70" w:type="dxa"/>
-              <w:left w:w="85" w:type="dxa"/>
-              <w:right w:w="85" w:type="dxa"/>
+              <w:top w:w="90" w:type="dxa"/>
+              <w:bottom w:w="90" w:type="dxa"/>
+              <w:left w:w="90" w:type="dxa"/>
+              <w:right w:w="90" w:type="dxa"/>
             </w:tcMar>
-            <w:shd w:fill="FFFFFF"/>
           </w:tcPr>
           <w:p>
             <w:pPr>
-              <w:spacing w:before="60" w:after="60" w:line="252" w:lineRule="auto"/>
-              <w:jc w:val="left"/>
+              <w:spacing w:after="0"/>
             </w:pPr>
             <w:r>
               <w:rPr>
-                <w:rFonts w:ascii="Times New Roman" w:hAnsi="Times New Roman"/>
-                <w:b w:val="0"/>
-                <w:color w:val="000000"/>
-                <w:sz w:val="24"/>
+                <w:sz w:val="18"/>
               </w:rPr>
-              <w:t>RoleManagement</w:t>
-              <w:br/>
-              <w:t>Service</w:t>
+              <w:t>RoleManagementService</w:t>
             </w:r>
           </w:p>
         </w:tc>
         <w:tc>
           <w:tcPr>
-            <w:tcW w:type="dxa" w:w="3515"/>
+            <w:tcW w:type="dxa" w:w="3312"/>
+            <w:shd w:fill="F6F8FA"/>
             <w:vAlign w:val="center"/>
             <w:tcMar>
-              <w:top w:w="70" w:type="dxa"/>
-              <w:bottom w:w="70" w:type="dxa"/>
-              <w:left w:w="85" w:type="dxa"/>
-              <w:right w:w="85" w:type="dxa"/>
+              <w:top w:w="90" w:type="dxa"/>
+              <w:bottom w:w="90" w:type="dxa"/>
+              <w:left w:w="90" w:type="dxa"/>
+              <w:right w:w="90" w:type="dxa"/>
             </w:tcMar>
-            <w:shd w:fill="FFFFFF"/>
           </w:tcPr>
           <w:p>
             <w:pPr>
-              <w:spacing w:before="60" w:after="60" w:line="252" w:lineRule="auto"/>
-              <w:jc w:val="left"/>
+              <w:spacing w:after="0"/>
             </w:pPr>
             <w:r>
               <w:rPr>
-                <w:rFonts w:ascii="Times New Roman" w:hAnsi="Times New Roman"/>
-                <w:b w:val="0"/>
-                <w:color w:val="000000"/>
-                <w:sz w:val="24"/>
+                <w:sz w:val="18"/>
               </w:rPr>
               <w:t>Menjaga aturan target, nilai role sah, dan no-op sebelum save.</w:t>
             </w:r>
@@ -2264,27 +1816,23 @@
         </w:tc>
         <w:tc>
           <w:tcPr>
-            <w:tcW w:type="dxa" w:w="3798"/>
+            <w:tcW w:type="dxa" w:w="3355"/>
+            <w:shd w:fill="F6F8FA"/>
             <w:vAlign w:val="center"/>
             <w:tcMar>
-              <w:top w:w="70" w:type="dxa"/>
-              <w:bottom w:w="70" w:type="dxa"/>
-              <w:left w:w="85" w:type="dxa"/>
-              <w:right w:w="85" w:type="dxa"/>
+              <w:top w:w="90" w:type="dxa"/>
+              <w:bottom w:w="90" w:type="dxa"/>
+              <w:left w:w="90" w:type="dxa"/>
+              <w:right w:w="90" w:type="dxa"/>
             </w:tcMar>
-            <w:shd w:fill="FFFFFF"/>
           </w:tcPr>
           <w:p>
             <w:pPr>
-              <w:spacing w:before="60" w:after="60" w:line="252" w:lineRule="auto"/>
-              <w:jc w:val="left"/>
+              <w:spacing w:after="0"/>
             </w:pPr>
             <w:r>
               <w:rPr>
-                <w:rFonts w:ascii="Times New Roman" w:hAnsi="Times New Roman"/>
-                <w:b w:val="0"/>
-                <w:color w:val="000000"/>
-                <w:sz w:val="24"/>
+                <w:sz w:val="18"/>
               </w:rPr>
               <w:t>app/Services/</w:t>
               <w:br/>
@@ -2294,32 +1842,24 @@
         </w:tc>
       </w:tr>
       <w:tr>
-        <w:trPr>
-          <w:cantSplit/>
-        </w:trPr>
         <w:tc>
           <w:tcPr>
-            <w:tcW w:type="dxa" w:w="2494"/>
+            <w:tcW w:type="dxa" w:w="3053"/>
             <w:vAlign w:val="center"/>
             <w:tcMar>
-              <w:top w:w="70" w:type="dxa"/>
-              <w:bottom w:w="70" w:type="dxa"/>
-              <w:left w:w="85" w:type="dxa"/>
-              <w:right w:w="85" w:type="dxa"/>
+              <w:top w:w="90" w:type="dxa"/>
+              <w:bottom w:w="90" w:type="dxa"/>
+              <w:left w:w="90" w:type="dxa"/>
+              <w:right w:w="90" w:type="dxa"/>
             </w:tcMar>
-            <w:shd w:fill="FFFFFF"/>
           </w:tcPr>
           <w:p>
             <w:pPr>
-              <w:spacing w:before="60" w:after="60" w:line="252" w:lineRule="auto"/>
-              <w:jc w:val="left"/>
+              <w:spacing w:after="0"/>
             </w:pPr>
             <w:r>
               <w:rPr>
-                <w:rFonts w:ascii="Times New Roman" w:hAnsi="Times New Roman"/>
-                <w:b w:val="0"/>
-                <w:color w:val="000000"/>
-                <w:sz w:val="24"/>
+                <w:sz w:val="18"/>
               </w:rPr>
               <w:t>User Model</w:t>
             </w:r>
@@ -2327,27 +1867,22 @@
         </w:tc>
         <w:tc>
           <w:tcPr>
-            <w:tcW w:type="dxa" w:w="3515"/>
+            <w:tcW w:type="dxa" w:w="3312"/>
             <w:vAlign w:val="center"/>
             <w:tcMar>
-              <w:top w:w="70" w:type="dxa"/>
-              <w:bottom w:w="70" w:type="dxa"/>
-              <w:left w:w="85" w:type="dxa"/>
-              <w:right w:w="85" w:type="dxa"/>
+              <w:top w:w="90" w:type="dxa"/>
+              <w:bottom w:w="90" w:type="dxa"/>
+              <w:left w:w="90" w:type="dxa"/>
+              <w:right w:w="90" w:type="dxa"/>
             </w:tcMar>
-            <w:shd w:fill="FFFFFF"/>
           </w:tcPr>
           <w:p>
             <w:pPr>
-              <w:spacing w:before="60" w:after="60" w:line="252" w:lineRule="auto"/>
-              <w:jc w:val="left"/>
+              <w:spacing w:after="0"/>
             </w:pPr>
             <w:r>
               <w:rPr>
-                <w:rFonts w:ascii="Times New Roman" w:hAnsi="Times New Roman"/>
-                <w:b w:val="0"/>
-                <w:color w:val="000000"/>
-                <w:sz w:val="24"/>
+                <w:sz w:val="18"/>
               </w:rPr>
               <w:t>Mewakili users, key id_user, dan data role; role tidak fillable.</w:t>
             </w:r>
@@ -2355,27 +1890,22 @@
         </w:tc>
         <w:tc>
           <w:tcPr>
-            <w:tcW w:type="dxa" w:w="3798"/>
+            <w:tcW w:type="dxa" w:w="3355"/>
             <w:vAlign w:val="center"/>
             <w:tcMar>
-              <w:top w:w="70" w:type="dxa"/>
-              <w:bottom w:w="70" w:type="dxa"/>
-              <w:left w:w="85" w:type="dxa"/>
-              <w:right w:w="85" w:type="dxa"/>
+              <w:top w:w="90" w:type="dxa"/>
+              <w:bottom w:w="90" w:type="dxa"/>
+              <w:left w:w="90" w:type="dxa"/>
+              <w:right w:w="90" w:type="dxa"/>
             </w:tcMar>
-            <w:shd w:fill="FFFFFF"/>
           </w:tcPr>
           <w:p>
             <w:pPr>
-              <w:spacing w:before="60" w:after="60" w:line="252" w:lineRule="auto"/>
-              <w:jc w:val="left"/>
+              <w:spacing w:after="0"/>
             </w:pPr>
             <w:r>
               <w:rPr>
-                <w:rFonts w:ascii="Times New Roman" w:hAnsi="Times New Roman"/>
-                <w:b w:val="0"/>
-                <w:color w:val="000000"/>
-                <w:sz w:val="24"/>
+                <w:sz w:val="18"/>
               </w:rPr>
               <w:t>app/Models/User.php</w:t>
             </w:r>
@@ -2383,32 +1913,25 @@
         </w:tc>
       </w:tr>
       <w:tr>
-        <w:trPr>
-          <w:cantSplit/>
-        </w:trPr>
         <w:tc>
           <w:tcPr>
-            <w:tcW w:type="dxa" w:w="2494"/>
+            <w:tcW w:type="dxa" w:w="3053"/>
+            <w:shd w:fill="F6F8FA"/>
             <w:vAlign w:val="center"/>
             <w:tcMar>
-              <w:top w:w="70" w:type="dxa"/>
-              <w:bottom w:w="70" w:type="dxa"/>
-              <w:left w:w="85" w:type="dxa"/>
-              <w:right w:w="85" w:type="dxa"/>
+              <w:top w:w="90" w:type="dxa"/>
+              <w:bottom w:w="90" w:type="dxa"/>
+              <w:left w:w="90" w:type="dxa"/>
+              <w:right w:w="90" w:type="dxa"/>
             </w:tcMar>
-            <w:shd w:fill="FFFFFF"/>
           </w:tcPr>
           <w:p>
             <w:pPr>
-              <w:spacing w:before="60" w:after="60" w:line="252" w:lineRule="auto"/>
-              <w:jc w:val="left"/>
+              <w:spacing w:after="0"/>
             </w:pPr>
             <w:r>
               <w:rPr>
-                <w:rFonts w:ascii="Times New Roman" w:hAnsi="Times New Roman"/>
-                <w:b w:val="0"/>
-                <w:color w:val="000000"/>
-                <w:sz w:val="24"/>
+                <w:sz w:val="18"/>
               </w:rPr>
               <w:t>UserObserver</w:t>
             </w:r>
@@ -2416,27 +1939,23 @@
         </w:tc>
         <w:tc>
           <w:tcPr>
-            <w:tcW w:type="dxa" w:w="3515"/>
+            <w:tcW w:type="dxa" w:w="3312"/>
+            <w:shd w:fill="F6F8FA"/>
             <w:vAlign w:val="center"/>
             <w:tcMar>
-              <w:top w:w="70" w:type="dxa"/>
-              <w:bottom w:w="70" w:type="dxa"/>
-              <w:left w:w="85" w:type="dxa"/>
-              <w:right w:w="85" w:type="dxa"/>
+              <w:top w:w="90" w:type="dxa"/>
+              <w:bottom w:w="90" w:type="dxa"/>
+              <w:left w:w="90" w:type="dxa"/>
+              <w:right w:w="90" w:type="dxa"/>
             </w:tcMar>
-            <w:shd w:fill="FFFFFF"/>
           </w:tcPr>
           <w:p>
             <w:pPr>
-              <w:spacing w:before="60" w:after="60" w:line="252" w:lineRule="auto"/>
-              <w:jc w:val="left"/>
+              <w:spacing w:after="0"/>
             </w:pPr>
             <w:r>
               <w:rPr>
-                <w:rFonts w:ascii="Times New Roman" w:hAnsi="Times New Roman"/>
-                <w:b w:val="0"/>
-                <w:color w:val="000000"/>
-                <w:sz w:val="24"/>
+                <w:sz w:val="18"/>
               </w:rPr>
               <w:t>Mencatat perubahan role pada updated tanpa data rahasia.</w:t>
             </w:r>
@@ -2444,27 +1963,23 @@
         </w:tc>
         <w:tc>
           <w:tcPr>
-            <w:tcW w:type="dxa" w:w="3798"/>
+            <w:tcW w:type="dxa" w:w="3355"/>
+            <w:shd w:fill="F6F8FA"/>
             <w:vAlign w:val="center"/>
             <w:tcMar>
-              <w:top w:w="70" w:type="dxa"/>
-              <w:bottom w:w="70" w:type="dxa"/>
-              <w:left w:w="85" w:type="dxa"/>
-              <w:right w:w="85" w:type="dxa"/>
+              <w:top w:w="90" w:type="dxa"/>
+              <w:bottom w:w="90" w:type="dxa"/>
+              <w:left w:w="90" w:type="dxa"/>
+              <w:right w:w="90" w:type="dxa"/>
             </w:tcMar>
-            <w:shd w:fill="FFFFFF"/>
           </w:tcPr>
           <w:p>
             <w:pPr>
-              <w:spacing w:before="60" w:after="60" w:line="252" w:lineRule="auto"/>
-              <w:jc w:val="left"/>
+              <w:spacing w:after="0"/>
             </w:pPr>
             <w:r>
               <w:rPr>
-                <w:rFonts w:ascii="Times New Roman" w:hAnsi="Times New Roman"/>
-                <w:b w:val="0"/>
-                <w:color w:val="000000"/>
-                <w:sz w:val="24"/>
+                <w:sz w:val="18"/>
               </w:rPr>
               <w:t>app/Observers/</w:t>
               <w:br/>
@@ -2480,29 +1995,15 @@
       </w:pPr>
     </w:p>
     <w:p>
-      <w:pPr>
-        <w:keepNext/>
-      </w:pPr>
       <w:r>
-        <w:rPr>
-          <w:rFonts w:ascii="Times New Roman" w:hAnsi="Times New Roman"/>
-          <w:color w:val="000000"/>
-          <w:sz w:val="24"/>
-        </w:rPr>
         <w:t>C1. Mengapa pemeriksaan 'bolehkah user mengubah role dirinya' diletakkan dalam business rule, bukan dalam Observer?</w:t>
       </w:r>
     </w:p>
     <w:p>
       <w:pPr>
-        <w:spacing w:after="120" w:line="264" w:lineRule="auto"/>
-        <w:jc w:val="left"/>
+        <w:spacing w:after="60"/>
       </w:pPr>
       <w:r>
-        <w:rPr>
-          <w:rFonts w:ascii="Times New Roman" w:hAnsi="Times New Roman"/>
-          <w:color w:val="000000"/>
-          <w:sz w:val="24"/>
-        </w:rPr>
         <w:t>Larangan perubahan akun sendiri adalah keputusan bisnis yang harus menolak request sebelum data disimpan. Service menjalankannya sebelum assignment role dan save. Observer updated baru merespons perubahan yang sudah dilakukan; menempatkan seluruh izin di sana membuat jalur lain, terutama bulk update, dapat melewati pemeriksaan tersebut. Gate dan service tetap menjadi penjaga izin.</w:t>
       </w:r>
     </w:p>
@@ -2511,12 +2012,6 @@
         <w:pStyle w:val="Heading1"/>
       </w:pPr>
       <w:r>
-        <w:rPr>
-          <w:rFonts w:ascii="Times New Roman" w:hAnsi="Times New Roman"/>
-          <w:b/>
-          <w:color w:val="000000"/>
-          <w:sz w:val="28"/>
-        </w:rPr>
         <w:t>D Checkpoint Implementasi</w:t>
       </w:r>
     </w:p>
@@ -2535,38 +2030,34 @@
         </w:tblBorders>
       </w:tblPr>
       <w:tblGrid>
-        <w:gridCol w:w="3005"/>
-        <w:gridCol w:w="6803"/>
+        <w:gridCol w:w="4910"/>
+        <w:gridCol w:w="4910"/>
       </w:tblGrid>
       <w:tr>
         <w:trPr>
           <w:tblHeader w:val="true"/>
-          <w:cantSplit/>
         </w:trPr>
         <w:tc>
           <w:tcPr>
-            <w:tcW w:type="dxa" w:w="3005"/>
+            <w:tcW w:type="dxa" w:w="3456"/>
+            <w:shd w:fill="243B53"/>
             <w:vAlign w:val="center"/>
             <w:tcMar>
-              <w:top w:w="70" w:type="dxa"/>
-              <w:bottom w:w="70" w:type="dxa"/>
-              <w:left w:w="85" w:type="dxa"/>
-              <w:right w:w="85" w:type="dxa"/>
+              <w:top w:w="90" w:type="dxa"/>
+              <w:bottom w:w="90" w:type="dxa"/>
+              <w:left w:w="90" w:type="dxa"/>
+              <w:right w:w="90" w:type="dxa"/>
             </w:tcMar>
-            <w:shd w:fill="F2F2F2"/>
           </w:tcPr>
           <w:p>
             <w:pPr>
               <w:keepNext/>
-              <w:spacing w:before="60" w:after="60" w:line="252" w:lineRule="auto"/>
-              <w:jc w:val="left"/>
             </w:pPr>
             <w:r>
               <w:rPr>
-                <w:rFonts w:ascii="Times New Roman" w:hAnsi="Times New Roman"/>
                 <w:b/>
-                <w:color w:val="000000"/>
-                <w:sz w:val="24"/>
+                <w:color w:val="FFFFFF"/>
+                <w:sz w:val="18"/>
               </w:rPr>
               <w:t>Checkpoint</w:t>
             </w:r>
@@ -2574,28 +2065,25 @@
         </w:tc>
         <w:tc>
           <w:tcPr>
-            <w:tcW w:type="dxa" w:w="6803"/>
+            <w:tcW w:type="dxa" w:w="6264"/>
+            <w:shd w:fill="243B53"/>
             <w:vAlign w:val="center"/>
             <w:tcMar>
-              <w:top w:w="70" w:type="dxa"/>
-              <w:bottom w:w="70" w:type="dxa"/>
-              <w:left w:w="85" w:type="dxa"/>
-              <w:right w:w="85" w:type="dxa"/>
+              <w:top w:w="90" w:type="dxa"/>
+              <w:bottom w:w="90" w:type="dxa"/>
+              <w:left w:w="90" w:type="dxa"/>
+              <w:right w:w="90" w:type="dxa"/>
             </w:tcMar>
-            <w:shd w:fill="F2F2F2"/>
           </w:tcPr>
           <w:p>
             <w:pPr>
               <w:keepNext/>
-              <w:spacing w:before="60" w:after="60" w:line="252" w:lineRule="auto"/>
-              <w:jc w:val="left"/>
             </w:pPr>
             <w:r>
               <w:rPr>
-                <w:rFonts w:ascii="Times New Roman" w:hAnsi="Times New Roman"/>
                 <w:b/>
-                <w:color w:val="000000"/>
-                <w:sz w:val="24"/>
+                <w:color w:val="FFFFFF"/>
+                <w:sz w:val="18"/>
               </w:rPr>
               <w:t>Bukti atau referensi commit</w:t>
             </w:r>
@@ -2603,32 +2091,24 @@
         </w:tc>
       </w:tr>
       <w:tr>
-        <w:trPr>
-          <w:cantSplit/>
-        </w:trPr>
         <w:tc>
           <w:tcPr>
-            <w:tcW w:type="dxa" w:w="3005"/>
+            <w:tcW w:type="dxa" w:w="3456"/>
             <w:vAlign w:val="center"/>
             <w:tcMar>
-              <w:top w:w="70" w:type="dxa"/>
-              <w:bottom w:w="70" w:type="dxa"/>
-              <w:left w:w="85" w:type="dxa"/>
-              <w:right w:w="85" w:type="dxa"/>
+              <w:top w:w="90" w:type="dxa"/>
+              <w:bottom w:w="90" w:type="dxa"/>
+              <w:left w:w="90" w:type="dxa"/>
+              <w:right w:w="90" w:type="dxa"/>
             </w:tcMar>
-            <w:shd w:fill="FFFFFF"/>
           </w:tcPr>
           <w:p>
             <w:pPr>
-              <w:spacing w:before="60" w:after="60" w:line="252" w:lineRule="auto"/>
-              <w:jc w:val="left"/>
+              <w:spacing w:after="0"/>
             </w:pPr>
             <w:r>
               <w:rPr>
-                <w:rFonts w:ascii="Times New Roman" w:hAnsi="Times New Roman"/>
-                <w:b w:val="0"/>
-                <w:color w:val="000000"/>
-                <w:sz w:val="24"/>
+                <w:sz w:val="18"/>
               </w:rPr>
               <w:t>Login dan role awal</w:t>
             </w:r>
@@ -2636,27 +2116,22 @@
         </w:tc>
         <w:tc>
           <w:tcPr>
-            <w:tcW w:type="dxa" w:w="6803"/>
+            <w:tcW w:type="dxa" w:w="6264"/>
             <w:vAlign w:val="center"/>
             <w:tcMar>
-              <w:top w:w="70" w:type="dxa"/>
-              <w:bottom w:w="70" w:type="dxa"/>
-              <w:left w:w="85" w:type="dxa"/>
-              <w:right w:w="85" w:type="dxa"/>
+              <w:top w:w="90" w:type="dxa"/>
+              <w:bottom w:w="90" w:type="dxa"/>
+              <w:left w:w="90" w:type="dxa"/>
+              <w:right w:w="90" w:type="dxa"/>
             </w:tcMar>
-            <w:shd w:fill="FFFFFF"/>
           </w:tcPr>
           <w:p>
             <w:pPr>
-              <w:spacing w:before="60" w:after="60" w:line="252" w:lineRule="auto"/>
-              <w:jc w:val="left"/>
+              <w:spacing w:after="0"/>
             </w:pPr>
             <w:r>
               <w:rPr>
-                <w:rFonts w:ascii="Times New Roman" w:hAnsi="Times New Roman"/>
-                <w:b w:val="0"/>
-                <w:color w:val="000000"/>
-                <w:sz w:val="24"/>
+                <w:sz w:val="18"/>
               </w:rPr>
               <w:t>a0fd091; seeder 4f99958</w:t>
               <w:br/>
@@ -2666,32 +2141,25 @@
         </w:tc>
       </w:tr>
       <w:tr>
-        <w:trPr>
-          <w:cantSplit/>
-        </w:trPr>
         <w:tc>
           <w:tcPr>
-            <w:tcW w:type="dxa" w:w="3005"/>
+            <w:tcW w:type="dxa" w:w="3456"/>
+            <w:shd w:fill="F6F8FA"/>
             <w:vAlign w:val="center"/>
             <w:tcMar>
-              <w:top w:w="70" w:type="dxa"/>
-              <w:bottom w:w="70" w:type="dxa"/>
-              <w:left w:w="85" w:type="dxa"/>
-              <w:right w:w="85" w:type="dxa"/>
+              <w:top w:w="90" w:type="dxa"/>
+              <w:bottom w:w="90" w:type="dxa"/>
+              <w:left w:w="90" w:type="dxa"/>
+              <w:right w:w="90" w:type="dxa"/>
             </w:tcMar>
-            <w:shd w:fill="FFFFFF"/>
           </w:tcPr>
           <w:p>
             <w:pPr>
-              <w:spacing w:before="60" w:after="60" w:line="252" w:lineRule="auto"/>
-              <w:jc w:val="left"/>
+              <w:spacing w:after="0"/>
             </w:pPr>
             <w:r>
               <w:rPr>
-                <w:rFonts w:ascii="Times New Roman" w:hAnsi="Times New Roman"/>
-                <w:b w:val="0"/>
-                <w:color w:val="000000"/>
-                <w:sz w:val="24"/>
+                <w:sz w:val="18"/>
               </w:rPr>
               <w:t>Migration role</w:t>
             </w:r>
@@ -2699,27 +2167,23 @@
         </w:tc>
         <w:tc>
           <w:tcPr>
-            <w:tcW w:type="dxa" w:w="6803"/>
+            <w:tcW w:type="dxa" w:w="6264"/>
+            <w:shd w:fill="F6F8FA"/>
             <w:vAlign w:val="center"/>
             <w:tcMar>
-              <w:top w:w="70" w:type="dxa"/>
-              <w:bottom w:w="70" w:type="dxa"/>
-              <w:left w:w="85" w:type="dxa"/>
-              <w:right w:w="85" w:type="dxa"/>
+              <w:top w:w="90" w:type="dxa"/>
+              <w:bottom w:w="90" w:type="dxa"/>
+              <w:left w:w="90" w:type="dxa"/>
+              <w:right w:w="90" w:type="dxa"/>
             </w:tcMar>
-            <w:shd w:fill="FFFFFF"/>
           </w:tcPr>
           <w:p>
             <w:pPr>
-              <w:spacing w:before="60" w:after="60" w:line="252" w:lineRule="auto"/>
-              <w:jc w:val="left"/>
+              <w:spacing w:after="0"/>
             </w:pPr>
             <w:r>
               <w:rPr>
-                <w:rFonts w:ascii="Times New Roman" w:hAnsi="Times New Roman"/>
-                <w:b w:val="0"/>
-                <w:color w:val="000000"/>
-                <w:sz w:val="24"/>
+                <w:sz w:val="18"/>
               </w:rPr>
               <w:t>5e53ed1</w:t>
               <w:br/>
@@ -2729,32 +2193,24 @@
         </w:tc>
       </w:tr>
       <w:tr>
-        <w:trPr>
-          <w:cantSplit/>
-        </w:trPr>
         <w:tc>
           <w:tcPr>
-            <w:tcW w:type="dxa" w:w="3005"/>
+            <w:tcW w:type="dxa" w:w="3456"/>
             <w:vAlign w:val="center"/>
             <w:tcMar>
-              <w:top w:w="70" w:type="dxa"/>
-              <w:bottom w:w="70" w:type="dxa"/>
-              <w:left w:w="85" w:type="dxa"/>
-              <w:right w:w="85" w:type="dxa"/>
+              <w:top w:w="90" w:type="dxa"/>
+              <w:bottom w:w="90" w:type="dxa"/>
+              <w:left w:w="90" w:type="dxa"/>
+              <w:right w:w="90" w:type="dxa"/>
             </w:tcMar>
-            <w:shd w:fill="FFFFFF"/>
           </w:tcPr>
           <w:p>
             <w:pPr>
-              <w:spacing w:before="60" w:after="60" w:line="252" w:lineRule="auto"/>
-              <w:jc w:val="left"/>
+              <w:spacing w:after="0"/>
             </w:pPr>
             <w:r>
               <w:rPr>
-                <w:rFonts w:ascii="Times New Roman" w:hAnsi="Times New Roman"/>
-                <w:b w:val="0"/>
-                <w:color w:val="000000"/>
-                <w:sz w:val="24"/>
+                <w:sz w:val="18"/>
               </w:rPr>
               <w:t>Gate manage-roles</w:t>
             </w:r>
@@ -2762,27 +2218,22 @@
         </w:tc>
         <w:tc>
           <w:tcPr>
-            <w:tcW w:type="dxa" w:w="6803"/>
+            <w:tcW w:type="dxa" w:w="6264"/>
             <w:vAlign w:val="center"/>
             <w:tcMar>
-              <w:top w:w="70" w:type="dxa"/>
-              <w:bottom w:w="70" w:type="dxa"/>
-              <w:left w:w="85" w:type="dxa"/>
-              <w:right w:w="85" w:type="dxa"/>
+              <w:top w:w="90" w:type="dxa"/>
+              <w:bottom w:w="90" w:type="dxa"/>
+              <w:left w:w="90" w:type="dxa"/>
+              <w:right w:w="90" w:type="dxa"/>
             </w:tcMar>
-            <w:shd w:fill="FFFFFF"/>
           </w:tcPr>
           <w:p>
             <w:pPr>
-              <w:spacing w:before="60" w:after="60" w:line="252" w:lineRule="auto"/>
-              <w:jc w:val="left"/>
+              <w:spacing w:after="0"/>
             </w:pPr>
             <w:r>
               <w:rPr>
-                <w:rFonts w:ascii="Times New Roman" w:hAnsi="Times New Roman"/>
-                <w:b w:val="0"/>
-                <w:color w:val="000000"/>
-                <w:sz w:val="24"/>
+                <w:sz w:val="18"/>
               </w:rPr>
               <w:t>5b30985</w:t>
               <w:br/>
@@ -2792,32 +2243,25 @@
         </w:tc>
       </w:tr>
       <w:tr>
-        <w:trPr>
-          <w:cantSplit/>
-        </w:trPr>
         <w:tc>
           <w:tcPr>
-            <w:tcW w:type="dxa" w:w="3005"/>
+            <w:tcW w:type="dxa" w:w="3456"/>
+            <w:shd w:fill="F6F8FA"/>
             <w:vAlign w:val="center"/>
             <w:tcMar>
-              <w:top w:w="70" w:type="dxa"/>
-              <w:bottom w:w="70" w:type="dxa"/>
-              <w:left w:w="85" w:type="dxa"/>
-              <w:right w:w="85" w:type="dxa"/>
+              <w:top w:w="90" w:type="dxa"/>
+              <w:bottom w:w="90" w:type="dxa"/>
+              <w:left w:w="90" w:type="dxa"/>
+              <w:right w:w="90" w:type="dxa"/>
             </w:tcMar>
-            <w:shd w:fill="FFFFFF"/>
           </w:tcPr>
           <w:p>
             <w:pPr>
-              <w:spacing w:before="60" w:after="60" w:line="252" w:lineRule="auto"/>
-              <w:jc w:val="left"/>
+              <w:spacing w:after="0"/>
             </w:pPr>
             <w:r>
               <w:rPr>
-                <w:rFonts w:ascii="Times New Roman" w:hAnsi="Times New Roman"/>
-                <w:b w:val="0"/>
-                <w:color w:val="000000"/>
-                <w:sz w:val="24"/>
+                <w:sz w:val="18"/>
               </w:rPr>
               <w:t>PATCH role route</w:t>
             </w:r>
@@ -2825,27 +2269,23 @@
         </w:tc>
         <w:tc>
           <w:tcPr>
-            <w:tcW w:type="dxa" w:w="6803"/>
+            <w:tcW w:type="dxa" w:w="6264"/>
+            <w:shd w:fill="F6F8FA"/>
             <w:vAlign w:val="center"/>
             <w:tcMar>
-              <w:top w:w="70" w:type="dxa"/>
-              <w:bottom w:w="70" w:type="dxa"/>
-              <w:left w:w="85" w:type="dxa"/>
-              <w:right w:w="85" w:type="dxa"/>
+              <w:top w:w="90" w:type="dxa"/>
+              <w:bottom w:w="90" w:type="dxa"/>
+              <w:left w:w="90" w:type="dxa"/>
+              <w:right w:w="90" w:type="dxa"/>
             </w:tcMar>
-            <w:shd w:fill="FFFFFF"/>
           </w:tcPr>
           <w:p>
             <w:pPr>
-              <w:spacing w:before="60" w:after="60" w:line="252" w:lineRule="auto"/>
-              <w:jc w:val="left"/>
+              <w:spacing w:after="0"/>
             </w:pPr>
             <w:r>
               <w:rPr>
-                <w:rFonts w:ascii="Times New Roman" w:hAnsi="Times New Roman"/>
-                <w:b w:val="0"/>
-                <w:color w:val="000000"/>
-                <w:sz w:val="24"/>
+                <w:sz w:val="18"/>
               </w:rPr>
               <w:t>03a9542</w:t>
               <w:br/>
@@ -2855,32 +2295,24 @@
         </w:tc>
       </w:tr>
       <w:tr>
-        <w:trPr>
-          <w:cantSplit/>
-        </w:trPr>
         <w:tc>
           <w:tcPr>
-            <w:tcW w:type="dxa" w:w="3005"/>
+            <w:tcW w:type="dxa" w:w="3456"/>
             <w:vAlign w:val="center"/>
             <w:tcMar>
-              <w:top w:w="70" w:type="dxa"/>
-              <w:bottom w:w="70" w:type="dxa"/>
-              <w:left w:w="85" w:type="dxa"/>
-              <w:right w:w="85" w:type="dxa"/>
+              <w:top w:w="90" w:type="dxa"/>
+              <w:bottom w:w="90" w:type="dxa"/>
+              <w:left w:w="90" w:type="dxa"/>
+              <w:right w:w="90" w:type="dxa"/>
             </w:tcMar>
-            <w:shd w:fill="FFFFFF"/>
           </w:tcPr>
           <w:p>
             <w:pPr>
-              <w:spacing w:before="60" w:after="60" w:line="252" w:lineRule="auto"/>
-              <w:jc w:val="left"/>
+              <w:spacing w:after="0"/>
             </w:pPr>
             <w:r>
               <w:rPr>
-                <w:rFonts w:ascii="Times New Roman" w:hAnsi="Times New Roman"/>
-                <w:b w:val="0"/>
-                <w:color w:val="000000"/>
-                <w:sz w:val="24"/>
+                <w:sz w:val="18"/>
               </w:rPr>
               <w:t>Service dan controller</w:t>
             </w:r>
@@ -2888,27 +2320,22 @@
         </w:tc>
         <w:tc>
           <w:tcPr>
-            <w:tcW w:type="dxa" w:w="6803"/>
+            <w:tcW w:type="dxa" w:w="6264"/>
             <w:vAlign w:val="center"/>
             <w:tcMar>
-              <w:top w:w="70" w:type="dxa"/>
-              <w:bottom w:w="70" w:type="dxa"/>
-              <w:left w:w="85" w:type="dxa"/>
-              <w:right w:w="85" w:type="dxa"/>
+              <w:top w:w="90" w:type="dxa"/>
+              <w:bottom w:w="90" w:type="dxa"/>
+              <w:left w:w="90" w:type="dxa"/>
+              <w:right w:w="90" w:type="dxa"/>
             </w:tcMar>
-            <w:shd w:fill="FFFFFF"/>
           </w:tcPr>
           <w:p>
             <w:pPr>
-              <w:spacing w:before="60" w:after="60" w:line="252" w:lineRule="auto"/>
-              <w:jc w:val="left"/>
+              <w:spacing w:after="0"/>
             </w:pPr>
             <w:r>
               <w:rPr>
-                <w:rFonts w:ascii="Times New Roman" w:hAnsi="Times New Roman"/>
-                <w:b w:val="0"/>
-                <w:color w:val="000000"/>
-                <w:sz w:val="24"/>
+                <w:sz w:val="18"/>
               </w:rPr>
               <w:t>cecde2d</w:t>
               <w:br/>
@@ -2918,32 +2345,25 @@
         </w:tc>
       </w:tr>
       <w:tr>
-        <w:trPr>
-          <w:cantSplit/>
-        </w:trPr>
         <w:tc>
           <w:tcPr>
-            <w:tcW w:type="dxa" w:w="3005"/>
+            <w:tcW w:type="dxa" w:w="3456"/>
+            <w:shd w:fill="F6F8FA"/>
             <w:vAlign w:val="center"/>
             <w:tcMar>
-              <w:top w:w="70" w:type="dxa"/>
-              <w:bottom w:w="70" w:type="dxa"/>
-              <w:left w:w="85" w:type="dxa"/>
-              <w:right w:w="85" w:type="dxa"/>
+              <w:top w:w="90" w:type="dxa"/>
+              <w:bottom w:w="90" w:type="dxa"/>
+              <w:left w:w="90" w:type="dxa"/>
+              <w:right w:w="90" w:type="dxa"/>
             </w:tcMar>
-            <w:shd w:fill="FFFFFF"/>
           </w:tcPr>
           <w:p>
             <w:pPr>
-              <w:spacing w:before="60" w:after="60" w:line="252" w:lineRule="auto"/>
-              <w:jc w:val="left"/>
+              <w:spacing w:after="0"/>
             </w:pPr>
             <w:r>
               <w:rPr>
-                <w:rFonts w:ascii="Times New Roman" w:hAnsi="Times New Roman"/>
-                <w:b w:val="0"/>
-                <w:color w:val="000000"/>
-                <w:sz w:val="24"/>
+                <w:sz w:val="18"/>
               </w:rPr>
               <w:t>Pendaftaran UserObserver</w:t>
             </w:r>
@@ -2951,27 +2371,23 @@
         </w:tc>
         <w:tc>
           <w:tcPr>
-            <w:tcW w:type="dxa" w:w="6803"/>
+            <w:tcW w:type="dxa" w:w="6264"/>
+            <w:shd w:fill="F6F8FA"/>
             <w:vAlign w:val="center"/>
             <w:tcMar>
-              <w:top w:w="70" w:type="dxa"/>
-              <w:bottom w:w="70" w:type="dxa"/>
-              <w:left w:w="85" w:type="dxa"/>
-              <w:right w:w="85" w:type="dxa"/>
+              <w:top w:w="90" w:type="dxa"/>
+              <w:bottom w:w="90" w:type="dxa"/>
+              <w:left w:w="90" w:type="dxa"/>
+              <w:right w:w="90" w:type="dxa"/>
             </w:tcMar>
-            <w:shd w:fill="FFFFFF"/>
           </w:tcPr>
           <w:p>
             <w:pPr>
-              <w:spacing w:before="60" w:after="60" w:line="252" w:lineRule="auto"/>
-              <w:jc w:val="left"/>
+              <w:spacing w:after="0"/>
             </w:pPr>
             <w:r>
               <w:rPr>
-                <w:rFonts w:ascii="Times New Roman" w:hAnsi="Times New Roman"/>
-                <w:b w:val="0"/>
-                <w:color w:val="000000"/>
-                <w:sz w:val="24"/>
+                <w:sz w:val="18"/>
               </w:rPr>
               <w:t>d5d0641</w:t>
               <w:br/>
@@ -2991,22 +2407,11 @@
         <w:pStyle w:val="Heading1"/>
       </w:pPr>
       <w:r>
-        <w:rPr>
-          <w:rFonts w:ascii="Times New Roman" w:hAnsi="Times New Roman"/>
-          <w:b/>
-          <w:color w:val="000000"/>
-          <w:sz w:val="28"/>
-        </w:rPr>
         <w:t>E Prediksi Eksekusi dan Hasil Aktual</w:t>
       </w:r>
     </w:p>
     <w:p>
       <w:r>
-        <w:rPr>
-          <w:rFonts w:ascii="Times New Roman" w:hAnsi="Times New Roman"/>
-          <w:color w:val="000000"/>
-          <w:sz w:val="24"/>
-        </w:rPr>
         <w:t>Sebelum menjalankan setiap eksperimen, tulis prediksi status, perubahan database, dan log. Setelah itu catat hasil aktual serta bukti.</w:t>
       </w:r>
     </w:p>
@@ -3025,40 +2430,36 @@
         </w:tblBorders>
       </w:tblPr>
       <w:tblGrid>
-        <w:gridCol w:w="2438"/>
-        <w:gridCol w:w="2494"/>
-        <w:gridCol w:w="2835"/>
-        <w:gridCol w:w="2041"/>
+        <w:gridCol w:w="2455"/>
+        <w:gridCol w:w="2455"/>
+        <w:gridCol w:w="2455"/>
+        <w:gridCol w:w="2455"/>
       </w:tblGrid>
       <w:tr>
         <w:trPr>
           <w:tblHeader w:val="true"/>
-          <w:cantSplit/>
         </w:trPr>
         <w:tc>
           <w:tcPr>
-            <w:tcW w:type="dxa" w:w="2438"/>
+            <w:tcW w:type="dxa" w:w="3888"/>
+            <w:shd w:fill="243B53"/>
             <w:vAlign w:val="center"/>
             <w:tcMar>
-              <w:top w:w="70" w:type="dxa"/>
-              <w:bottom w:w="70" w:type="dxa"/>
-              <w:left w:w="85" w:type="dxa"/>
-              <w:right w:w="85" w:type="dxa"/>
+              <w:top w:w="90" w:type="dxa"/>
+              <w:bottom w:w="90" w:type="dxa"/>
+              <w:left w:w="90" w:type="dxa"/>
+              <w:right w:w="90" w:type="dxa"/>
             </w:tcMar>
-            <w:shd w:fill="F2F2F2"/>
           </w:tcPr>
           <w:p>
             <w:pPr>
               <w:keepNext/>
-              <w:spacing w:before="60" w:after="60" w:line="252" w:lineRule="auto"/>
-              <w:jc w:val="left"/>
             </w:pPr>
             <w:r>
               <w:rPr>
-                <w:rFonts w:ascii="Times New Roman" w:hAnsi="Times New Roman"/>
                 <w:b/>
-                <w:color w:val="000000"/>
-                <w:sz w:val="24"/>
+                <w:color w:val="FFFFFF"/>
+                <w:sz w:val="18"/>
               </w:rPr>
               <w:t>Skenario</w:t>
             </w:r>
@@ -3066,28 +2467,25 @@
         </w:tc>
         <w:tc>
           <w:tcPr>
-            <w:tcW w:type="dxa" w:w="2494"/>
+            <w:tcW w:type="dxa" w:w="1555"/>
+            <w:shd w:fill="243B53"/>
             <w:vAlign w:val="center"/>
             <w:tcMar>
-              <w:top w:w="70" w:type="dxa"/>
-              <w:bottom w:w="70" w:type="dxa"/>
-              <w:left w:w="85" w:type="dxa"/>
-              <w:right w:w="85" w:type="dxa"/>
+              <w:top w:w="90" w:type="dxa"/>
+              <w:bottom w:w="90" w:type="dxa"/>
+              <w:left w:w="90" w:type="dxa"/>
+              <w:right w:w="90" w:type="dxa"/>
             </w:tcMar>
-            <w:shd w:fill="F2F2F2"/>
           </w:tcPr>
           <w:p>
             <w:pPr>
               <w:keepNext/>
-              <w:spacing w:before="60" w:after="60" w:line="252" w:lineRule="auto"/>
-              <w:jc w:val="left"/>
             </w:pPr>
             <w:r>
               <w:rPr>
-                <w:rFonts w:ascii="Times New Roman" w:hAnsi="Times New Roman"/>
                 <w:b/>
-                <w:color w:val="000000"/>
-                <w:sz w:val="24"/>
+                <w:color w:val="FFFFFF"/>
+                <w:sz w:val="18"/>
               </w:rPr>
               <w:t>Prediksi</w:t>
             </w:r>
@@ -3095,28 +2493,25 @@
         </w:tc>
         <w:tc>
           <w:tcPr>
-            <w:tcW w:type="dxa" w:w="2835"/>
+            <w:tcW w:type="dxa" w:w="1555"/>
+            <w:shd w:fill="243B53"/>
             <w:vAlign w:val="center"/>
             <w:tcMar>
-              <w:top w:w="70" w:type="dxa"/>
-              <w:bottom w:w="70" w:type="dxa"/>
-              <w:left w:w="85" w:type="dxa"/>
-              <w:right w:w="85" w:type="dxa"/>
+              <w:top w:w="90" w:type="dxa"/>
+              <w:bottom w:w="90" w:type="dxa"/>
+              <w:left w:w="90" w:type="dxa"/>
+              <w:right w:w="90" w:type="dxa"/>
             </w:tcMar>
-            <w:shd w:fill="F2F2F2"/>
           </w:tcPr>
           <w:p>
             <w:pPr>
               <w:keepNext/>
-              <w:spacing w:before="60" w:after="60" w:line="252" w:lineRule="auto"/>
-              <w:jc w:val="left"/>
             </w:pPr>
             <w:r>
               <w:rPr>
-                <w:rFonts w:ascii="Times New Roman" w:hAnsi="Times New Roman"/>
                 <w:b/>
-                <w:color w:val="000000"/>
-                <w:sz w:val="24"/>
+                <w:color w:val="FFFFFF"/>
+                <w:sz w:val="18"/>
               </w:rPr>
               <w:t>Aktual</w:t>
             </w:r>
@@ -3124,28 +2519,25 @@
         </w:tc>
         <w:tc>
           <w:tcPr>
-            <w:tcW w:type="dxa" w:w="2041"/>
+            <w:tcW w:type="dxa" w:w="2722"/>
+            <w:shd w:fill="243B53"/>
             <w:vAlign w:val="center"/>
             <w:tcMar>
-              <w:top w:w="70" w:type="dxa"/>
-              <w:bottom w:w="70" w:type="dxa"/>
-              <w:left w:w="85" w:type="dxa"/>
-              <w:right w:w="85" w:type="dxa"/>
+              <w:top w:w="90" w:type="dxa"/>
+              <w:bottom w:w="90" w:type="dxa"/>
+              <w:left w:w="90" w:type="dxa"/>
+              <w:right w:w="90" w:type="dxa"/>
             </w:tcMar>
-            <w:shd w:fill="F2F2F2"/>
           </w:tcPr>
           <w:p>
             <w:pPr>
               <w:keepNext/>
-              <w:spacing w:before="60" w:after="60" w:line="252" w:lineRule="auto"/>
-              <w:jc w:val="left"/>
             </w:pPr>
             <w:r>
               <w:rPr>
-                <w:rFonts w:ascii="Times New Roman" w:hAnsi="Times New Roman"/>
                 <w:b/>
-                <w:color w:val="000000"/>
-                <w:sz w:val="24"/>
+                <w:color w:val="FFFFFF"/>
+                <w:sz w:val="18"/>
               </w:rPr>
               <w:t>Bukti</w:t>
             </w:r>
@@ -3153,32 +2545,24 @@
         </w:tc>
       </w:tr>
       <w:tr>
-        <w:trPr>
-          <w:cantSplit/>
-        </w:trPr>
         <w:tc>
           <w:tcPr>
-            <w:tcW w:type="dxa" w:w="2438"/>
+            <w:tcW w:type="dxa" w:w="3888"/>
             <w:vAlign w:val="center"/>
             <w:tcMar>
-              <w:top w:w="70" w:type="dxa"/>
-              <w:bottom w:w="70" w:type="dxa"/>
-              <w:left w:w="85" w:type="dxa"/>
-              <w:right w:w="85" w:type="dxa"/>
+              <w:top w:w="90" w:type="dxa"/>
+              <w:bottom w:w="90" w:type="dxa"/>
+              <w:left w:w="90" w:type="dxa"/>
+              <w:right w:w="90" w:type="dxa"/>
             </w:tcMar>
-            <w:shd w:fill="FFFFFF"/>
           </w:tcPr>
           <w:p>
             <w:pPr>
-              <w:spacing w:before="60" w:after="60" w:line="252" w:lineRule="auto"/>
-              <w:jc w:val="left"/>
+              <w:spacing w:after="0"/>
             </w:pPr>
             <w:r>
               <w:rPr>
-                <w:rFonts w:ascii="Times New Roman" w:hAnsi="Times New Roman"/>
-                <w:b w:val="0"/>
-                <w:color w:val="000000"/>
-                <w:sz w:val="24"/>
+                <w:sz w:val="18"/>
               </w:rPr>
               <w:t>Admin: customer ke staff</w:t>
             </w:r>
@@ -3186,27 +2570,22 @@
         </w:tc>
         <w:tc>
           <w:tcPr>
-            <w:tcW w:type="dxa" w:w="2494"/>
+            <w:tcW w:type="dxa" w:w="1555"/>
             <w:vAlign w:val="center"/>
             <w:tcMar>
-              <w:top w:w="70" w:type="dxa"/>
-              <w:bottom w:w="70" w:type="dxa"/>
-              <w:left w:w="85" w:type="dxa"/>
-              <w:right w:w="85" w:type="dxa"/>
+              <w:top w:w="90" w:type="dxa"/>
+              <w:bottom w:w="90" w:type="dxa"/>
+              <w:left w:w="90" w:type="dxa"/>
+              <w:right w:w="90" w:type="dxa"/>
             </w:tcMar>
-            <w:shd w:fill="FFFFFF"/>
           </w:tcPr>
           <w:p>
             <w:pPr>
-              <w:spacing w:before="60" w:after="60" w:line="252" w:lineRule="auto"/>
-              <w:jc w:val="left"/>
+              <w:spacing w:after="0"/>
             </w:pPr>
             <w:r>
               <w:rPr>
-                <w:rFonts w:ascii="Times New Roman" w:hAnsi="Times New Roman"/>
-                <w:b w:val="0"/>
-                <w:color w:val="000000"/>
-                <w:sz w:val="24"/>
+                <w:sz w:val="18"/>
               </w:rPr>
               <w:t>302; customer menjadi staff; satu log perubahan.</w:t>
             </w:r>
@@ -3214,27 +2593,22 @@
         </w:tc>
         <w:tc>
           <w:tcPr>
-            <w:tcW w:type="dxa" w:w="2835"/>
+            <w:tcW w:type="dxa" w:w="1555"/>
             <w:vAlign w:val="center"/>
             <w:tcMar>
-              <w:top w:w="70" w:type="dxa"/>
-              <w:bottom w:w="70" w:type="dxa"/>
-              <w:left w:w="85" w:type="dxa"/>
-              <w:right w:w="85" w:type="dxa"/>
+              <w:top w:w="90" w:type="dxa"/>
+              <w:bottom w:w="90" w:type="dxa"/>
+              <w:left w:w="90" w:type="dxa"/>
+              <w:right w:w="90" w:type="dxa"/>
             </w:tcMar>
-            <w:shd w:fill="FFFFFF"/>
           </w:tcPr>
           <w:p>
             <w:pPr>
-              <w:spacing w:before="60" w:after="60" w:line="252" w:lineRule="auto"/>
-              <w:jc w:val="left"/>
+              <w:spacing w:after="0"/>
             </w:pPr>
             <w:r>
               <w:rPr>
-                <w:rFonts w:ascii="Times New Roman" w:hAnsi="Times New Roman"/>
-                <w:b w:val="0"/>
-                <w:color w:val="000000"/>
-                <w:sz w:val="24"/>
+                <w:sz w:val="18"/>
               </w:rPr>
               <w:t>HTTP 302; role customer → staff; log baru 1.</w:t>
             </w:r>
@@ -3242,27 +2616,22 @@
         </w:tc>
         <w:tc>
           <w:tcPr>
-            <w:tcW w:type="dxa" w:w="2041"/>
+            <w:tcW w:type="dxa" w:w="2722"/>
             <w:vAlign w:val="center"/>
             <w:tcMar>
-              <w:top w:w="70" w:type="dxa"/>
-              <w:bottom w:w="70" w:type="dxa"/>
-              <w:left w:w="85" w:type="dxa"/>
-              <w:right w:w="85" w:type="dxa"/>
+              <w:top w:w="90" w:type="dxa"/>
+              <w:bottom w:w="90" w:type="dxa"/>
+              <w:left w:w="90" w:type="dxa"/>
+              <w:right w:w="90" w:type="dxa"/>
             </w:tcMar>
-            <w:shd w:fill="FFFFFF"/>
           </w:tcPr>
           <w:p>
             <w:pPr>
-              <w:spacing w:before="60" w:after="60" w:line="252" w:lineRule="auto"/>
-              <w:jc w:val="left"/>
+              <w:spacing w:after="0"/>
             </w:pPr>
             <w:r>
               <w:rPr>
-                <w:rFonts w:ascii="Times New Roman" w:hAnsi="Times New Roman"/>
-                <w:b w:val="0"/>
-                <w:color w:val="000000"/>
-                <w:sz w:val="24"/>
+                <w:sz w:val="18"/>
               </w:rPr>
               <w:t>E01.png</w:t>
             </w:r>
@@ -3275,27 +2644,23 @@
         </w:trPr>
         <w:tc>
           <w:tcPr>
-            <w:tcW w:type="dxa" w:w="2438"/>
+            <w:tcW w:type="dxa" w:w="3888"/>
+            <w:shd w:fill="F6F8FA"/>
             <w:vAlign w:val="center"/>
             <w:tcMar>
-              <w:top w:w="70" w:type="dxa"/>
-              <w:bottom w:w="70" w:type="dxa"/>
-              <w:left w:w="85" w:type="dxa"/>
-              <w:right w:w="85" w:type="dxa"/>
+              <w:top w:w="90" w:type="dxa"/>
+              <w:bottom w:w="90" w:type="dxa"/>
+              <w:left w:w="90" w:type="dxa"/>
+              <w:right w:w="90" w:type="dxa"/>
             </w:tcMar>
-            <w:shd w:fill="FFFFFF"/>
           </w:tcPr>
           <w:p>
             <w:pPr>
-              <w:spacing w:before="60" w:after="60" w:line="252" w:lineRule="auto"/>
-              <w:jc w:val="left"/>
+              <w:spacing w:after="0"/>
             </w:pPr>
             <w:r>
               <w:rPr>
-                <w:rFonts w:ascii="Times New Roman" w:hAnsi="Times New Roman"/>
-                <w:b w:val="0"/>
-                <w:color w:val="000000"/>
-                <w:sz w:val="24"/>
+                <w:sz w:val="18"/>
               </w:rPr>
               <w:t>Customer: PATCH role</w:t>
             </w:r>
@@ -3303,27 +2668,23 @@
         </w:tc>
         <w:tc>
           <w:tcPr>
-            <w:tcW w:type="dxa" w:w="2494"/>
+            <w:tcW w:type="dxa" w:w="1555"/>
+            <w:shd w:fill="F6F8FA"/>
             <w:vAlign w:val="center"/>
             <w:tcMar>
-              <w:top w:w="70" w:type="dxa"/>
-              <w:bottom w:w="70" w:type="dxa"/>
-              <w:left w:w="85" w:type="dxa"/>
-              <w:right w:w="85" w:type="dxa"/>
+              <w:top w:w="90" w:type="dxa"/>
+              <w:bottom w:w="90" w:type="dxa"/>
+              <w:left w:w="90" w:type="dxa"/>
+              <w:right w:w="90" w:type="dxa"/>
             </w:tcMar>
-            <w:shd w:fill="FFFFFF"/>
           </w:tcPr>
           <w:p>
             <w:pPr>
-              <w:spacing w:before="60" w:after="60" w:line="252" w:lineRule="auto"/>
-              <w:jc w:val="left"/>
+              <w:spacing w:after="0"/>
             </w:pPr>
             <w:r>
               <w:rPr>
-                <w:rFonts w:ascii="Times New Roman" w:hAnsi="Times New Roman"/>
-                <w:b w:val="0"/>
-                <w:color w:val="000000"/>
-                <w:sz w:val="24"/>
+                <w:sz w:val="18"/>
               </w:rPr>
               <w:t>403; role dan log tetap.</w:t>
             </w:r>
@@ -3331,27 +2692,23 @@
         </w:tc>
         <w:tc>
           <w:tcPr>
-            <w:tcW w:type="dxa" w:w="2835"/>
+            <w:tcW w:type="dxa" w:w="1555"/>
+            <w:shd w:fill="F6F8FA"/>
             <w:vAlign w:val="center"/>
             <w:tcMar>
-              <w:top w:w="70" w:type="dxa"/>
-              <w:bottom w:w="70" w:type="dxa"/>
-              <w:left w:w="85" w:type="dxa"/>
-              <w:right w:w="85" w:type="dxa"/>
+              <w:top w:w="90" w:type="dxa"/>
+              <w:bottom w:w="90" w:type="dxa"/>
+              <w:left w:w="90" w:type="dxa"/>
+              <w:right w:w="90" w:type="dxa"/>
             </w:tcMar>
-            <w:shd w:fill="FFFFFF"/>
           </w:tcPr>
           <w:p>
             <w:pPr>
-              <w:spacing w:before="60" w:after="60" w:line="252" w:lineRule="auto"/>
-              <w:jc w:val="left"/>
+              <w:spacing w:after="0"/>
             </w:pPr>
             <w:r>
               <w:rPr>
-                <w:rFonts w:ascii="Times New Roman" w:hAnsi="Times New Roman"/>
-                <w:b w:val="0"/>
-                <w:color w:val="000000"/>
-                <w:sz w:val="24"/>
+                <w:sz w:val="18"/>
               </w:rPr>
               <w:t>HTTP 403; role staff → staff; log baru 0.</w:t>
             </w:r>
@@ -3359,27 +2716,23 @@
         </w:tc>
         <w:tc>
           <w:tcPr>
-            <w:tcW w:type="dxa" w:w="2041"/>
+            <w:tcW w:type="dxa" w:w="2722"/>
+            <w:shd w:fill="F6F8FA"/>
             <w:vAlign w:val="center"/>
             <w:tcMar>
-              <w:top w:w="70" w:type="dxa"/>
-              <w:bottom w:w="70" w:type="dxa"/>
-              <w:left w:w="85" w:type="dxa"/>
-              <w:right w:w="85" w:type="dxa"/>
+              <w:top w:w="90" w:type="dxa"/>
+              <w:bottom w:w="90" w:type="dxa"/>
+              <w:left w:w="90" w:type="dxa"/>
+              <w:right w:w="90" w:type="dxa"/>
             </w:tcMar>
-            <w:shd w:fill="FFFFFF"/>
           </w:tcPr>
           <w:p>
             <w:pPr>
-              <w:spacing w:before="60" w:after="60" w:line="252" w:lineRule="auto"/>
-              <w:jc w:val="left"/>
+              <w:spacing w:after="0"/>
             </w:pPr>
             <w:r>
               <w:rPr>
-                <w:rFonts w:ascii="Times New Roman" w:hAnsi="Times New Roman"/>
-                <w:b w:val="0"/>
-                <w:color w:val="000000"/>
-                <w:sz w:val="24"/>
+                <w:sz w:val="18"/>
               </w:rPr>
               <w:t>E02.png</w:t>
             </w:r>
@@ -3387,32 +2740,24 @@
         </w:tc>
       </w:tr>
       <w:tr>
-        <w:trPr>
-          <w:cantSplit/>
-        </w:trPr>
         <w:tc>
           <w:tcPr>
-            <w:tcW w:type="dxa" w:w="2438"/>
+            <w:tcW w:type="dxa" w:w="3888"/>
             <w:vAlign w:val="center"/>
             <w:tcMar>
-              <w:top w:w="70" w:type="dxa"/>
-              <w:bottom w:w="70" w:type="dxa"/>
-              <w:left w:w="85" w:type="dxa"/>
-              <w:right w:w="85" w:type="dxa"/>
+              <w:top w:w="90" w:type="dxa"/>
+              <w:bottom w:w="90" w:type="dxa"/>
+              <w:left w:w="90" w:type="dxa"/>
+              <w:right w:w="90" w:type="dxa"/>
             </w:tcMar>
-            <w:shd w:fill="FFFFFF"/>
           </w:tcPr>
           <w:p>
             <w:pPr>
-              <w:spacing w:before="60" w:after="60" w:line="252" w:lineRule="auto"/>
-              <w:jc w:val="left"/>
+              <w:spacing w:after="0"/>
             </w:pPr>
             <w:r>
               <w:rPr>
-                <w:rFonts w:ascii="Times New Roman" w:hAnsi="Times New Roman"/>
-                <w:b w:val="0"/>
-                <w:color w:val="000000"/>
-                <w:sz w:val="24"/>
+                <w:sz w:val="18"/>
               </w:rPr>
               <w:t>Admin: role diri sendiri</w:t>
             </w:r>
@@ -3420,27 +2765,22 @@
         </w:tc>
         <w:tc>
           <w:tcPr>
-            <w:tcW w:type="dxa" w:w="2494"/>
+            <w:tcW w:type="dxa" w:w="1555"/>
             <w:vAlign w:val="center"/>
             <w:tcMar>
-              <w:top w:w="70" w:type="dxa"/>
-              <w:bottom w:w="70" w:type="dxa"/>
-              <w:left w:w="85" w:type="dxa"/>
-              <w:right w:w="85" w:type="dxa"/>
+              <w:top w:w="90" w:type="dxa"/>
+              <w:bottom w:w="90" w:type="dxa"/>
+              <w:left w:w="90" w:type="dxa"/>
+              <w:right w:w="90" w:type="dxa"/>
             </w:tcMar>
-            <w:shd w:fill="FFFFFF"/>
           </w:tcPr>
           <w:p>
             <w:pPr>
-              <w:spacing w:before="60" w:after="60" w:line="252" w:lineRule="auto"/>
-              <w:jc w:val="left"/>
+              <w:spacing w:after="0"/>
             </w:pPr>
             <w:r>
               <w:rPr>
-                <w:rFonts w:ascii="Times New Roman" w:hAnsi="Times New Roman"/>
-                <w:b w:val="0"/>
-                <w:color w:val="000000"/>
-                <w:sz w:val="24"/>
+                <w:sz w:val="18"/>
               </w:rPr>
               <w:t>422 untuk JSON; role admin dan log tetap.</w:t>
             </w:r>
@@ -3448,27 +2788,22 @@
         </w:tc>
         <w:tc>
           <w:tcPr>
-            <w:tcW w:type="dxa" w:w="2835"/>
+            <w:tcW w:type="dxa" w:w="1555"/>
             <w:vAlign w:val="center"/>
             <w:tcMar>
-              <w:top w:w="70" w:type="dxa"/>
-              <w:bottom w:w="70" w:type="dxa"/>
-              <w:left w:w="85" w:type="dxa"/>
-              <w:right w:w="85" w:type="dxa"/>
+              <w:top w:w="90" w:type="dxa"/>
+              <w:bottom w:w="90" w:type="dxa"/>
+              <w:left w:w="90" w:type="dxa"/>
+              <w:right w:w="90" w:type="dxa"/>
             </w:tcMar>
-            <w:shd w:fill="FFFFFF"/>
           </w:tcPr>
           <w:p>
             <w:pPr>
-              <w:spacing w:before="60" w:after="60" w:line="252" w:lineRule="auto"/>
-              <w:jc w:val="left"/>
+              <w:spacing w:after="0"/>
             </w:pPr>
             <w:r>
               <w:rPr>
-                <w:rFonts w:ascii="Times New Roman" w:hAnsi="Times New Roman"/>
-                <w:b w:val="0"/>
-                <w:color w:val="000000"/>
-                <w:sz w:val="24"/>
+                <w:sz w:val="18"/>
               </w:rPr>
               <w:t>HTTP 422; role admin → admin; log baru 0.</w:t>
             </w:r>
@@ -3476,27 +2811,22 @@
         </w:tc>
         <w:tc>
           <w:tcPr>
-            <w:tcW w:type="dxa" w:w="2041"/>
+            <w:tcW w:type="dxa" w:w="2722"/>
             <w:vAlign w:val="center"/>
             <w:tcMar>
-              <w:top w:w="70" w:type="dxa"/>
-              <w:bottom w:w="70" w:type="dxa"/>
-              <w:left w:w="85" w:type="dxa"/>
-              <w:right w:w="85" w:type="dxa"/>
+              <w:top w:w="90" w:type="dxa"/>
+              <w:bottom w:w="90" w:type="dxa"/>
+              <w:left w:w="90" w:type="dxa"/>
+              <w:right w:w="90" w:type="dxa"/>
             </w:tcMar>
-            <w:shd w:fill="FFFFFF"/>
           </w:tcPr>
           <w:p>
             <w:pPr>
-              <w:spacing w:before="60" w:after="60" w:line="252" w:lineRule="auto"/>
-              <w:jc w:val="left"/>
+              <w:spacing w:after="0"/>
             </w:pPr>
             <w:r>
               <w:rPr>
-                <w:rFonts w:ascii="Times New Roman" w:hAnsi="Times New Roman"/>
-                <w:b w:val="0"/>
-                <w:color w:val="000000"/>
-                <w:sz w:val="24"/>
+                <w:sz w:val="18"/>
               </w:rPr>
               <w:t>E03.png</w:t>
             </w:r>
@@ -3504,32 +2834,25 @@
         </w:tc>
       </w:tr>
       <w:tr>
-        <w:trPr>
-          <w:cantSplit/>
-        </w:trPr>
         <w:tc>
           <w:tcPr>
-            <w:tcW w:type="dxa" w:w="2438"/>
+            <w:tcW w:type="dxa" w:w="3888"/>
+            <w:shd w:fill="F6F8FA"/>
             <w:vAlign w:val="center"/>
             <w:tcMar>
-              <w:top w:w="70" w:type="dxa"/>
-              <w:bottom w:w="70" w:type="dxa"/>
-              <w:left w:w="85" w:type="dxa"/>
-              <w:right w:w="85" w:type="dxa"/>
+              <w:top w:w="90" w:type="dxa"/>
+              <w:bottom w:w="90" w:type="dxa"/>
+              <w:left w:w="90" w:type="dxa"/>
+              <w:right w:w="90" w:type="dxa"/>
             </w:tcMar>
-            <w:shd w:fill="FFFFFF"/>
           </w:tcPr>
           <w:p>
             <w:pPr>
-              <w:spacing w:before="60" w:after="60" w:line="252" w:lineRule="auto"/>
-              <w:jc w:val="left"/>
+              <w:spacing w:after="0"/>
             </w:pPr>
             <w:r>
               <w:rPr>
-                <w:rFonts w:ascii="Times New Roman" w:hAnsi="Times New Roman"/>
-                <w:b w:val="0"/>
-                <w:color w:val="000000"/>
-                <w:sz w:val="24"/>
+                <w:sz w:val="18"/>
               </w:rPr>
               <w:t>Admin: input role admin</w:t>
             </w:r>
@@ -3537,27 +2860,23 @@
         </w:tc>
         <w:tc>
           <w:tcPr>
-            <w:tcW w:type="dxa" w:w="2494"/>
+            <w:tcW w:type="dxa" w:w="1555"/>
+            <w:shd w:fill="F6F8FA"/>
             <w:vAlign w:val="center"/>
             <w:tcMar>
-              <w:top w:w="70" w:type="dxa"/>
-              <w:bottom w:w="70" w:type="dxa"/>
-              <w:left w:w="85" w:type="dxa"/>
-              <w:right w:w="85" w:type="dxa"/>
+              <w:top w:w="90" w:type="dxa"/>
+              <w:bottom w:w="90" w:type="dxa"/>
+              <w:left w:w="90" w:type="dxa"/>
+              <w:right w:w="90" w:type="dxa"/>
             </w:tcMar>
-            <w:shd w:fill="FFFFFF"/>
           </w:tcPr>
           <w:p>
             <w:pPr>
-              <w:spacing w:before="60" w:after="60" w:line="252" w:lineRule="auto"/>
-              <w:jc w:val="left"/>
+              <w:spacing w:after="0"/>
             </w:pPr>
             <w:r>
               <w:rPr>
-                <w:rFonts w:ascii="Times New Roman" w:hAnsi="Times New Roman"/>
-                <w:b w:val="0"/>
-                <w:color w:val="000000"/>
-                <w:sz w:val="24"/>
+                <w:sz w:val="18"/>
               </w:rPr>
               <w:t>422 untuk JSON; role dan log tetap.</w:t>
             </w:r>
@@ -3565,27 +2884,23 @@
         </w:tc>
         <w:tc>
           <w:tcPr>
-            <w:tcW w:type="dxa" w:w="2835"/>
+            <w:tcW w:type="dxa" w:w="1555"/>
+            <w:shd w:fill="F6F8FA"/>
             <w:vAlign w:val="center"/>
             <w:tcMar>
-              <w:top w:w="70" w:type="dxa"/>
-              <w:bottom w:w="70" w:type="dxa"/>
-              <w:left w:w="85" w:type="dxa"/>
-              <w:right w:w="85" w:type="dxa"/>
+              <w:top w:w="90" w:type="dxa"/>
+              <w:bottom w:w="90" w:type="dxa"/>
+              <w:left w:w="90" w:type="dxa"/>
+              <w:right w:w="90" w:type="dxa"/>
             </w:tcMar>
-            <w:shd w:fill="FFFFFF"/>
           </w:tcPr>
           <w:p>
             <w:pPr>
-              <w:spacing w:before="60" w:after="60" w:line="252" w:lineRule="auto"/>
-              <w:jc w:val="left"/>
+              <w:spacing w:after="0"/>
             </w:pPr>
             <w:r>
               <w:rPr>
-                <w:rFonts w:ascii="Times New Roman" w:hAnsi="Times New Roman"/>
-                <w:b w:val="0"/>
-                <w:color w:val="000000"/>
-                <w:sz w:val="24"/>
+                <w:sz w:val="18"/>
               </w:rPr>
               <w:t>HTTP 422; role staff → staff; log baru 0.</w:t>
             </w:r>
@@ -3593,27 +2908,23 @@
         </w:tc>
         <w:tc>
           <w:tcPr>
-            <w:tcW w:type="dxa" w:w="2041"/>
+            <w:tcW w:type="dxa" w:w="2722"/>
+            <w:shd w:fill="F6F8FA"/>
             <w:vAlign w:val="center"/>
             <w:tcMar>
-              <w:top w:w="70" w:type="dxa"/>
-              <w:bottom w:w="70" w:type="dxa"/>
-              <w:left w:w="85" w:type="dxa"/>
-              <w:right w:w="85" w:type="dxa"/>
+              <w:top w:w="90" w:type="dxa"/>
+              <w:bottom w:w="90" w:type="dxa"/>
+              <w:left w:w="90" w:type="dxa"/>
+              <w:right w:w="90" w:type="dxa"/>
             </w:tcMar>
-            <w:shd w:fill="FFFFFF"/>
           </w:tcPr>
           <w:p>
             <w:pPr>
-              <w:spacing w:before="60" w:after="60" w:line="252" w:lineRule="auto"/>
-              <w:jc w:val="left"/>
+              <w:spacing w:after="0"/>
             </w:pPr>
             <w:r>
               <w:rPr>
-                <w:rFonts w:ascii="Times New Roman" w:hAnsi="Times New Roman"/>
-                <w:b w:val="0"/>
-                <w:color w:val="000000"/>
-                <w:sz w:val="24"/>
+                <w:sz w:val="18"/>
               </w:rPr>
               <w:t>E04.png</w:t>
             </w:r>
@@ -3621,32 +2932,24 @@
         </w:tc>
       </w:tr>
       <w:tr>
-        <w:trPr>
-          <w:cantSplit/>
-        </w:trPr>
         <w:tc>
           <w:tcPr>
-            <w:tcW w:type="dxa" w:w="2438"/>
+            <w:tcW w:type="dxa" w:w="3888"/>
             <w:vAlign w:val="center"/>
             <w:tcMar>
-              <w:top w:w="70" w:type="dxa"/>
-              <w:bottom w:w="70" w:type="dxa"/>
-              <w:left w:w="85" w:type="dxa"/>
-              <w:right w:w="85" w:type="dxa"/>
+              <w:top w:w="90" w:type="dxa"/>
+              <w:bottom w:w="90" w:type="dxa"/>
+              <w:left w:w="90" w:type="dxa"/>
+              <w:right w:w="90" w:type="dxa"/>
             </w:tcMar>
-            <w:shd w:fill="FFFFFF"/>
           </w:tcPr>
           <w:p>
             <w:pPr>
-              <w:spacing w:before="60" w:after="60" w:line="252" w:lineRule="auto"/>
-              <w:jc w:val="left"/>
+              <w:spacing w:after="0"/>
             </w:pPr>
             <w:r>
               <w:rPr>
-                <w:rFonts w:ascii="Times New Roman" w:hAnsi="Times New Roman"/>
-                <w:b w:val="0"/>
-                <w:color w:val="000000"/>
-                <w:sz w:val="24"/>
+                <w:sz w:val="18"/>
               </w:rPr>
               <w:t>Admin: role sama</w:t>
             </w:r>
@@ -3654,27 +2957,22 @@
         </w:tc>
         <w:tc>
           <w:tcPr>
-            <w:tcW w:type="dxa" w:w="2494"/>
+            <w:tcW w:type="dxa" w:w="1555"/>
             <w:vAlign w:val="center"/>
             <w:tcMar>
-              <w:top w:w="70" w:type="dxa"/>
-              <w:bottom w:w="70" w:type="dxa"/>
-              <w:left w:w="85" w:type="dxa"/>
-              <w:right w:w="85" w:type="dxa"/>
+              <w:top w:w="90" w:type="dxa"/>
+              <w:bottom w:w="90" w:type="dxa"/>
+              <w:left w:w="90" w:type="dxa"/>
+              <w:right w:w="90" w:type="dxa"/>
             </w:tcMar>
-            <w:shd w:fill="FFFFFF"/>
           </w:tcPr>
           <w:p>
             <w:pPr>
-              <w:spacing w:before="60" w:after="60" w:line="252" w:lineRule="auto"/>
-              <w:jc w:val="left"/>
+              <w:spacing w:after="0"/>
             </w:pPr>
             <w:r>
               <w:rPr>
-                <w:rFonts w:ascii="Times New Roman" w:hAnsi="Times New Roman"/>
-                <w:b w:val="0"/>
-                <w:color w:val="000000"/>
-                <w:sz w:val="24"/>
+                <w:sz w:val="18"/>
               </w:rPr>
               <w:t>302; tanpa save, perubahan data, atau log baru.</w:t>
             </w:r>
@@ -3682,27 +2980,22 @@
         </w:tc>
         <w:tc>
           <w:tcPr>
-            <w:tcW w:type="dxa" w:w="2835"/>
+            <w:tcW w:type="dxa" w:w="1555"/>
             <w:vAlign w:val="center"/>
             <w:tcMar>
-              <w:top w:w="70" w:type="dxa"/>
-              <w:bottom w:w="70" w:type="dxa"/>
-              <w:left w:w="85" w:type="dxa"/>
-              <w:right w:w="85" w:type="dxa"/>
+              <w:top w:w="90" w:type="dxa"/>
+              <w:bottom w:w="90" w:type="dxa"/>
+              <w:left w:w="90" w:type="dxa"/>
+              <w:right w:w="90" w:type="dxa"/>
             </w:tcMar>
-            <w:shd w:fill="FFFFFF"/>
           </w:tcPr>
           <w:p>
             <w:pPr>
-              <w:spacing w:before="60" w:after="60" w:line="252" w:lineRule="auto"/>
-              <w:jc w:val="left"/>
+              <w:spacing w:after="0"/>
             </w:pPr>
             <w:r>
               <w:rPr>
-                <w:rFonts w:ascii="Times New Roman" w:hAnsi="Times New Roman"/>
-                <w:b w:val="0"/>
-                <w:color w:val="000000"/>
-                <w:sz w:val="24"/>
+                <w:sz w:val="18"/>
               </w:rPr>
               <w:t>HTTP 302; role staff → staff; log baru 0.</w:t>
             </w:r>
@@ -3710,27 +3003,22 @@
         </w:tc>
         <w:tc>
           <w:tcPr>
-            <w:tcW w:type="dxa" w:w="2041"/>
+            <w:tcW w:type="dxa" w:w="2722"/>
             <w:vAlign w:val="center"/>
             <w:tcMar>
-              <w:top w:w="70" w:type="dxa"/>
-              <w:bottom w:w="70" w:type="dxa"/>
-              <w:left w:w="85" w:type="dxa"/>
-              <w:right w:w="85" w:type="dxa"/>
+              <w:top w:w="90" w:type="dxa"/>
+              <w:bottom w:w="90" w:type="dxa"/>
+              <w:left w:w="90" w:type="dxa"/>
+              <w:right w:w="90" w:type="dxa"/>
             </w:tcMar>
-            <w:shd w:fill="FFFFFF"/>
           </w:tcPr>
           <w:p>
             <w:pPr>
-              <w:spacing w:before="60" w:after="60" w:line="252" w:lineRule="auto"/>
-              <w:jc w:val="left"/>
+              <w:spacing w:after="0"/>
             </w:pPr>
             <w:r>
               <w:rPr>
-                <w:rFonts w:ascii="Times New Roman" w:hAnsi="Times New Roman"/>
-                <w:b w:val="0"/>
-                <w:color w:val="000000"/>
-                <w:sz w:val="24"/>
+                <w:sz w:val="18"/>
               </w:rPr>
               <w:t>E05.png</w:t>
             </w:r>
@@ -3738,32 +3026,25 @@
         </w:tc>
       </w:tr>
       <w:tr>
-        <w:trPr>
-          <w:cantSplit/>
-        </w:trPr>
         <w:tc>
           <w:tcPr>
-            <w:tcW w:type="dxa" w:w="2438"/>
+            <w:tcW w:type="dxa" w:w="3888"/>
+            <w:shd w:fill="F6F8FA"/>
             <w:vAlign w:val="center"/>
             <w:tcMar>
-              <w:top w:w="70" w:type="dxa"/>
-              <w:bottom w:w="70" w:type="dxa"/>
-              <w:left w:w="85" w:type="dxa"/>
-              <w:right w:w="85" w:type="dxa"/>
+              <w:top w:w="90" w:type="dxa"/>
+              <w:bottom w:w="90" w:type="dxa"/>
+              <w:left w:w="90" w:type="dxa"/>
+              <w:right w:w="90" w:type="dxa"/>
             </w:tcMar>
-            <w:shd w:fill="FFFFFF"/>
           </w:tcPr>
           <w:p>
             <w:pPr>
-              <w:spacing w:before="60" w:after="60" w:line="252" w:lineRule="auto"/>
-              <w:jc w:val="left"/>
+              <w:spacing w:after="0"/>
             </w:pPr>
             <w:r>
               <w:rPr>
-                <w:rFonts w:ascii="Times New Roman" w:hAnsi="Times New Roman"/>
-                <w:b w:val="0"/>
-                <w:color w:val="000000"/>
-                <w:sz w:val="24"/>
+                <w:sz w:val="18"/>
               </w:rPr>
               <w:t>Staff: POST cart/add</w:t>
             </w:r>
@@ -3771,27 +3052,23 @@
         </w:tc>
         <w:tc>
           <w:tcPr>
-            <w:tcW w:type="dxa" w:w="2494"/>
+            <w:tcW w:type="dxa" w:w="1555"/>
+            <w:shd w:fill="F6F8FA"/>
             <w:vAlign w:val="center"/>
             <w:tcMar>
-              <w:top w:w="70" w:type="dxa"/>
-              <w:bottom w:w="70" w:type="dxa"/>
-              <w:left w:w="85" w:type="dxa"/>
-              <w:right w:w="85" w:type="dxa"/>
+              <w:top w:w="90" w:type="dxa"/>
+              <w:bottom w:w="90" w:type="dxa"/>
+              <w:left w:w="90" w:type="dxa"/>
+              <w:right w:w="90" w:type="dxa"/>
             </w:tcMar>
-            <w:shd w:fill="FFFFFF"/>
           </w:tcPr>
           <w:p>
             <w:pPr>
-              <w:spacing w:before="60" w:after="60" w:line="252" w:lineRule="auto"/>
-              <w:jc w:val="left"/>
+              <w:spacing w:after="0"/>
             </w:pPr>
             <w:r>
               <w:rPr>
-                <w:rFonts w:ascii="Times New Roman" w:hAnsi="Times New Roman"/>
-                <w:b w:val="0"/>
-                <w:color w:val="000000"/>
-                <w:sz w:val="24"/>
+                <w:sz w:val="18"/>
               </w:rPr>
               <w:t>403; operasi keranjang tidak dijalankan.</w:t>
             </w:r>
@@ -3799,27 +3076,23 @@
         </w:tc>
         <w:tc>
           <w:tcPr>
-            <w:tcW w:type="dxa" w:w="2835"/>
+            <w:tcW w:type="dxa" w:w="1555"/>
+            <w:shd w:fill="F6F8FA"/>
             <w:vAlign w:val="center"/>
             <w:tcMar>
-              <w:top w:w="70" w:type="dxa"/>
-              <w:bottom w:w="70" w:type="dxa"/>
-              <w:left w:w="85" w:type="dxa"/>
-              <w:right w:w="85" w:type="dxa"/>
+              <w:top w:w="90" w:type="dxa"/>
+              <w:bottom w:w="90" w:type="dxa"/>
+              <w:left w:w="90" w:type="dxa"/>
+              <w:right w:w="90" w:type="dxa"/>
             </w:tcMar>
-            <w:shd w:fill="FFFFFF"/>
           </w:tcPr>
           <w:p>
             <w:pPr>
-              <w:spacing w:before="60" w:after="60" w:line="252" w:lineRule="auto"/>
-              <w:jc w:val="left"/>
+              <w:spacing w:after="0"/>
             </w:pPr>
             <w:r>
               <w:rPr>
-                <w:rFonts w:ascii="Times New Roman" w:hAnsi="Times New Roman"/>
-                <w:b w:val="0"/>
-                <w:color w:val="000000"/>
-                <w:sz w:val="24"/>
+                <w:sz w:val="18"/>
               </w:rPr>
               <w:t>HTTP 403; role staff → staff; log baru 0.</w:t>
             </w:r>
@@ -3827,27 +3100,23 @@
         </w:tc>
         <w:tc>
           <w:tcPr>
-            <w:tcW w:type="dxa" w:w="2041"/>
+            <w:tcW w:type="dxa" w:w="2722"/>
+            <w:shd w:fill="F6F8FA"/>
             <w:vAlign w:val="center"/>
             <w:tcMar>
-              <w:top w:w="70" w:type="dxa"/>
-              <w:bottom w:w="70" w:type="dxa"/>
-              <w:left w:w="85" w:type="dxa"/>
-              <w:right w:w="85" w:type="dxa"/>
+              <w:top w:w="90" w:type="dxa"/>
+              <w:bottom w:w="90" w:type="dxa"/>
+              <w:left w:w="90" w:type="dxa"/>
+              <w:right w:w="90" w:type="dxa"/>
             </w:tcMar>
-            <w:shd w:fill="FFFFFF"/>
           </w:tcPr>
           <w:p>
             <w:pPr>
-              <w:spacing w:before="60" w:after="60" w:line="252" w:lineRule="auto"/>
-              <w:jc w:val="left"/>
+              <w:spacing w:after="0"/>
             </w:pPr>
             <w:r>
               <w:rPr>
-                <w:rFonts w:ascii="Times New Roman" w:hAnsi="Times New Roman"/>
-                <w:b w:val="0"/>
-                <w:color w:val="000000"/>
-                <w:sz w:val="24"/>
+                <w:sz w:val="18"/>
               </w:rPr>
               <w:t>E06.png</w:t>
             </w:r>
@@ -3861,39 +3130,20 @@
       </w:pPr>
     </w:p>
     <w:p>
-      <w:pPr>
-        <w:keepNext/>
-      </w:pPr>
       <w:r>
-        <w:rPr>
-          <w:rFonts w:ascii="Times New Roman" w:hAnsi="Times New Roman"/>
-          <w:color w:val="000000"/>
-          <w:sz w:val="24"/>
-        </w:rPr>
         <w:t>E1. Pilih satu perbedaan prediksi dan hasil aktual. Apa penyebabnya, di lapisan mana, dan bukti apa yang mendukung diagnosis?</w:t>
       </w:r>
     </w:p>
     <w:p>
       <w:pPr>
-        <w:spacing w:after="120" w:line="264" w:lineRule="auto"/>
-        <w:jc w:val="left"/>
+        <w:spacing w:after="60"/>
       </w:pPr>
       <w:r>
-        <w:rPr>
-          <w:rFonts w:ascii="Times New Roman" w:hAnsi="Times New Roman"/>
-          <w:color w:val="000000"/>
-          <w:sz w:val="24"/>
-        </w:rPr>
         <w:t>Hipotesis awal memprediksi input role tidak valid pada form HTML menghasilkan 422. Hasil aktual adalah 302 kembali ke halaman sebelumnya dengan pesan validasi pada session. Ketika request yang sama meminta JSON, responsnya 422. Penyebabnya berada pada lapisan penanganan ValidationException sesuai jenis respons yang diminta, bukan pada Gate atau Observer. Database tidak berubah dan log baru tetap nol pada kedua percobaan. Bukti diperoleh dari status HTTP, error validasi, snapshot role, dan hitungan log pada hasil pengujian.</w:t>
       </w:r>
     </w:p>
     <w:p>
       <w:r>
-        <w:rPr>
-          <w:rFonts w:ascii="Times New Roman" w:hAnsi="Times New Roman"/>
-          <w:color w:val="000000"/>
-          <w:sz w:val="24"/>
-        </w:rPr>
         <w:br w:type="page"/>
       </w:r>
     </w:p>
@@ -3902,12 +3152,6 @@
         <w:pStyle w:val="Heading1"/>
       </w:pPr>
       <w:r>
-        <w:rPr>
-          <w:rFonts w:ascii="Times New Roman" w:hAnsi="Times New Roman"/>
-          <w:b/>
-          <w:color w:val="000000"/>
-          <w:sz w:val="28"/>
-        </w:rPr>
         <w:t>F Eksperimen Observer</w:t>
       </w:r>
     </w:p>
@@ -3926,40 +3170,36 @@
         </w:tblBorders>
       </w:tblPr>
       <w:tblGrid>
-        <w:gridCol w:w="2778"/>
-        <w:gridCol w:w="1814"/>
-        <w:gridCol w:w="1984"/>
-        <w:gridCol w:w="3231"/>
+        <w:gridCol w:w="2455"/>
+        <w:gridCol w:w="2455"/>
+        <w:gridCol w:w="2455"/>
+        <w:gridCol w:w="2455"/>
       </w:tblGrid>
       <w:tr>
         <w:trPr>
           <w:tblHeader w:val="true"/>
-          <w:cantSplit/>
         </w:trPr>
         <w:tc>
           <w:tcPr>
-            <w:tcW w:type="dxa" w:w="2778"/>
+            <w:tcW w:type="dxa" w:w="3816"/>
+            <w:shd w:fill="243B53"/>
             <w:vAlign w:val="center"/>
             <w:tcMar>
-              <w:top w:w="70" w:type="dxa"/>
-              <w:bottom w:w="70" w:type="dxa"/>
-              <w:left w:w="85" w:type="dxa"/>
-              <w:right w:w="85" w:type="dxa"/>
+              <w:top w:w="90" w:type="dxa"/>
+              <w:bottom w:w="90" w:type="dxa"/>
+              <w:left w:w="90" w:type="dxa"/>
+              <w:right w:w="90" w:type="dxa"/>
             </w:tcMar>
-            <w:shd w:fill="F2F2F2"/>
           </w:tcPr>
           <w:p>
             <w:pPr>
               <w:keepNext/>
-              <w:spacing w:before="60" w:after="60" w:line="252" w:lineRule="auto"/>
-              <w:jc w:val="left"/>
             </w:pPr>
             <w:r>
               <w:rPr>
-                <w:rFonts w:ascii="Times New Roman" w:hAnsi="Times New Roman"/>
                 <w:b/>
-                <w:color w:val="000000"/>
-                <w:sz w:val="24"/>
+                <w:color w:val="FFFFFF"/>
+                <w:sz w:val="18"/>
               </w:rPr>
               <w:t>Peristiwa</w:t>
             </w:r>
@@ -3967,28 +3207,25 @@
         </w:tc>
         <w:tc>
           <w:tcPr>
-            <w:tcW w:type="dxa" w:w="1814"/>
+            <w:tcW w:type="dxa" w:w="1800"/>
+            <w:shd w:fill="243B53"/>
             <w:vAlign w:val="center"/>
             <w:tcMar>
-              <w:top w:w="70" w:type="dxa"/>
-              <w:bottom w:w="70" w:type="dxa"/>
-              <w:left w:w="85" w:type="dxa"/>
-              <w:right w:w="85" w:type="dxa"/>
+              <w:top w:w="90" w:type="dxa"/>
+              <w:bottom w:w="90" w:type="dxa"/>
+              <w:left w:w="90" w:type="dxa"/>
+              <w:right w:w="90" w:type="dxa"/>
             </w:tcMar>
-            <w:shd w:fill="F2F2F2"/>
           </w:tcPr>
           <w:p>
             <w:pPr>
               <w:keepNext/>
-              <w:spacing w:before="60" w:after="60" w:line="252" w:lineRule="auto"/>
-              <w:jc w:val="left"/>
             </w:pPr>
             <w:r>
               <w:rPr>
-                <w:rFonts w:ascii="Times New Roman" w:hAnsi="Times New Roman"/>
                 <w:b/>
-                <w:color w:val="000000"/>
-                <w:sz w:val="24"/>
+                <w:color w:val="FFFFFF"/>
+                <w:sz w:val="18"/>
               </w:rPr>
               <w:t>Log diharapkan?</w:t>
             </w:r>
@@ -3996,28 +3233,25 @@
         </w:tc>
         <w:tc>
           <w:tcPr>
-            <w:tcW w:type="dxa" w:w="1984"/>
+            <w:tcW w:type="dxa" w:w="2016"/>
+            <w:shd w:fill="243B53"/>
             <w:vAlign w:val="center"/>
             <w:tcMar>
-              <w:top w:w="70" w:type="dxa"/>
-              <w:bottom w:w="70" w:type="dxa"/>
-              <w:left w:w="85" w:type="dxa"/>
-              <w:right w:w="85" w:type="dxa"/>
+              <w:top w:w="90" w:type="dxa"/>
+              <w:bottom w:w="90" w:type="dxa"/>
+              <w:left w:w="90" w:type="dxa"/>
+              <w:right w:w="90" w:type="dxa"/>
             </w:tcMar>
-            <w:shd w:fill="F2F2F2"/>
           </w:tcPr>
           <w:p>
             <w:pPr>
               <w:keepNext/>
-              <w:spacing w:before="60" w:after="60" w:line="252" w:lineRule="auto"/>
-              <w:jc w:val="left"/>
             </w:pPr>
             <w:r>
               <w:rPr>
-                <w:rFonts w:ascii="Times New Roman" w:hAnsi="Times New Roman"/>
                 <w:b/>
-                <w:color w:val="000000"/>
-                <w:sz w:val="24"/>
+                <w:color w:val="FFFFFF"/>
+                <w:sz w:val="18"/>
               </w:rPr>
               <w:t>Hasil log aktual</w:t>
             </w:r>
@@ -4025,28 +3259,25 @@
         </w:tc>
         <w:tc>
           <w:tcPr>
-            <w:tcW w:type="dxa" w:w="3231"/>
+            <w:tcW w:type="dxa" w:w="2088"/>
+            <w:shd w:fill="243B53"/>
             <w:vAlign w:val="center"/>
             <w:tcMar>
-              <w:top w:w="70" w:type="dxa"/>
-              <w:bottom w:w="70" w:type="dxa"/>
-              <w:left w:w="85" w:type="dxa"/>
-              <w:right w:w="85" w:type="dxa"/>
+              <w:top w:w="90" w:type="dxa"/>
+              <w:bottom w:w="90" w:type="dxa"/>
+              <w:left w:w="90" w:type="dxa"/>
+              <w:right w:w="90" w:type="dxa"/>
             </w:tcMar>
-            <w:shd w:fill="F2F2F2"/>
           </w:tcPr>
           <w:p>
             <w:pPr>
               <w:keepNext/>
-              <w:spacing w:before="60" w:after="60" w:line="252" w:lineRule="auto"/>
-              <w:jc w:val="left"/>
             </w:pPr>
             <w:r>
               <w:rPr>
-                <w:rFonts w:ascii="Times New Roman" w:hAnsi="Times New Roman"/>
                 <w:b/>
-                <w:color w:val="000000"/>
-                <w:sz w:val="24"/>
+                <w:color w:val="FFFFFF"/>
+                <w:sz w:val="18"/>
               </w:rPr>
               <w:t>Alasan</w:t>
             </w:r>
@@ -4054,32 +3285,24 @@
         </w:tc>
       </w:tr>
       <w:tr>
-        <w:trPr>
-          <w:cantSplit/>
-        </w:trPr>
         <w:tc>
           <w:tcPr>
-            <w:tcW w:type="dxa" w:w="2778"/>
+            <w:tcW w:type="dxa" w:w="3816"/>
             <w:vAlign w:val="center"/>
             <w:tcMar>
-              <w:top w:w="70" w:type="dxa"/>
-              <w:bottom w:w="70" w:type="dxa"/>
-              <w:left w:w="85" w:type="dxa"/>
-              <w:right w:w="85" w:type="dxa"/>
+              <w:top w:w="90" w:type="dxa"/>
+              <w:bottom w:w="90" w:type="dxa"/>
+              <w:left w:w="90" w:type="dxa"/>
+              <w:right w:w="90" w:type="dxa"/>
             </w:tcMar>
-            <w:shd w:fill="FFFFFF"/>
           </w:tcPr>
           <w:p>
             <w:pPr>
-              <w:spacing w:before="60" w:after="60" w:line="252" w:lineRule="auto"/>
-              <w:jc w:val="left"/>
+              <w:spacing w:after="0"/>
             </w:pPr>
             <w:r>
               <w:rPr>
-                <w:rFonts w:ascii="Times New Roman" w:hAnsi="Times New Roman"/>
-                <w:b w:val="0"/>
-                <w:color w:val="000000"/>
-                <w:sz w:val="24"/>
+                <w:sz w:val="18"/>
               </w:rPr>
               <w:t>Instance save mengubah role</w:t>
             </w:r>
@@ -4087,27 +3310,22 @@
         </w:tc>
         <w:tc>
           <w:tcPr>
-            <w:tcW w:type="dxa" w:w="1814"/>
+            <w:tcW w:type="dxa" w:w="1800"/>
             <w:vAlign w:val="center"/>
             <w:tcMar>
-              <w:top w:w="70" w:type="dxa"/>
-              <w:bottom w:w="70" w:type="dxa"/>
-              <w:left w:w="85" w:type="dxa"/>
-              <w:right w:w="85" w:type="dxa"/>
+              <w:top w:w="90" w:type="dxa"/>
+              <w:bottom w:w="90" w:type="dxa"/>
+              <w:left w:w="90" w:type="dxa"/>
+              <w:right w:w="90" w:type="dxa"/>
             </w:tcMar>
-            <w:shd w:fill="FFFFFF"/>
           </w:tcPr>
           <w:p>
             <w:pPr>
-              <w:spacing w:before="60" w:after="60" w:line="252" w:lineRule="auto"/>
-              <w:jc w:val="left"/>
+              <w:spacing w:after="0"/>
             </w:pPr>
             <w:r>
               <w:rPr>
-                <w:rFonts w:ascii="Times New Roman" w:hAnsi="Times New Roman"/>
-                <w:b w:val="0"/>
-                <w:color w:val="000000"/>
-                <w:sz w:val="24"/>
+                <w:sz w:val="18"/>
               </w:rPr>
               <w:t>Ya, satu</w:t>
             </w:r>
@@ -4115,27 +3333,22 @@
         </w:tc>
         <w:tc>
           <w:tcPr>
-            <w:tcW w:type="dxa" w:w="1984"/>
+            <w:tcW w:type="dxa" w:w="2016"/>
             <w:vAlign w:val="center"/>
             <w:tcMar>
-              <w:top w:w="70" w:type="dxa"/>
-              <w:bottom w:w="70" w:type="dxa"/>
-              <w:left w:w="85" w:type="dxa"/>
-              <w:right w:w="85" w:type="dxa"/>
+              <w:top w:w="90" w:type="dxa"/>
+              <w:bottom w:w="90" w:type="dxa"/>
+              <w:left w:w="90" w:type="dxa"/>
+              <w:right w:w="90" w:type="dxa"/>
             </w:tcMar>
-            <w:shd w:fill="FFFFFF"/>
           </w:tcPr>
           <w:p>
             <w:pPr>
-              <w:spacing w:before="60" w:after="60" w:line="252" w:lineRule="auto"/>
-              <w:jc w:val="left"/>
+              <w:spacing w:after="0"/>
             </w:pPr>
             <w:r>
               <w:rPr>
-                <w:rFonts w:ascii="Times New Roman" w:hAnsi="Times New Roman"/>
-                <w:b w:val="0"/>
-                <w:color w:val="000000"/>
-                <w:sz w:val="24"/>
+                <w:sz w:val="18"/>
               </w:rPr>
               <w:t>1 log baru</w:t>
             </w:r>
@@ -4143,27 +3356,22 @@
         </w:tc>
         <w:tc>
           <w:tcPr>
-            <w:tcW w:type="dxa" w:w="3231"/>
+            <w:tcW w:type="dxa" w:w="2088"/>
             <w:vAlign w:val="center"/>
             <w:tcMar>
-              <w:top w:w="70" w:type="dxa"/>
-              <w:bottom w:w="70" w:type="dxa"/>
-              <w:left w:w="85" w:type="dxa"/>
-              <w:right w:w="85" w:type="dxa"/>
+              <w:top w:w="90" w:type="dxa"/>
+              <w:bottom w:w="90" w:type="dxa"/>
+              <w:left w:w="90" w:type="dxa"/>
+              <w:right w:w="90" w:type="dxa"/>
             </w:tcMar>
-            <w:shd w:fill="FFFFFF"/>
           </w:tcPr>
           <w:p>
             <w:pPr>
-              <w:spacing w:before="60" w:after="60" w:line="252" w:lineRule="auto"/>
-              <w:jc w:val="left"/>
+              <w:spacing w:after="0"/>
             </w:pPr>
             <w:r>
               <w:rPr>
-                <w:rFonts w:ascii="Times New Roman" w:hAnsi="Times New Roman"/>
-                <w:b w:val="0"/>
-                <w:color w:val="000000"/>
-                <w:sz w:val="24"/>
+                <w:sz w:val="18"/>
               </w:rPr>
               <w:t>save pada instance menjalankan event updated; wasChanged(role) benar.</w:t>
             </w:r>
@@ -4171,32 +3379,25 @@
         </w:tc>
       </w:tr>
       <w:tr>
-        <w:trPr>
-          <w:cantSplit/>
-        </w:trPr>
         <w:tc>
           <w:tcPr>
-            <w:tcW w:type="dxa" w:w="2778"/>
+            <w:tcW w:type="dxa" w:w="3816"/>
+            <w:shd w:fill="F6F8FA"/>
             <w:vAlign w:val="center"/>
             <w:tcMar>
-              <w:top w:w="70" w:type="dxa"/>
-              <w:bottom w:w="70" w:type="dxa"/>
-              <w:left w:w="85" w:type="dxa"/>
-              <w:right w:w="85" w:type="dxa"/>
+              <w:top w:w="90" w:type="dxa"/>
+              <w:bottom w:w="90" w:type="dxa"/>
+              <w:left w:w="90" w:type="dxa"/>
+              <w:right w:w="90" w:type="dxa"/>
             </w:tcMar>
-            <w:shd w:fill="FFFFFF"/>
           </w:tcPr>
           <w:p>
             <w:pPr>
-              <w:spacing w:before="60" w:after="60" w:line="252" w:lineRule="auto"/>
-              <w:jc w:val="left"/>
+              <w:spacing w:after="0"/>
             </w:pPr>
             <w:r>
               <w:rPr>
-                <w:rFonts w:ascii="Times New Roman" w:hAnsi="Times New Roman"/>
-                <w:b w:val="0"/>
-                <w:color w:val="000000"/>
-                <w:sz w:val="24"/>
+                <w:sz w:val="18"/>
               </w:rPr>
               <w:t>Role sama tanpa save</w:t>
             </w:r>
@@ -4204,27 +3405,23 @@
         </w:tc>
         <w:tc>
           <w:tcPr>
-            <w:tcW w:type="dxa" w:w="1814"/>
+            <w:tcW w:type="dxa" w:w="1800"/>
+            <w:shd w:fill="F6F8FA"/>
             <w:vAlign w:val="center"/>
             <w:tcMar>
-              <w:top w:w="70" w:type="dxa"/>
-              <w:bottom w:w="70" w:type="dxa"/>
-              <w:left w:w="85" w:type="dxa"/>
-              <w:right w:w="85" w:type="dxa"/>
+              <w:top w:w="90" w:type="dxa"/>
+              <w:bottom w:w="90" w:type="dxa"/>
+              <w:left w:w="90" w:type="dxa"/>
+              <w:right w:w="90" w:type="dxa"/>
             </w:tcMar>
-            <w:shd w:fill="FFFFFF"/>
           </w:tcPr>
           <w:p>
             <w:pPr>
-              <w:spacing w:before="60" w:after="60" w:line="252" w:lineRule="auto"/>
-              <w:jc w:val="left"/>
+              <w:spacing w:after="0"/>
             </w:pPr>
             <w:r>
               <w:rPr>
-                <w:rFonts w:ascii="Times New Roman" w:hAnsi="Times New Roman"/>
-                <w:b w:val="0"/>
-                <w:color w:val="000000"/>
-                <w:sz w:val="24"/>
+                <w:sz w:val="18"/>
               </w:rPr>
               <w:t>Tidak</w:t>
             </w:r>
@@ -4232,27 +3429,23 @@
         </w:tc>
         <w:tc>
           <w:tcPr>
-            <w:tcW w:type="dxa" w:w="1984"/>
+            <w:tcW w:type="dxa" w:w="2016"/>
+            <w:shd w:fill="F6F8FA"/>
             <w:vAlign w:val="center"/>
             <w:tcMar>
-              <w:top w:w="70" w:type="dxa"/>
-              <w:bottom w:w="70" w:type="dxa"/>
-              <w:left w:w="85" w:type="dxa"/>
-              <w:right w:w="85" w:type="dxa"/>
+              <w:top w:w="90" w:type="dxa"/>
+              <w:bottom w:w="90" w:type="dxa"/>
+              <w:left w:w="90" w:type="dxa"/>
+              <w:right w:w="90" w:type="dxa"/>
             </w:tcMar>
-            <w:shd w:fill="FFFFFF"/>
           </w:tcPr>
           <w:p>
             <w:pPr>
-              <w:spacing w:before="60" w:after="60" w:line="252" w:lineRule="auto"/>
-              <w:jc w:val="left"/>
+              <w:spacing w:after="0"/>
             </w:pPr>
             <w:r>
               <w:rPr>
-                <w:rFonts w:ascii="Times New Roman" w:hAnsi="Times New Roman"/>
-                <w:b w:val="0"/>
-                <w:color w:val="000000"/>
-                <w:sz w:val="24"/>
+                <w:sz w:val="18"/>
               </w:rPr>
               <w:t>0 log baru</w:t>
             </w:r>
@@ -4260,27 +3453,23 @@
         </w:tc>
         <w:tc>
           <w:tcPr>
-            <w:tcW w:type="dxa" w:w="3231"/>
+            <w:tcW w:type="dxa" w:w="2088"/>
+            <w:shd w:fill="F6F8FA"/>
             <w:vAlign w:val="center"/>
             <w:tcMar>
-              <w:top w:w="70" w:type="dxa"/>
-              <w:bottom w:w="70" w:type="dxa"/>
-              <w:left w:w="85" w:type="dxa"/>
-              <w:right w:w="85" w:type="dxa"/>
+              <w:top w:w="90" w:type="dxa"/>
+              <w:bottom w:w="90" w:type="dxa"/>
+              <w:left w:w="90" w:type="dxa"/>
+              <w:right w:w="90" w:type="dxa"/>
             </w:tcMar>
-            <w:shd w:fill="FFFFFF"/>
           </w:tcPr>
           <w:p>
             <w:pPr>
-              <w:spacing w:before="60" w:after="60" w:line="252" w:lineRule="auto"/>
-              <w:jc w:val="left"/>
+              <w:spacing w:after="0"/>
             </w:pPr>
             <w:r>
               <w:rPr>
-                <w:rFonts w:ascii="Times New Roman" w:hAnsi="Times New Roman"/>
-                <w:b w:val="0"/>
-                <w:color w:val="000000"/>
-                <w:sz w:val="24"/>
+                <w:sz w:val="18"/>
               </w:rPr>
               <w:t>Service kembali sebelum save dan tidak memicu event.</w:t>
             </w:r>
@@ -4288,32 +3477,24 @@
         </w:tc>
       </w:tr>
       <w:tr>
-        <w:trPr>
-          <w:cantSplit/>
-        </w:trPr>
         <w:tc>
           <w:tcPr>
-            <w:tcW w:type="dxa" w:w="2778"/>
+            <w:tcW w:type="dxa" w:w="3816"/>
             <w:vAlign w:val="center"/>
             <w:tcMar>
-              <w:top w:w="70" w:type="dxa"/>
-              <w:bottom w:w="70" w:type="dxa"/>
-              <w:left w:w="85" w:type="dxa"/>
-              <w:right w:w="85" w:type="dxa"/>
+              <w:top w:w="90" w:type="dxa"/>
+              <w:bottom w:w="90" w:type="dxa"/>
+              <w:left w:w="90" w:type="dxa"/>
+              <w:right w:w="90" w:type="dxa"/>
             </w:tcMar>
-            <w:shd w:fill="FFFFFF"/>
           </w:tcPr>
           <w:p>
             <w:pPr>
-              <w:spacing w:before="60" w:after="60" w:line="252" w:lineRule="auto"/>
-              <w:jc w:val="left"/>
+              <w:spacing w:after="0"/>
             </w:pPr>
             <w:r>
               <w:rPr>
-                <w:rFonts w:ascii="Times New Roman" w:hAnsi="Times New Roman"/>
-                <w:b w:val="0"/>
-                <w:color w:val="000000"/>
-                <w:sz w:val="24"/>
+                <w:sz w:val="18"/>
               </w:rPr>
               <w:t>Request ditolak Gate</w:t>
             </w:r>
@@ -4321,27 +3502,22 @@
         </w:tc>
         <w:tc>
           <w:tcPr>
-            <w:tcW w:type="dxa" w:w="1814"/>
+            <w:tcW w:type="dxa" w:w="1800"/>
             <w:vAlign w:val="center"/>
             <w:tcMar>
-              <w:top w:w="70" w:type="dxa"/>
-              <w:bottom w:w="70" w:type="dxa"/>
-              <w:left w:w="85" w:type="dxa"/>
-              <w:right w:w="85" w:type="dxa"/>
+              <w:top w:w="90" w:type="dxa"/>
+              <w:bottom w:w="90" w:type="dxa"/>
+              <w:left w:w="90" w:type="dxa"/>
+              <w:right w:w="90" w:type="dxa"/>
             </w:tcMar>
-            <w:shd w:fill="FFFFFF"/>
           </w:tcPr>
           <w:p>
             <w:pPr>
-              <w:spacing w:before="60" w:after="60" w:line="252" w:lineRule="auto"/>
-              <w:jc w:val="left"/>
+              <w:spacing w:after="0"/>
             </w:pPr>
             <w:r>
               <w:rPr>
-                <w:rFonts w:ascii="Times New Roman" w:hAnsi="Times New Roman"/>
-                <w:b w:val="0"/>
-                <w:color w:val="000000"/>
-                <w:sz w:val="24"/>
+                <w:sz w:val="18"/>
               </w:rPr>
               <w:t>Tidak</w:t>
             </w:r>
@@ -4349,27 +3525,22 @@
         </w:tc>
         <w:tc>
           <w:tcPr>
-            <w:tcW w:type="dxa" w:w="1984"/>
+            <w:tcW w:type="dxa" w:w="2016"/>
             <w:vAlign w:val="center"/>
             <w:tcMar>
-              <w:top w:w="70" w:type="dxa"/>
-              <w:bottom w:w="70" w:type="dxa"/>
-              <w:left w:w="85" w:type="dxa"/>
-              <w:right w:w="85" w:type="dxa"/>
+              <w:top w:w="90" w:type="dxa"/>
+              <w:bottom w:w="90" w:type="dxa"/>
+              <w:left w:w="90" w:type="dxa"/>
+              <w:right w:w="90" w:type="dxa"/>
             </w:tcMar>
-            <w:shd w:fill="FFFFFF"/>
           </w:tcPr>
           <w:p>
             <w:pPr>
-              <w:spacing w:before="60" w:after="60" w:line="252" w:lineRule="auto"/>
-              <w:jc w:val="left"/>
+              <w:spacing w:after="0"/>
             </w:pPr>
             <w:r>
               <w:rPr>
-                <w:rFonts w:ascii="Times New Roman" w:hAnsi="Times New Roman"/>
-                <w:b w:val="0"/>
-                <w:color w:val="000000"/>
-                <w:sz w:val="24"/>
+                <w:sz w:val="18"/>
               </w:rPr>
               <w:t>0 log baru</w:t>
             </w:r>
@@ -4377,27 +3548,22 @@
         </w:tc>
         <w:tc>
           <w:tcPr>
-            <w:tcW w:type="dxa" w:w="3231"/>
+            <w:tcW w:type="dxa" w:w="2088"/>
             <w:vAlign w:val="center"/>
             <w:tcMar>
-              <w:top w:w="70" w:type="dxa"/>
-              <w:bottom w:w="70" w:type="dxa"/>
-              <w:left w:w="85" w:type="dxa"/>
-              <w:right w:w="85" w:type="dxa"/>
+              <w:top w:w="90" w:type="dxa"/>
+              <w:bottom w:w="90" w:type="dxa"/>
+              <w:left w:w="90" w:type="dxa"/>
+              <w:right w:w="90" w:type="dxa"/>
             </w:tcMar>
-            <w:shd w:fill="FFFFFF"/>
           </w:tcPr>
           <w:p>
             <w:pPr>
-              <w:spacing w:before="60" w:after="60" w:line="252" w:lineRule="auto"/>
-              <w:jc w:val="left"/>
+              <w:spacing w:after="0"/>
             </w:pPr>
             <w:r>
               <w:rPr>
-                <w:rFonts w:ascii="Times New Roman" w:hAnsi="Times New Roman"/>
-                <w:b w:val="0"/>
-                <w:color w:val="000000"/>
-                <w:sz w:val="24"/>
+                <w:sz w:val="18"/>
               </w:rPr>
               <w:t>403 terjadi sebelum controller/service menyimpan data.</w:t>
             </w:r>
@@ -4405,32 +3571,25 @@
         </w:tc>
       </w:tr>
       <w:tr>
-        <w:trPr>
-          <w:cantSplit/>
-        </w:trPr>
         <w:tc>
           <w:tcPr>
-            <w:tcW w:type="dxa" w:w="2778"/>
+            <w:tcW w:type="dxa" w:w="3816"/>
+            <w:shd w:fill="F6F8FA"/>
             <w:vAlign w:val="center"/>
             <w:tcMar>
-              <w:top w:w="70" w:type="dxa"/>
-              <w:bottom w:w="70" w:type="dxa"/>
-              <w:left w:w="85" w:type="dxa"/>
-              <w:right w:w="85" w:type="dxa"/>
+              <w:top w:w="90" w:type="dxa"/>
+              <w:bottom w:w="90" w:type="dxa"/>
+              <w:left w:w="90" w:type="dxa"/>
+              <w:right w:w="90" w:type="dxa"/>
             </w:tcMar>
-            <w:shd w:fill="FFFFFF"/>
           </w:tcPr>
           <w:p>
             <w:pPr>
-              <w:spacing w:before="60" w:after="60" w:line="252" w:lineRule="auto"/>
-              <w:jc w:val="left"/>
+              <w:spacing w:after="0"/>
             </w:pPr>
             <w:r>
               <w:rPr>
-                <w:rFonts w:ascii="Times New Roman" w:hAnsi="Times New Roman"/>
-                <w:b w:val="0"/>
-                <w:color w:val="000000"/>
-                <w:sz w:val="24"/>
+                <w:sz w:val="18"/>
               </w:rPr>
               <w:t>Bulk update optional</w:t>
             </w:r>
@@ -4438,27 +3597,23 @@
         </w:tc>
         <w:tc>
           <w:tcPr>
-            <w:tcW w:type="dxa" w:w="1814"/>
+            <w:tcW w:type="dxa" w:w="1800"/>
+            <w:shd w:fill="F6F8FA"/>
             <w:vAlign w:val="center"/>
             <w:tcMar>
-              <w:top w:w="70" w:type="dxa"/>
-              <w:bottom w:w="70" w:type="dxa"/>
-              <w:left w:w="85" w:type="dxa"/>
-              <w:right w:w="85" w:type="dxa"/>
+              <w:top w:w="90" w:type="dxa"/>
+              <w:bottom w:w="90" w:type="dxa"/>
+              <w:left w:w="90" w:type="dxa"/>
+              <w:right w:w="90" w:type="dxa"/>
             </w:tcMar>
-            <w:shd w:fill="FFFFFF"/>
           </w:tcPr>
           <w:p>
             <w:pPr>
-              <w:spacing w:before="60" w:after="60" w:line="252" w:lineRule="auto"/>
-              <w:jc w:val="left"/>
+              <w:spacing w:after="0"/>
             </w:pPr>
             <w:r>
               <w:rPr>
-                <w:rFonts w:ascii="Times New Roman" w:hAnsi="Times New Roman"/>
-                <w:b w:val="0"/>
-                <w:color w:val="000000"/>
-                <w:sz w:val="24"/>
+                <w:sz w:val="18"/>
               </w:rPr>
               <w:t>Tidak</w:t>
             </w:r>
@@ -4466,27 +3621,23 @@
         </w:tc>
         <w:tc>
           <w:tcPr>
-            <w:tcW w:type="dxa" w:w="1984"/>
+            <w:tcW w:type="dxa" w:w="2016"/>
+            <w:shd w:fill="F6F8FA"/>
             <w:vAlign w:val="center"/>
             <w:tcMar>
-              <w:top w:w="70" w:type="dxa"/>
-              <w:bottom w:w="70" w:type="dxa"/>
-              <w:left w:w="85" w:type="dxa"/>
-              <w:right w:w="85" w:type="dxa"/>
+              <w:top w:w="90" w:type="dxa"/>
+              <w:bottom w:w="90" w:type="dxa"/>
+              <w:left w:w="90" w:type="dxa"/>
+              <w:right w:w="90" w:type="dxa"/>
             </w:tcMar>
-            <w:shd w:fill="FFFFFF"/>
           </w:tcPr>
           <w:p>
             <w:pPr>
-              <w:spacing w:before="60" w:after="60" w:line="252" w:lineRule="auto"/>
-              <w:jc w:val="left"/>
+              <w:spacing w:after="0"/>
             </w:pPr>
             <w:r>
               <w:rPr>
-                <w:rFonts w:ascii="Times New Roman" w:hAnsi="Times New Roman"/>
-                <w:b w:val="0"/>
-                <w:color w:val="000000"/>
-                <w:sz w:val="24"/>
+                <w:sz w:val="18"/>
               </w:rPr>
               <w:t>0 log baru</w:t>
             </w:r>
@@ -4494,27 +3645,23 @@
         </w:tc>
         <w:tc>
           <w:tcPr>
-            <w:tcW w:type="dxa" w:w="3231"/>
+            <w:tcW w:type="dxa" w:w="2088"/>
+            <w:shd w:fill="F6F8FA"/>
             <w:vAlign w:val="center"/>
             <w:tcMar>
-              <w:top w:w="70" w:type="dxa"/>
-              <w:bottom w:w="70" w:type="dxa"/>
-              <w:left w:w="85" w:type="dxa"/>
-              <w:right w:w="85" w:type="dxa"/>
+              <w:top w:w="90" w:type="dxa"/>
+              <w:bottom w:w="90" w:type="dxa"/>
+              <w:left w:w="90" w:type="dxa"/>
+              <w:right w:w="90" w:type="dxa"/>
             </w:tcMar>
-            <w:shd w:fill="FFFFFF"/>
           </w:tcPr>
           <w:p>
             <w:pPr>
-              <w:spacing w:before="60" w:after="60" w:line="252" w:lineRule="auto"/>
-              <w:jc w:val="left"/>
+              <w:spacing w:after="0"/>
             </w:pPr>
             <w:r>
               <w:rPr>
-                <w:rFonts w:ascii="Times New Roman" w:hAnsi="Times New Roman"/>
-                <w:b w:val="0"/>
-                <w:color w:val="000000"/>
-                <w:sz w:val="24"/>
+                <w:sz w:val="18"/>
               </w:rPr>
               <w:t>Query update langsung tidak memuat tiap instance dan tidak memicu updated per model; role dummy dipulihkan.</w:t>
             </w:r>
@@ -4528,83 +3675,41 @@
       </w:pPr>
     </w:p>
     <w:p>
-      <w:pPr>
-        <w:keepNext/>
-      </w:pPr>
       <w:r>
-        <w:rPr>
-          <w:rFonts w:ascii="Times New Roman" w:hAnsi="Times New Roman"/>
-          <w:color w:val="000000"/>
-          <w:sz w:val="24"/>
-        </w:rPr>
         <w:t>F1. Temukan lokasi Observer dipanggil oleh Laravel. Jelaskan urutan request, service, save, event updated, dan log.</w:t>
       </w:r>
     </w:p>
     <w:p>
       <w:pPr>
-        <w:spacing w:after="120" w:line="264" w:lineRule="auto"/>
-        <w:jc w:val="left"/>
+        <w:spacing w:after="60"/>
       </w:pPr>
       <w:r>
-        <w:rPr>
-          <w:rFonts w:ascii="Times New Roman" w:hAnsi="Times New Roman"/>
-          <w:color w:val="000000"/>
-          <w:sz w:val="24"/>
-        </w:rPr>
         <w:t>Route memakai auth dan can:manage-roles. ChangeRoleRequest memvalidasi input; controller memanggil RoleManagementService; service memeriksa aktor, target, role sah, serta no-op, lalu mengubah properti role dan memanggil save(). Dalam framework, Model::performUpdate() memanggil fireModelEvent('updated', false). Pendaftaran User::observe(UserObserver::class) di AppServiceProvider menghubungkan event itu dengan UserObserver::updated(). Observer memeriksa wasChanged('role') lalu mencatat target_user_id, old_role, new_role, dan actor_id. Model memakai primary key id_user, sehingga ID target diambil melalui getKey(). Model Observer mengelompokkan callback siklus hidup model Eloquent. Event/listener umum merespons event aplikasi yang didispatch secara eksplisit, misalnya OrderPlaced, dan tidak harus terkait penyimpanan model.</w:t>
       </w:r>
     </w:p>
     <w:p>
-      <w:pPr>
-        <w:keepNext/>
-      </w:pPr>
       <w:r>
-        <w:rPr>
-          <w:rFonts w:ascii="Times New Roman" w:hAnsi="Times New Roman"/>
-          <w:color w:val="000000"/>
-          <w:sz w:val="24"/>
-        </w:rPr>
         <w:t>F2. Apa risiko jika Observer digunakan sebagai satu-satunya tempat memvalidasi izin perubahan role?</w:t>
       </w:r>
     </w:p>
     <w:p>
       <w:pPr>
-        <w:spacing w:after="120" w:line="264" w:lineRule="auto"/>
-        <w:jc w:val="left"/>
+        <w:spacing w:after="60"/>
       </w:pPr>
       <w:r>
-        <w:rPr>
-          <w:rFonts w:ascii="Times New Roman" w:hAnsi="Times New Roman"/>
-          <w:color w:val="000000"/>
-          <w:sz w:val="24"/>
-        </w:rPr>
         <w:t>Observer updated berjalan setelah perubahan model terjadi dan tidak dipanggil oleh semua jalur update. Jika ia menjadi satu-satunya penjaga izin, bulk update atau jalur tanpa event dapat melewatinya. Kegagalan log juga tidak boleh berarti request menjadi sah. Izin diperiksa oleh Gate/service sebelum save; Observer hanya memberi respons terhadap perubahan yang berhasil.</w:t>
       </w:r>
     </w:p>
     <w:p>
-      <w:pPr>
-        <w:keepNext/>
-      </w:pPr>
       <w:r>
-        <w:rPr>
-          <w:rFonts w:ascii="Times New Roman" w:hAnsi="Times New Roman"/>
-          <w:color w:val="000000"/>
-          <w:sz w:val="24"/>
-        </w:rPr>
         <w:t>F3. Pada kasus log tidak muncul, bagaimana Anda membedakan masalah registrasi Observer dan operasi bulk update?</w:t>
       </w:r>
     </w:p>
     <w:p>
       <w:pPr>
-        <w:spacing w:after="120" w:line="264" w:lineRule="auto"/>
-        <w:jc w:val="left"/>
+        <w:spacing w:after="60"/>
       </w:pPr>
       <w:r>
-        <w:rPr>
-          <w:rFonts w:ascii="Times New Roman" w:hAnsi="Times New Roman"/>
-          <w:color w:val="000000"/>
-          <w:sz w:val="24"/>
-        </w:rPr>
         <w:t>Saya memeriksa registrasi User::observe pada boot AppServiceProvider, channel log yang aktif, serta apakah role benar-benar berubah. Lalu saya membandingkan dua jalur pada akun dummy: assignment role dan instance save menghasilkan satu log, sedangkan User::whereKey(...)-&gt;update(...) mengubah database tanpa log per model. Jika instance save juga tidak menghasilkan log, registrasi/channel perlu diperiksa; jika hanya bulk update yang tidak menghasilkan log, itu merupakan perilaku event Eloquent yang diharapkan.</w:t>
       </w:r>
     </w:p>
@@ -4613,49 +3718,24 @@
         <w:pStyle w:val="Heading1"/>
       </w:pPr>
       <w:r>
-        <w:rPr>
-          <w:rFonts w:ascii="Times New Roman" w:hAnsi="Times New Roman"/>
-          <w:b/>
-          <w:color w:val="000000"/>
-          <w:sz w:val="28"/>
-        </w:rPr>
         <w:t>G Independent Challenge</w:t>
       </w:r>
     </w:p>
     <w:p>
-      <w:pPr>
-        <w:keepNext/>
-      </w:pPr>
       <w:r>
-        <w:rPr>
-          <w:rFonts w:ascii="Times New Roman" w:hAnsi="Times New Roman"/>
-          <w:color w:val="000000"/>
-          <w:sz w:val="24"/>
-        </w:rPr>
         <w:t>Jelaskan bagaimana desain berubah jika satu pengguna dapat memiliki lebih dari satu role. Apakah string role tunggal masih cocok? Kaitkan dengan maintainability. Tantangan ownership OrderPolicy tetap opsional.</w:t>
       </w:r>
     </w:p>
     <w:p>
       <w:pPr>
-        <w:spacing w:after="120" w:line="264" w:lineRule="auto"/>
-        <w:jc w:val="left"/>
+        <w:spacing w:after="60"/>
       </w:pPr>
       <w:r>
-        <w:rPr>
-          <w:rFonts w:ascii="Times New Roman" w:hAnsi="Times New Roman"/>
-          <w:color w:val="000000"/>
-          <w:sz w:val="24"/>
-        </w:rPr>
         <w:t>String role tunggal tidak cukup jika satu user dapat memiliki beberapa role. Desain dapat dipisahkan menjadi tabel roles dan pivot role_user dengan pasangan user-role unik. Ability tetap diperiksa melalui Gate atau Policy yang menggunakan relasi role, sehingga controller dan view tetap bergantung pada kontrak ability. Pemberian/pencabutan role perlu service tersendiri, validasi, transaksi, dan audit yang sesuai. Observer User tidak otomatis menangkap perubahan pivot, jadi pencatatan perubahan penugasan role harus dirancang secara eksplisit. Pemisahan ini mengurangi perbandingan string role yang tersebar dan memudahkan perluasan izin.</w:t>
       </w:r>
     </w:p>
     <w:p>
       <w:r>
-        <w:rPr>
-          <w:rFonts w:ascii="Times New Roman" w:hAnsi="Times New Roman"/>
-          <w:color w:val="000000"/>
-          <w:sz w:val="24"/>
-        </w:rPr>
         <w:br w:type="page"/>
       </w:r>
     </w:p>
@@ -4664,83 +3744,42 @@
         <w:pStyle w:val="Heading1"/>
       </w:pPr>
       <w:r>
-        <w:rPr>
-          <w:rFonts w:ascii="Times New Roman" w:hAnsi="Times New Roman"/>
-          <w:b/>
-          <w:color w:val="000000"/>
-          <w:sz w:val="28"/>
-        </w:rPr>
         <w:t>H Quality Checklist</w:t>
       </w:r>
     </w:p>
     <w:p>
       <w:r>
-        <w:rPr>
-          <w:rFonts w:ascii="Times New Roman" w:hAnsi="Times New Roman"/>
-          <w:color w:val="000000"/>
-          <w:sz w:val="24"/>
-        </w:rPr>
-        <w:t>[x]  Access matrix dan BR-01 sampai BR-07 konsisten.</w:t>
+        <w:t>☑  Access matrix dan BR-01 sampai BR-07 konsisten.</w:t>
       </w:r>
     </w:p>
     <w:p>
       <w:r>
-        <w:rPr>
-          <w:rFonts w:ascii="Times New Roman" w:hAnsi="Times New Roman"/>
-          <w:color w:val="000000"/>
-          <w:sz w:val="24"/>
-        </w:rPr>
-        <w:t>[x]  Role tidak dapat ditentukan sendiri melalui request publik.</w:t>
+        <w:t>☑  Role tidak dapat ditentukan sendiri melalui request publik.</w:t>
       </w:r>
     </w:p>
     <w:p>
       <w:r>
-        <w:rPr>
-          <w:rFonts w:ascii="Times New Roman" w:hAnsi="Times New Roman"/>
-          <w:color w:val="000000"/>
-          <w:sz w:val="24"/>
-        </w:rPr>
-        <w:t>[x]  Input role divalidasi sebelum service dipanggil.</w:t>
+        <w:t>☑  Input role divalidasi sebelum service dipanggil.</w:t>
       </w:r>
     </w:p>
     <w:p>
       <w:r>
-        <w:rPr>
-          <w:rFonts w:ascii="Times New Roman" w:hAnsi="Times New Roman"/>
-          <w:color w:val="000000"/>
-          <w:sz w:val="24"/>
-        </w:rPr>
-        <w:t>[x]  Service menolak perubahan diri sendiri/admin dan menangani no-op.</w:t>
+        <w:t>☑  Service menolak perubahan diri sendiri/admin dan menangani no-op.</w:t>
       </w:r>
     </w:p>
     <w:p>
       <w:r>
-        <w:rPr>
-          <w:rFonts w:ascii="Times New Roman" w:hAnsi="Times New Roman"/>
-          <w:color w:val="000000"/>
-          <w:sz w:val="24"/>
-        </w:rPr>
-        <w:t>[x]  Observer merespons role yang berubah dan tidak mencatat rahasia.</w:t>
+        <w:t>☑  Observer merespons role yang berubah dan tidak mencatat rahasia.</w:t>
       </w:r>
     </w:p>
     <w:p>
       <w:r>
-        <w:rPr>
-          <w:rFonts w:ascii="Times New Roman" w:hAnsi="Times New Roman"/>
-          <w:color w:val="000000"/>
-          <w:sz w:val="24"/>
-        </w:rPr>
-        <w:t>[x]  Bukti menunjukkan skenario sah dan ditolak, baik status HTTP maupun database.</w:t>
+        <w:t>☑  Bukti menunjukkan skenario sah dan ditolak, baik status HTTP maupun database.</w:t>
       </w:r>
     </w:p>
     <w:p>
       <w:r>
-        <w:rPr>
-          <w:rFonts w:ascii="Times New Roman" w:hAnsi="Times New Roman"/>
-          <w:color w:val="000000"/>
-          <w:sz w:val="24"/>
-        </w:rPr>
-        <w:t>[x]  Repository dan checkpoint commit dapat diperiksa dosen.</w:t>
+        <w:t>☑  Repository dan checkpoint commit dapat diperiksa dosen.</w:t>
       </w:r>
     </w:p>
     <w:p>
@@ -4748,22 +3787,11 @@
         <w:pStyle w:val="Heading1"/>
       </w:pPr>
       <w:r>
-        <w:rPr>
-          <w:rFonts w:ascii="Times New Roman" w:hAnsi="Times New Roman"/>
-          <w:b/>
-          <w:color w:val="000000"/>
-          <w:sz w:val="28"/>
-        </w:rPr>
         <w:t>I Peer Assessment dan Log Bantuan AI</w:t>
       </w:r>
     </w:p>
     <w:p>
       <w:r>
-        <w:rPr>
-          <w:rFonts w:ascii="Times New Roman" w:hAnsi="Times New Roman"/>
-          <w:color w:val="000000"/>
-          <w:sz w:val="24"/>
-        </w:rPr>
         <w:t>Satu umpan balik rekan tentang lokasi business rule atau Observer:</w:t>
       </w:r>
     </w:p>
@@ -4773,9 +3801,8 @@
       </w:pPr>
       <w:r>
         <w:rPr>
-          <w:rFonts w:ascii="Times New Roman" w:hAnsi="Times New Roman"/>
-          <w:color w:val="000000"/>
-          <w:sz w:val="24"/>
+          <w:color w:val="969CA4"/>
+          <w:sz w:val="18"/>
         </w:rPr>
         <w:t>________________________________________________________________________________</w:t>
       </w:r>
@@ -4786,9 +3813,8 @@
       </w:pPr>
       <w:r>
         <w:rPr>
-          <w:rFonts w:ascii="Times New Roman" w:hAnsi="Times New Roman"/>
-          <w:color w:val="000000"/>
-          <w:sz w:val="24"/>
+          <w:color w:val="969CA4"/>
+          <w:sz w:val="18"/>
         </w:rPr>
         <w:t>________________________________________________________________________________</w:t>
       </w:r>
@@ -4808,40 +3834,36 @@
         </w:tblBorders>
       </w:tblPr>
       <w:tblGrid>
-        <w:gridCol w:w="2154"/>
-        <w:gridCol w:w="2608"/>
-        <w:gridCol w:w="2608"/>
-        <w:gridCol w:w="2438"/>
+        <w:gridCol w:w="2455"/>
+        <w:gridCol w:w="2455"/>
+        <w:gridCol w:w="2455"/>
+        <w:gridCol w:w="2455"/>
       </w:tblGrid>
       <w:tr>
         <w:trPr>
           <w:tblHeader w:val="true"/>
-          <w:cantSplit/>
         </w:trPr>
         <w:tc>
           <w:tcPr>
-            <w:tcW w:type="dxa" w:w="2154"/>
+            <w:tcW w:type="dxa" w:w="2189"/>
+            <w:shd w:fill="243B53"/>
             <w:vAlign w:val="center"/>
             <w:tcMar>
-              <w:top w:w="70" w:type="dxa"/>
-              <w:bottom w:w="70" w:type="dxa"/>
-              <w:left w:w="85" w:type="dxa"/>
-              <w:right w:w="85" w:type="dxa"/>
+              <w:top w:w="90" w:type="dxa"/>
+              <w:bottom w:w="90" w:type="dxa"/>
+              <w:left w:w="90" w:type="dxa"/>
+              <w:right w:w="90" w:type="dxa"/>
             </w:tcMar>
-            <w:shd w:fill="F2F2F2"/>
           </w:tcPr>
           <w:p>
             <w:pPr>
               <w:keepNext/>
-              <w:spacing w:before="60" w:after="60" w:line="252" w:lineRule="auto"/>
-              <w:jc w:val="left"/>
             </w:pPr>
             <w:r>
               <w:rPr>
-                <w:rFonts w:ascii="Times New Roman" w:hAnsi="Times New Roman"/>
                 <w:b/>
-                <w:color w:val="000000"/>
-                <w:sz w:val="24"/>
+                <w:color w:val="FFFFFF"/>
+                <w:sz w:val="18"/>
               </w:rPr>
               <w:t>Masalah</w:t>
             </w:r>
@@ -4849,28 +3871,25 @@
         </w:tc>
         <w:tc>
           <w:tcPr>
-            <w:tcW w:type="dxa" w:w="2608"/>
+            <w:tcW w:type="dxa" w:w="2534"/>
+            <w:shd w:fill="243B53"/>
             <w:vAlign w:val="center"/>
             <w:tcMar>
-              <w:top w:w="70" w:type="dxa"/>
-              <w:bottom w:w="70" w:type="dxa"/>
-              <w:left w:w="85" w:type="dxa"/>
-              <w:right w:w="85" w:type="dxa"/>
+              <w:top w:w="90" w:type="dxa"/>
+              <w:bottom w:w="90" w:type="dxa"/>
+              <w:left w:w="90" w:type="dxa"/>
+              <w:right w:w="90" w:type="dxa"/>
             </w:tcMar>
-            <w:shd w:fill="F2F2F2"/>
           </w:tcPr>
           <w:p>
             <w:pPr>
               <w:keepNext/>
-              <w:spacing w:before="60" w:after="60" w:line="252" w:lineRule="auto"/>
-              <w:jc w:val="left"/>
             </w:pPr>
             <w:r>
               <w:rPr>
-                <w:rFonts w:ascii="Times New Roman" w:hAnsi="Times New Roman"/>
                 <w:b/>
-                <w:color w:val="000000"/>
-                <w:sz w:val="24"/>
+                <w:color w:val="FFFFFF"/>
+                <w:sz w:val="18"/>
               </w:rPr>
               <w:t>Saran AI/sumber</w:t>
             </w:r>
@@ -4878,28 +3897,25 @@
         </w:tc>
         <w:tc>
           <w:tcPr>
-            <w:tcW w:type="dxa" w:w="2608"/>
+            <w:tcW w:type="dxa" w:w="2448"/>
+            <w:shd w:fill="243B53"/>
             <w:vAlign w:val="center"/>
             <w:tcMar>
-              <w:top w:w="70" w:type="dxa"/>
-              <w:bottom w:w="70" w:type="dxa"/>
-              <w:left w:w="85" w:type="dxa"/>
-              <w:right w:w="85" w:type="dxa"/>
+              <w:top w:w="90" w:type="dxa"/>
+              <w:bottom w:w="90" w:type="dxa"/>
+              <w:left w:w="90" w:type="dxa"/>
+              <w:right w:w="90" w:type="dxa"/>
             </w:tcMar>
-            <w:shd w:fill="F2F2F2"/>
           </w:tcPr>
           <w:p>
             <w:pPr>
               <w:keepNext/>
-              <w:spacing w:before="60" w:after="60" w:line="252" w:lineRule="auto"/>
-              <w:jc w:val="left"/>
             </w:pPr>
             <w:r>
               <w:rPr>
-                <w:rFonts w:ascii="Times New Roman" w:hAnsi="Times New Roman"/>
                 <w:b/>
-                <w:color w:val="000000"/>
-                <w:sz w:val="24"/>
+                <w:color w:val="FFFFFF"/>
+                <w:sz w:val="18"/>
               </w:rPr>
               <w:t>Percobaan</w:t>
             </w:r>
@@ -4907,28 +3923,25 @@
         </w:tc>
         <w:tc>
           <w:tcPr>
-            <w:tcW w:type="dxa" w:w="2438"/>
+            <w:tcW w:type="dxa" w:w="2549"/>
+            <w:shd w:fill="243B53"/>
             <w:vAlign w:val="center"/>
             <w:tcMar>
-              <w:top w:w="70" w:type="dxa"/>
-              <w:bottom w:w="70" w:type="dxa"/>
-              <w:left w:w="85" w:type="dxa"/>
-              <w:right w:w="85" w:type="dxa"/>
+              <w:top w:w="90" w:type="dxa"/>
+              <w:bottom w:w="90" w:type="dxa"/>
+              <w:left w:w="90" w:type="dxa"/>
+              <w:right w:w="90" w:type="dxa"/>
             </w:tcMar>
-            <w:shd w:fill="F2F2F2"/>
           </w:tcPr>
           <w:p>
             <w:pPr>
               <w:keepNext/>
-              <w:spacing w:before="60" w:after="60" w:line="252" w:lineRule="auto"/>
-              <w:jc w:val="left"/>
             </w:pPr>
             <w:r>
               <w:rPr>
-                <w:rFonts w:ascii="Times New Roman" w:hAnsi="Times New Roman"/>
                 <w:b/>
-                <w:color w:val="000000"/>
-                <w:sz w:val="24"/>
+                <w:color w:val="FFFFFF"/>
+                <w:sz w:val="18"/>
               </w:rPr>
               <w:t>Bukti akhir</w:t>
             </w:r>
@@ -4936,32 +3949,24 @@
         </w:tc>
       </w:tr>
       <w:tr>
-        <w:trPr>
-          <w:cantSplit/>
-        </w:trPr>
         <w:tc>
           <w:tcPr>
-            <w:tcW w:type="dxa" w:w="2154"/>
+            <w:tcW w:type="dxa" w:w="2189"/>
             <w:vAlign w:val="center"/>
             <w:tcMar>
-              <w:top w:w="70" w:type="dxa"/>
-              <w:bottom w:w="70" w:type="dxa"/>
-              <w:left w:w="85" w:type="dxa"/>
-              <w:right w:w="85" w:type="dxa"/>
+              <w:top w:w="90" w:type="dxa"/>
+              <w:bottom w:w="90" w:type="dxa"/>
+              <w:left w:w="90" w:type="dxa"/>
+              <w:right w:w="90" w:type="dxa"/>
             </w:tcMar>
-            <w:shd w:fill="FFFFFF"/>
           </w:tcPr>
           <w:p>
             <w:pPr>
-              <w:spacing w:before="60" w:after="60" w:line="252" w:lineRule="auto"/>
-              <w:jc w:val="left"/>
+              <w:spacing w:after="0"/>
             </w:pPr>
             <w:r>
               <w:rPr>
-                <w:rFonts w:ascii="Times New Roman" w:hAnsi="Times New Roman"/>
-                <w:b w:val="0"/>
-                <w:color w:val="000000"/>
-                <w:sz w:val="24"/>
+                <w:sz w:val="18"/>
               </w:rPr>
               <w:t>Integrasi role dengan primary key id_user dan no-op.</w:t>
             </w:r>
@@ -4969,27 +3974,22 @@
         </w:tc>
         <w:tc>
           <w:tcPr>
-            <w:tcW w:type="dxa" w:w="2608"/>
+            <w:tcW w:type="dxa" w:w="2534"/>
             <w:vAlign w:val="center"/>
             <w:tcMar>
-              <w:top w:w="70" w:type="dxa"/>
-              <w:bottom w:w="70" w:type="dxa"/>
-              <w:left w:w="85" w:type="dxa"/>
-              <w:right w:w="85" w:type="dxa"/>
+              <w:top w:w="90" w:type="dxa"/>
+              <w:bottom w:w="90" w:type="dxa"/>
+              <w:left w:w="90" w:type="dxa"/>
+              <w:right w:w="90" w:type="dxa"/>
             </w:tcMar>
-            <w:shd w:fill="FFFFFF"/>
           </w:tcPr>
           <w:p>
             <w:pPr>
-              <w:spacing w:before="60" w:after="60" w:line="252" w:lineRule="auto"/>
-              <w:jc w:val="left"/>
+              <w:spacing w:after="0"/>
             </w:pPr>
             <w:r>
               <w:rPr>
-                <w:rFonts w:ascii="Times New Roman" w:hAnsi="Times New Roman"/>
-                <w:b w:val="0"/>
-                <w:color w:val="000000"/>
-                <w:sz w:val="24"/>
+                <w:sz w:val="18"/>
               </w:rPr>
               <w:t>Sesuaikan contoh modul memakai getKey(); pertahankan role di luar fillable; return sebelum save.</w:t>
             </w:r>
@@ -4997,27 +3997,22 @@
         </w:tc>
         <w:tc>
           <w:tcPr>
-            <w:tcW w:type="dxa" w:w="2608"/>
+            <w:tcW w:type="dxa" w:w="2448"/>
             <w:vAlign w:val="center"/>
             <w:tcMar>
-              <w:top w:w="70" w:type="dxa"/>
-              <w:bottom w:w="70" w:type="dxa"/>
-              <w:left w:w="85" w:type="dxa"/>
-              <w:right w:w="85" w:type="dxa"/>
+              <w:top w:w="90" w:type="dxa"/>
+              <w:bottom w:w="90" w:type="dxa"/>
+              <w:left w:w="90" w:type="dxa"/>
+              <w:right w:w="90" w:type="dxa"/>
             </w:tcMar>
-            <w:shd w:fill="FFFFFF"/>
           </w:tcPr>
           <w:p>
             <w:pPr>
-              <w:spacing w:before="60" w:after="60" w:line="252" w:lineRule="auto"/>
-              <w:jc w:val="left"/>
+              <w:spacing w:after="0"/>
             </w:pPr>
             <w:r>
               <w:rPr>
-                <w:rFonts w:ascii="Times New Roman" w:hAnsi="Times New Roman"/>
-                <w:b w:val="0"/>
-                <w:color w:val="000000"/>
-                <w:sz w:val="24"/>
+                <w:sz w:val="18"/>
               </w:rPr>
               <w:t>Jalankan perubahan sah, pengulangan role, self-edit, serta request customer langsung.</w:t>
             </w:r>
@@ -5025,27 +4020,22 @@
         </w:tc>
         <w:tc>
           <w:tcPr>
-            <w:tcW w:type="dxa" w:w="2438"/>
+            <w:tcW w:type="dxa" w:w="2549"/>
             <w:vAlign w:val="center"/>
             <w:tcMar>
-              <w:top w:w="70" w:type="dxa"/>
-              <w:bottom w:w="70" w:type="dxa"/>
-              <w:left w:w="85" w:type="dxa"/>
-              <w:right w:w="85" w:type="dxa"/>
+              <w:top w:w="90" w:type="dxa"/>
+              <w:bottom w:w="90" w:type="dxa"/>
+              <w:left w:w="90" w:type="dxa"/>
+              <w:right w:w="90" w:type="dxa"/>
             </w:tcMar>
-            <w:shd w:fill="FFFFFF"/>
           </w:tcPr>
           <w:p>
             <w:pPr>
-              <w:spacing w:before="60" w:after="60" w:line="252" w:lineRule="auto"/>
-              <w:jc w:val="left"/>
+              <w:spacing w:after="0"/>
             </w:pPr>
             <w:r>
               <w:rPr>
-                <w:rFonts w:ascii="Times New Roman" w:hAnsi="Times New Roman"/>
-                <w:b w:val="0"/>
-                <w:color w:val="000000"/>
-                <w:sz w:val="24"/>
+                <w:sz w:val="18"/>
               </w:rPr>
               <w:t>Snapshot DB dan hitungan log membuktikan ID target, satu perubahan sah, dan nol log pada no-op/penolakan.</w:t>
             </w:r>
@@ -5053,32 +4043,25 @@
         </w:tc>
       </w:tr>
       <w:tr>
-        <w:trPr>
-          <w:cantSplit/>
-        </w:trPr>
         <w:tc>
           <w:tcPr>
-            <w:tcW w:type="dxa" w:w="2154"/>
+            <w:tcW w:type="dxa" w:w="2189"/>
+            <w:shd w:fill="F6F8FA"/>
             <w:vAlign w:val="center"/>
             <w:tcMar>
-              <w:top w:w="70" w:type="dxa"/>
-              <w:bottom w:w="70" w:type="dxa"/>
-              <w:left w:w="85" w:type="dxa"/>
-              <w:right w:w="85" w:type="dxa"/>
+              <w:top w:w="90" w:type="dxa"/>
+              <w:bottom w:w="90" w:type="dxa"/>
+              <w:left w:w="90" w:type="dxa"/>
+              <w:right w:w="90" w:type="dxa"/>
             </w:tcMar>
-            <w:shd w:fill="FFFFFF"/>
           </w:tcPr>
           <w:p>
             <w:pPr>
-              <w:spacing w:before="60" w:after="60" w:line="252" w:lineRule="auto"/>
-              <w:jc w:val="left"/>
+              <w:spacing w:after="0"/>
             </w:pPr>
             <w:r>
               <w:rPr>
-                <w:rFonts w:ascii="Times New Roman" w:hAnsi="Times New Roman"/>
-                <w:b w:val="0"/>
-                <w:color w:val="000000"/>
-                <w:sz w:val="24"/>
+                <w:sz w:val="18"/>
               </w:rPr>
               <w:t>Perbedaan response HTML/JSON dan Observer bulk.</w:t>
             </w:r>
@@ -5086,27 +4069,23 @@
         </w:tc>
         <w:tc>
           <w:tcPr>
-            <w:tcW w:type="dxa" w:w="2608"/>
+            <w:tcW w:type="dxa" w:w="2534"/>
+            <w:shd w:fill="F6F8FA"/>
             <w:vAlign w:val="center"/>
             <w:tcMar>
-              <w:top w:w="70" w:type="dxa"/>
-              <w:bottom w:w="70" w:type="dxa"/>
-              <w:left w:w="85" w:type="dxa"/>
-              <w:right w:w="85" w:type="dxa"/>
+              <w:top w:w="90" w:type="dxa"/>
+              <w:bottom w:w="90" w:type="dxa"/>
+              <w:left w:w="90" w:type="dxa"/>
+              <w:right w:w="90" w:type="dxa"/>
             </w:tcMar>
-            <w:shd w:fill="FFFFFF"/>
           </w:tcPr>
           <w:p>
             <w:pPr>
-              <w:spacing w:before="60" w:after="60" w:line="252" w:lineRule="auto"/>
-              <w:jc w:val="left"/>
+              <w:spacing w:after="0"/>
             </w:pPr>
             <w:r>
               <w:rPr>
-                <w:rFonts w:ascii="Times New Roman" w:hAnsi="Times New Roman"/>
-                <w:b w:val="0"/>
-                <w:color w:val="000000"/>
-                <w:sz w:val="24"/>
+                <w:sz w:val="18"/>
               </w:rPr>
               <w:t>Periksa Accept, alur ValidationException, serta perbedaan instance save dan query update.</w:t>
             </w:r>
@@ -5114,27 +4093,23 @@
         </w:tc>
         <w:tc>
           <w:tcPr>
-            <w:tcW w:type="dxa" w:w="2608"/>
+            <w:tcW w:type="dxa" w:w="2448"/>
+            <w:shd w:fill="F6F8FA"/>
             <w:vAlign w:val="center"/>
             <w:tcMar>
-              <w:top w:w="70" w:type="dxa"/>
-              <w:bottom w:w="70" w:type="dxa"/>
-              <w:left w:w="85" w:type="dxa"/>
-              <w:right w:w="85" w:type="dxa"/>
+              <w:top w:w="90" w:type="dxa"/>
+              <w:bottom w:w="90" w:type="dxa"/>
+              <w:left w:w="90" w:type="dxa"/>
+              <w:right w:w="90" w:type="dxa"/>
             </w:tcMar>
-            <w:shd w:fill="FFFFFF"/>
           </w:tcPr>
           <w:p>
             <w:pPr>
-              <w:spacing w:before="60" w:after="60" w:line="252" w:lineRule="auto"/>
-              <w:jc w:val="left"/>
+              <w:spacing w:after="0"/>
             </w:pPr>
             <w:r>
               <w:rPr>
-                <w:rFonts w:ascii="Times New Roman" w:hAnsi="Times New Roman"/>
-                <w:b w:val="0"/>
-                <w:color w:val="000000"/>
-                <w:sz w:val="24"/>
+                <w:sz w:val="18"/>
               </w:rPr>
               <w:t>Kirim input role admin sebagai HTML dan JSON; bandingkan save/bulk pada akun dummy.</w:t>
             </w:r>
@@ -5142,27 +4117,23 @@
         </w:tc>
         <w:tc>
           <w:tcPr>
-            <w:tcW w:type="dxa" w:w="2438"/>
+            <w:tcW w:type="dxa" w:w="2549"/>
+            <w:shd w:fill="F6F8FA"/>
             <w:vAlign w:val="center"/>
             <w:tcMar>
-              <w:top w:w="70" w:type="dxa"/>
-              <w:bottom w:w="70" w:type="dxa"/>
-              <w:left w:w="85" w:type="dxa"/>
-              <w:right w:w="85" w:type="dxa"/>
+              <w:top w:w="90" w:type="dxa"/>
+              <w:bottom w:w="90" w:type="dxa"/>
+              <w:left w:w="90" w:type="dxa"/>
+              <w:right w:w="90" w:type="dxa"/>
             </w:tcMar>
-            <w:shd w:fill="FFFFFF"/>
           </w:tcPr>
           <w:p>
             <w:pPr>
-              <w:spacing w:before="60" w:after="60" w:line="252" w:lineRule="auto"/>
-              <w:jc w:val="left"/>
+              <w:spacing w:after="0"/>
             </w:pPr>
             <w:r>
               <w:rPr>
-                <w:rFonts w:ascii="Times New Roman" w:hAnsi="Times New Roman"/>
-                <w:b w:val="0"/>
-                <w:color w:val="000000"/>
-                <w:sz w:val="24"/>
+                <w:sz w:val="18"/>
               </w:rPr>
               <w:t>HTML 302 versus JSON 422; database tetap saat invalid; bulk tidak menambah log dan role dipulihkan.</w:t>
             </w:r>
@@ -5180,66 +4151,32 @@
         <w:pStyle w:val="Heading1"/>
       </w:pPr>
       <w:r>
-        <w:rPr>
-          <w:rFonts w:ascii="Times New Roman" w:hAnsi="Times New Roman"/>
-          <w:b/>
-          <w:color w:val="000000"/>
-          <w:sz w:val="28"/>
-        </w:rPr>
         <w:t>J Lesson Learned</w:t>
       </w:r>
     </w:p>
     <w:p>
-      <w:pPr>
-        <w:keepNext/>
-      </w:pPr>
       <w:r>
-        <w:rPr>
-          <w:rFonts w:ascii="Times New Roman" w:hAnsi="Times New Roman"/>
-          <w:color w:val="000000"/>
-          <w:sz w:val="24"/>
-        </w:rPr>
         <w:t>Apa konsep yang sekarang Anda pahami tentang hubungan RBAC, business logic, dan Observer?</w:t>
       </w:r>
     </w:p>
     <w:p>
       <w:pPr>
-        <w:spacing w:after="120" w:line="264" w:lineRule="auto"/>
-        <w:jc w:val="left"/>
+        <w:spacing w:after="60"/>
       </w:pPr>
       <w:r>
-        <w:rPr>
-          <w:rFonts w:ascii="Times New Roman" w:hAnsi="Times New Roman"/>
-          <w:color w:val="000000"/>
-          <w:sz w:val="24"/>
-        </w:rPr>
         <w:t>Saya memahami bahwa RBAC memetakan role ke ability, tetapi perubahan role sendiri tetap membutuhkan aturan bisnis. Gate menentukan siapa yang berhak meminta tindakan; Form Request memeriksa bentuk input; service menjaga aturan target dan no-op; Observer mencatat perubahan yang benar-benar terjadi. Session mempertahankan identitas login, sementara Gate membaca role pada request berikutnya. Karena itu customer yang menjadi staff dapat kehilangan izin cart tanpa harus logout, walaupun payload cart tetap valid.</w:t>
       </w:r>
     </w:p>
     <w:p>
-      <w:pPr>
-        <w:keepNext/>
-      </w:pPr>
       <w:r>
-        <w:rPr>
-          <w:rFonts w:ascii="Times New Roman" w:hAnsi="Times New Roman"/>
-          <w:color w:val="000000"/>
-          <w:sz w:val="24"/>
-        </w:rPr>
         <w:t>Error atau temuan apa yang paling membantu Anda? Bagaimana Anda memverifikasinya?</w:t>
       </w:r>
     </w:p>
     <w:p>
       <w:pPr>
-        <w:spacing w:after="120" w:line="264" w:lineRule="auto"/>
-        <w:jc w:val="left"/>
+        <w:spacing w:after="60"/>
       </w:pPr>
       <w:r>
-        <w:rPr>
-          <w:rFonts w:ascii="Times New Roman" w:hAnsi="Times New Roman"/>
-          <w:color w:val="000000"/>
-          <w:sz w:val="24"/>
-        </w:rPr>
         <w:t>Temuan yang paling membantu adalah bahwa tidak semua perubahan database memicu Observer. Instance save menghasilkan event updated, tetapi bulk update melewatinya. Saya memverifikasi melalui snapshot role dan hitungan log sebelum/sesudah, lalu memulihkan akun dummy. Perbedaan 302 pada validasi form HTML dan 422 pada JSON juga membantu saya membedakan penolakan validasi dari 403 otorisasi. Dengan membandingkan HTTP, database, dan log, satu pesan berhasil atau satu screenshot saja tidak menjadi dasar kesimpulan.</w:t>
       </w:r>
     </w:p>
@@ -5249,262 +4186,131 @@
         <w:pageBreakBefore/>
       </w:pPr>
       <w:r>
-        <w:rPr>
-          <w:rFonts w:ascii="Times New Roman" w:hAnsi="Times New Roman"/>
-          <w:b/>
-          <w:color w:val="000000"/>
-          <w:sz w:val="28"/>
-        </w:rPr>
         <w:t>Lampiran Referensi Source dan Commit</w:t>
       </w:r>
     </w:p>
     <w:p>
       <w:r>
-        <w:rPr>
-          <w:rFonts w:ascii="Times New Roman" w:hAnsi="Times New Roman"/>
-          <w:color w:val="000000"/>
-          <w:sz w:val="24"/>
-        </w:rPr>
         <w:t>Seluruh path berikut relatif terhadap folder tugas-toko-online dalam repository. Bukti HTTP, database, dan log berada pada evidence/modul-5.</w:t>
       </w:r>
     </w:p>
     <w:p>
       <w:r>
-        <w:rPr>
-          <w:rFonts w:ascii="Times New Roman" w:hAnsi="Times New Roman"/>
-          <w:color w:val="000000"/>
-          <w:sz w:val="24"/>
-        </w:rPr>
         <w:t>app/Providers/AppServiceProvider.php</w:t>
       </w:r>
     </w:p>
     <w:p>
       <w:r>
-        <w:rPr>
-          <w:rFonts w:ascii="Times New Roman" w:hAnsi="Times New Roman"/>
-          <w:color w:val="000000"/>
-          <w:sz w:val="24"/>
-        </w:rPr>
         <w:t>app/Models/User.php</w:t>
       </w:r>
     </w:p>
     <w:p>
       <w:r>
-        <w:rPr>
-          <w:rFonts w:ascii="Times New Roman" w:hAnsi="Times New Roman"/>
-          <w:color w:val="000000"/>
-          <w:sz w:val="24"/>
-        </w:rPr>
         <w:t>app/Http/Requests/ChangeRoleRequest.php</w:t>
       </w:r>
     </w:p>
     <w:p>
       <w:r>
-        <w:rPr>
-          <w:rFonts w:ascii="Times New Roman" w:hAnsi="Times New Roman"/>
-          <w:color w:val="000000"/>
-          <w:sz w:val="24"/>
-        </w:rPr>
         <w:t>app/Http/Controllers/RoleController.php</w:t>
       </w:r>
     </w:p>
     <w:p>
       <w:r>
-        <w:rPr>
-          <w:rFonts w:ascii="Times New Roman" w:hAnsi="Times New Roman"/>
-          <w:color w:val="000000"/>
-          <w:sz w:val="24"/>
-        </w:rPr>
         <w:t>app/Services/RoleManagementService.php</w:t>
       </w:r>
     </w:p>
     <w:p>
       <w:r>
-        <w:rPr>
-          <w:rFonts w:ascii="Times New Roman" w:hAnsi="Times New Roman"/>
-          <w:color w:val="000000"/>
-          <w:sz w:val="24"/>
-        </w:rPr>
         <w:t>app/Observers/UserObserver.php</w:t>
       </w:r>
     </w:p>
     <w:p>
       <w:r>
-        <w:rPr>
-          <w:rFonts w:ascii="Times New Roman" w:hAnsi="Times New Roman"/>
-          <w:color w:val="000000"/>
-          <w:sz w:val="24"/>
-        </w:rPr>
         <w:t>routes/web.php</w:t>
       </w:r>
     </w:p>
     <w:p>
       <w:r>
-        <w:rPr>
-          <w:rFonts w:ascii="Times New Roman" w:hAnsi="Times New Roman"/>
-          <w:color w:val="000000"/>
-          <w:sz w:val="24"/>
-        </w:rPr>
         <w:t>database/seeders/RoleDemoSeeder.php</w:t>
       </w:r>
     </w:p>
     <w:p>
       <w:r>
-        <w:rPr>
-          <w:rFonts w:ascii="Times New Roman" w:hAnsi="Times New Roman"/>
-          <w:color w:val="000000"/>
-          <w:sz w:val="24"/>
-        </w:rPr>
         <w:t>355aa76 — docs: record module 5 access matrix and execution predictions</w:t>
       </w:r>
     </w:p>
     <w:p>
       <w:r>
-        <w:rPr>
-          <w:rFonts w:ascii="Times New Roman" w:hAnsi="Times New Roman"/>
-          <w:color w:val="000000"/>
-          <w:sz w:val="24"/>
-        </w:rPr>
         <w:t>5e53ed1 — feat: add indexed customer role default without public mass assignment</w:t>
       </w:r>
     </w:p>
     <w:p>
       <w:r>
-        <w:rPr>
-          <w:rFonts w:ascii="Times New Roman" w:hAnsi="Times New Roman"/>
-          <w:color w:val="000000"/>
-          <w:sz w:val="24"/>
-        </w:rPr>
         <w:t>4f99958 — feat: seed local admin customer and staff demonstration accounts</w:t>
       </w:r>
     </w:p>
     <w:p>
       <w:r>
-        <w:rPr>
-          <w:rFonts w:ascii="Times New Roman" w:hAnsi="Times New Roman"/>
-          <w:color w:val="000000"/>
-          <w:sz w:val="24"/>
-        </w:rPr>
         <w:t>5b30985 — feat: define role based abilities for users products stock and cart</w:t>
       </w:r>
     </w:p>
     <w:p>
       <w:r>
-        <w:rPr>
-          <w:rFonts w:ascii="Times New Roman" w:hAnsi="Times New Roman"/>
-          <w:color w:val="000000"/>
-          <w:sz w:val="24"/>
-        </w:rPr>
         <w:t>d9f41c6 — feat: validate role changes against customer and staff allowlist</w:t>
       </w:r>
     </w:p>
     <w:p>
       <w:r>
-        <w:rPr>
-          <w:rFonts w:ascii="Times New Roman" w:hAnsi="Times New Roman"/>
-          <w:color w:val="000000"/>
-          <w:sz w:val="24"/>
-        </w:rPr>
         <w:t>cecde2d — feat: enforce role business rules and skip unchanged assignments</w:t>
       </w:r>
     </w:p>
     <w:p>
       <w:r>
-        <w:rPr>
-          <w:rFonts w:ascii="Times New Roman" w:hAnsi="Times New Roman"/>
-          <w:color w:val="000000"/>
-          <w:sz w:val="24"/>
-        </w:rPr>
         <w:t>d5d0641 — feat: observe instance role changes with limited audit context</w:t>
       </w:r>
     </w:p>
     <w:p>
       <w:r>
-        <w:rPr>
-          <w:rFonts w:ascii="Times New Roman" w:hAnsi="Times New Roman"/>
-          <w:color w:val="000000"/>
-          <w:sz w:val="24"/>
-        </w:rPr>
         <w:t>03a9542 — feat: expose admin role management flow and authenticated dashboard</w:t>
       </w:r>
     </w:p>
     <w:p>
       <w:r>
-        <w:rPr>
-          <w:rFonts w:ascii="Times New Roman" w:hAnsi="Times New Roman"/>
-          <w:color w:val="000000"/>
-          <w:sz w:val="24"/>
-        </w:rPr>
         <w:t>70aed79 — feat: enforce customer cart access across stateless and checkout routes</w:t>
       </w:r>
     </w:p>
     <w:p>
       <w:r>
-        <w:rPr>
-          <w:rFonts w:ascii="Times New Roman" w:hAnsi="Times New Roman"/>
-          <w:color w:val="000000"/>
-          <w:sz w:val="24"/>
-        </w:rPr>
         <w:t>22e86cd — feat: expose protected inventory and admin product updates</w:t>
       </w:r>
     </w:p>
     <w:p>
       <w:r>
-        <w:rPr>
-          <w:rFonts w:ascii="Times New Roman" w:hAnsi="Times New Roman"/>
-          <w:color w:val="000000"/>
-          <w:sz w:val="24"/>
-        </w:rPr>
         <w:t>e11d5a0 — fix: hide stock counts and cart actions from unauthorized catalog viewers</w:t>
       </w:r>
     </w:p>
     <w:p>
       <w:r>
-        <w:rPr>
-          <w:rFonts w:ascii="Times New Roman" w:hAnsi="Times New Roman"/>
-          <w:color w:val="000000"/>
-          <w:sz w:val="24"/>
-        </w:rPr>
         <w:t>78285e7 — test: verify role rules observer behavior and inventory access matrix</w:t>
       </w:r>
     </w:p>
     <w:p>
       <w:r>
-        <w:rPr>
-          <w:rFonts w:ascii="Times New Roman" w:hAnsi="Times New Roman"/>
-          <w:color w:val="000000"/>
-          <w:sz w:val="24"/>
-        </w:rPr>
         <w:t>e8980cf — feat: provide isolated local role demo and safe database evidence tools</w:t>
       </w:r>
     </w:p>
     <w:p>
       <w:r>
-        <w:rPr>
-          <w:rFonts w:ascii="Times New Roman" w:hAnsi="Times New Roman"/>
-          <w:color w:val="000000"/>
-          <w:sz w:val="24"/>
-        </w:rPr>
         <w:t>39481c2 — test: exercise role changes through browser HTTP database and logs</w:t>
       </w:r>
     </w:p>
     <w:p>
       <w:r>
-        <w:rPr>
-          <w:rFonts w:ascii="Times New Roman" w:hAnsi="Times New Roman"/>
-          <w:color w:val="000000"/>
-          <w:sz w:val="24"/>
-        </w:rPr>
         <w:t>Verifikasi otomatis pendukung: 17 pengujian role dengan 100 assertion; seluruh suite 44 pengujian dengan 369 assertion. Bukti manual tetap mencakup HTTP, database, dan log.</w:t>
       </w:r>
     </w:p>
     <w:p>
       <w:r>
-        <w:rPr>
-          <w:rFonts w:ascii="Times New Roman" w:hAnsi="Times New Roman"/>
-          <w:color w:val="000000"/>
-          <w:sz w:val="24"/>
-        </w:rPr>
         <w:t>Bantuan AI dipakai untuk implementasi, pengujian, analisis hasil, penyiapan bukti, dan pengisian worksheet. Data aktual berasal dari request yang dijalankan dan snapshot lokal.</w:t>
       </w:r>
     </w:p>
@@ -5514,12 +4320,6 @@
         <w:pageBreakBefore/>
       </w:pPr>
       <w:r>
-        <w:rPr>
-          <w:rFonts w:ascii="Times New Roman" w:hAnsi="Times New Roman"/>
-          <w:b/>
-          <w:color w:val="000000"/>
-          <w:sz w:val="28"/>
-        </w:rPr>
         <w:t>Lampiran Bukti 1</w:t>
       </w:r>
     </w:p>
@@ -5529,11 +4329,6 @@
         <w:jc w:val="center"/>
       </w:pPr>
       <w:r>
-        <w:rPr>
-          <w:rFonts w:ascii="Times New Roman" w:hAnsi="Times New Roman"/>
-          <w:color w:val="000000"/>
-          <w:sz w:val="24"/>
-        </w:rPr>
         <w:drawing>
           <wp:inline xmlns:a="http://schemas.openxmlformats.org/drawingml/2006/main" xmlns:pic="http://schemas.openxmlformats.org/drawingml/2006/picture">
             <wp:extent cx="6228000" cy="4379062"/>
@@ -5569,25 +4364,13 @@
       </w:r>
     </w:p>
     <w:p>
-      <w:pPr>
-        <w:spacing w:before="80" w:after="120"/>
-      </w:pPr>
+      <w:pPr/>
       <w:r>
-        <w:rPr>
-          <w:rFonts w:ascii="Times New Roman" w:hAnsi="Times New Roman"/>
-          <w:color w:val="000000"/>
-          <w:sz w:val="24"/>
-        </w:rPr>
         <w:t>Gambar 1. Data user awal pada database dummy, hanya ID, nama, username, dan role yang ditampilkan.</w:t>
       </w:r>
     </w:p>
     <w:p>
       <w:r>
-        <w:rPr>
-          <w:rFonts w:ascii="Times New Roman" w:hAnsi="Times New Roman"/>
-          <w:color w:val="000000"/>
-          <w:sz w:val="24"/>
-        </w:rPr>
         <w:t>Berkas bukti: evidence/modul-5/screenshots/01-role-awal.png</w:t>
       </w:r>
     </w:p>
@@ -5597,12 +4380,6 @@
         <w:pageBreakBefore/>
       </w:pPr>
       <w:r>
-        <w:rPr>
-          <w:rFonts w:ascii="Times New Roman" w:hAnsi="Times New Roman"/>
-          <w:b/>
-          <w:color w:val="000000"/>
-          <w:sz w:val="28"/>
-        </w:rPr>
         <w:t>Lampiran Bukti 2</w:t>
       </w:r>
     </w:p>
@@ -5612,11 +4389,6 @@
         <w:jc w:val="center"/>
       </w:pPr>
       <w:r>
-        <w:rPr>
-          <w:rFonts w:ascii="Times New Roman" w:hAnsi="Times New Roman"/>
-          <w:color w:val="000000"/>
-          <w:sz w:val="24"/>
-        </w:rPr>
         <w:drawing>
           <wp:inline xmlns:a="http://schemas.openxmlformats.org/drawingml/2006/main" xmlns:pic="http://schemas.openxmlformats.org/drawingml/2006/picture">
             <wp:extent cx="6228000" cy="4481240"/>
@@ -5652,25 +4424,13 @@
       </w:r>
     </w:p>
     <w:p>
-      <w:pPr>
-        <w:spacing w:before="80" w:after="120"/>
-      </w:pPr>
+      <w:pPr/>
       <w:r>
-        <w:rPr>
-          <w:rFonts w:ascii="Times New Roman" w:hAnsi="Times New Roman"/>
-          <w:color w:val="000000"/>
-          <w:sz w:val="24"/>
-        </w:rPr>
         <w:t>Gambar 2. Admin berhasil mengubah role customer menjadi staff melalui jalur role management.</w:t>
       </w:r>
     </w:p>
     <w:p>
       <w:r>
-        <w:rPr>
-          <w:rFonts w:ascii="Times New Roman" w:hAnsi="Times New Roman"/>
-          <w:color w:val="000000"/>
-          <w:sz w:val="24"/>
-        </w:rPr>
         <w:t>Berkas bukti: evidence/modul-5/screenshots/05-role-berubah.png</w:t>
       </w:r>
     </w:p>
@@ -5680,12 +4440,6 @@
         <w:pageBreakBefore/>
       </w:pPr>
       <w:r>
-        <w:rPr>
-          <w:rFonts w:ascii="Times New Roman" w:hAnsi="Times New Roman"/>
-          <w:b/>
-          <w:color w:val="000000"/>
-          <w:sz w:val="28"/>
-        </w:rPr>
         <w:t>Lampiran Bukti 3</w:t>
       </w:r>
     </w:p>
@@ -5695,11 +4449,6 @@
         <w:jc w:val="center"/>
       </w:pPr>
       <w:r>
-        <w:rPr>
-          <w:rFonts w:ascii="Times New Roman" w:hAnsi="Times New Roman"/>
-          <w:color w:val="000000"/>
-          <w:sz w:val="24"/>
-        </w:rPr>
         <w:drawing>
           <wp:inline xmlns:a="http://schemas.openxmlformats.org/drawingml/2006/main" xmlns:pic="http://schemas.openxmlformats.org/drawingml/2006/picture">
             <wp:extent cx="6228000" cy="6213403"/>
@@ -5735,25 +4484,13 @@
       </w:r>
     </w:p>
     <w:p>
-      <w:pPr>
-        <w:spacing w:before="80" w:after="120"/>
-      </w:pPr>
+      <w:pPr/>
       <w:r>
-        <w:rPr>
-          <w:rFonts w:ascii="Times New Roman" w:hAnsi="Times New Roman"/>
-          <w:color w:val="000000"/>
-          <w:sz w:val="24"/>
-        </w:rPr>
         <w:t>Gambar 3. Customer berhasil menggunakan keranjang stateless; isi cart berasal dari payload.</w:t>
       </w:r>
     </w:p>
     <w:p>
       <w:r>
-        <w:rPr>
-          <w:rFonts w:ascii="Times New Roman" w:hAnsi="Times New Roman"/>
-          <w:color w:val="000000"/>
-          <w:sz w:val="24"/>
-        </w:rPr>
         <w:t>Berkas bukti: evidence/modul-5/screenshots/03-cart-customer.png</w:t>
       </w:r>
     </w:p>
@@ -5763,12 +4500,6 @@
         <w:pageBreakBefore/>
       </w:pPr>
       <w:r>
-        <w:rPr>
-          <w:rFonts w:ascii="Times New Roman" w:hAnsi="Times New Roman"/>
-          <w:b/>
-          <w:color w:val="000000"/>
-          <w:sz w:val="28"/>
-        </w:rPr>
         <w:t>Lampiran Bukti 4</w:t>
       </w:r>
     </w:p>
@@ -5778,11 +4509,6 @@
         <w:jc w:val="center"/>
       </w:pPr>
       <w:r>
-        <w:rPr>
-          <w:rFonts w:ascii="Times New Roman" w:hAnsi="Times New Roman"/>
-          <w:color w:val="000000"/>
-          <w:sz w:val="24"/>
-        </w:rPr>
         <w:drawing>
           <wp:inline xmlns:a="http://schemas.openxmlformats.org/drawingml/2006/main" xmlns:pic="http://schemas.openxmlformats.org/drawingml/2006/picture">
             <wp:extent cx="6228000" cy="4379062"/>
@@ -5818,25 +4544,13 @@
       </w:r>
     </w:p>
     <w:p>
-      <w:pPr>
-        <w:spacing w:before="80" w:after="120"/>
-      </w:pPr>
+      <w:pPr/>
       <w:r>
-        <w:rPr>
-          <w:rFonts w:ascii="Times New Roman" w:hAnsi="Times New Roman"/>
-          <w:color w:val="000000"/>
-          <w:sz w:val="24"/>
-        </w:rPr>
         <w:t>Gambar 4. Refresh membuat variabel cart kosong kembali walaupun session login tetap aktif.</w:t>
       </w:r>
     </w:p>
     <w:p>
       <w:r>
-        <w:rPr>
-          <w:rFonts w:ascii="Times New Roman" w:hAnsi="Times New Roman"/>
-          <w:color w:val="000000"/>
-          <w:sz w:val="24"/>
-        </w:rPr>
         <w:t>Berkas bukti: evidence/modul-5/screenshots/04-cart-refresh.png</w:t>
       </w:r>
     </w:p>
@@ -5846,12 +4560,6 @@
         <w:pageBreakBefore/>
       </w:pPr>
       <w:r>
-        <w:rPr>
-          <w:rFonts w:ascii="Times New Roman" w:hAnsi="Times New Roman"/>
-          <w:b/>
-          <w:color w:val="000000"/>
-          <w:sz w:val="28"/>
-        </w:rPr>
         <w:t>Lampiran Bukti 5</w:t>
       </w:r>
     </w:p>
@@ -5861,11 +4569,6 @@
         <w:jc w:val="center"/>
       </w:pPr>
       <w:r>
-        <w:rPr>
-          <w:rFonts w:ascii="Times New Roman" w:hAnsi="Times New Roman"/>
-          <w:color w:val="000000"/>
-          <w:sz w:val="24"/>
-        </w:rPr>
         <w:drawing>
           <wp:inline xmlns:a="http://schemas.openxmlformats.org/drawingml/2006/main" xmlns:pic="http://schemas.openxmlformats.org/drawingml/2006/picture">
             <wp:extent cx="6228000" cy="4671000"/>
@@ -5901,25 +4604,13 @@
       </w:r>
     </w:p>
     <w:p>
-      <w:pPr>
-        <w:spacing w:before="80" w:after="120"/>
-      </w:pPr>
+      <w:pPr/>
       <w:r>
-        <w:rPr>
-          <w:rFonts w:ascii="Times New Roman" w:hAnsi="Times New Roman"/>
-          <w:color w:val="000000"/>
-          <w:sz w:val="24"/>
-        </w:rPr>
         <w:t>Gambar 5. Admin mengubah customer menjadi staff. Screenshot panel ringkasan dari request HTTP nyata (PATCH /admin/users/M5CUSTOMER/role, status 302), SELECT database, dan hitungan log. Panel ini merangkum bukti pengujian; bukan tampilan DevTools.</w:t>
       </w:r>
     </w:p>
     <w:p>
       <w:r>
-        <w:rPr>
-          <w:rFonts w:ascii="Times New Roman" w:hAnsi="Times New Roman"/>
-          <w:color w:val="000000"/>
-          <w:sz w:val="24"/>
-        </w:rPr>
         <w:t>Berkas bukti: evidence/modul-5/screenshots/E01.png</w:t>
       </w:r>
     </w:p>
@@ -5929,12 +4620,6 @@
         <w:pageBreakBefore/>
       </w:pPr>
       <w:r>
-        <w:rPr>
-          <w:rFonts w:ascii="Times New Roman" w:hAnsi="Times New Roman"/>
-          <w:b/>
-          <w:color w:val="000000"/>
-          <w:sz w:val="28"/>
-        </w:rPr>
         <w:t>Lampiran Bukti 6</w:t>
       </w:r>
     </w:p>
@@ -5944,11 +4629,6 @@
         <w:jc w:val="center"/>
       </w:pPr>
       <w:r>
-        <w:rPr>
-          <w:rFonts w:ascii="Times New Roman" w:hAnsi="Times New Roman"/>
-          <w:color w:val="000000"/>
-          <w:sz w:val="24"/>
-        </w:rPr>
         <w:drawing>
           <wp:inline xmlns:a="http://schemas.openxmlformats.org/drawingml/2006/main" xmlns:pic="http://schemas.openxmlformats.org/drawingml/2006/picture">
             <wp:extent cx="6228000" cy="4671000"/>
@@ -5984,25 +4664,13 @@
       </w:r>
     </w:p>
     <w:p>
-      <w:pPr>
-        <w:spacing w:before="80" w:after="120"/>
-      </w:pPr>
+      <w:pPr/>
       <w:r>
-        <w:rPr>
-          <w:rFonts w:ascii="Times New Roman" w:hAnsi="Times New Roman"/>
-          <w:color w:val="000000"/>
-          <w:sz w:val="24"/>
-        </w:rPr>
         <w:t>Gambar 6. Customer mencoba PATCH role. Screenshot panel ringkasan dari request HTTP nyata (PATCH /admin/users/M5STAFF/role, status 403), SELECT database, dan hitungan log. Panel ini merangkum bukti pengujian; bukan tampilan DevTools.</w:t>
       </w:r>
     </w:p>
     <w:p>
       <w:r>
-        <w:rPr>
-          <w:rFonts w:ascii="Times New Roman" w:hAnsi="Times New Roman"/>
-          <w:color w:val="000000"/>
-          <w:sz w:val="24"/>
-        </w:rPr>
         <w:t>Berkas bukti: evidence/modul-5/screenshots/E02.png</w:t>
       </w:r>
     </w:p>
@@ -6012,12 +4680,6 @@
         <w:pageBreakBefore/>
       </w:pPr>
       <w:r>
-        <w:rPr>
-          <w:rFonts w:ascii="Times New Roman" w:hAnsi="Times New Roman"/>
-          <w:b/>
-          <w:color w:val="000000"/>
-          <w:sz w:val="28"/>
-        </w:rPr>
         <w:t>Lampiran Bukti 7</w:t>
       </w:r>
     </w:p>
@@ -6027,11 +4689,6 @@
         <w:jc w:val="center"/>
       </w:pPr>
       <w:r>
-        <w:rPr>
-          <w:rFonts w:ascii="Times New Roman" w:hAnsi="Times New Roman"/>
-          <w:color w:val="000000"/>
-          <w:sz w:val="24"/>
-        </w:rPr>
         <w:drawing>
           <wp:inline xmlns:a="http://schemas.openxmlformats.org/drawingml/2006/main" xmlns:pic="http://schemas.openxmlformats.org/drawingml/2006/picture">
             <wp:extent cx="6228000" cy="4686570"/>
@@ -6067,25 +4724,13 @@
       </w:r>
     </w:p>
     <w:p>
-      <w:pPr>
-        <w:spacing w:before="80" w:after="120"/>
-      </w:pPr>
+      <w:pPr/>
       <w:r>
-        <w:rPr>
-          <w:rFonts w:ascii="Times New Roman" w:hAnsi="Times New Roman"/>
-          <w:color w:val="000000"/>
-          <w:sz w:val="24"/>
-        </w:rPr>
         <w:t>Gambar 7. Admin mencoba mengubah role dirinya. Screenshot panel ringkasan dari request HTTP nyata (PATCH /admin/users/M5ADMIN/role, status 422), SELECT database, dan hitungan log. Panel ini merangkum bukti pengujian; bukan tampilan DevTools.</w:t>
       </w:r>
     </w:p>
     <w:p>
       <w:r>
-        <w:rPr>
-          <w:rFonts w:ascii="Times New Roman" w:hAnsi="Times New Roman"/>
-          <w:color w:val="000000"/>
-          <w:sz w:val="24"/>
-        </w:rPr>
         <w:t>Berkas bukti: evidence/modul-5/screenshots/E03.png</w:t>
       </w:r>
     </w:p>
@@ -6095,12 +4740,6 @@
         <w:pageBreakBefore/>
       </w:pPr>
       <w:r>
-        <w:rPr>
-          <w:rFonts w:ascii="Times New Roman" w:hAnsi="Times New Roman"/>
-          <w:b/>
-          <w:color w:val="000000"/>
-          <w:sz w:val="28"/>
-        </w:rPr>
         <w:t>Lampiran Bukti 8</w:t>
       </w:r>
     </w:p>
@@ -6110,11 +4749,6 @@
         <w:jc w:val="center"/>
       </w:pPr>
       <w:r>
-        <w:rPr>
-          <w:rFonts w:ascii="Times New Roman" w:hAnsi="Times New Roman"/>
-          <w:color w:val="000000"/>
-          <w:sz w:val="24"/>
-        </w:rPr>
         <w:drawing>
           <wp:inline xmlns:a="http://schemas.openxmlformats.org/drawingml/2006/main" xmlns:pic="http://schemas.openxmlformats.org/drawingml/2006/picture">
             <wp:extent cx="6228000" cy="4686570"/>
@@ -6150,25 +4784,13 @@
       </w:r>
     </w:p>
     <w:p>
-      <w:pPr>
-        <w:spacing w:before="80" w:after="120"/>
-      </w:pPr>
+      <w:pPr/>
       <w:r>
-        <w:rPr>
-          <w:rFonts w:ascii="Times New Roman" w:hAnsi="Times New Roman"/>
-          <w:color w:val="000000"/>
-          <w:sz w:val="24"/>
-        </w:rPr>
         <w:t>Gambar 8. Input role admin ditolak validasi. Screenshot panel ringkasan dari request HTTP nyata (PATCH /admin/users/M5STAFF/role, status 422), SELECT database, dan hitungan log. Panel ini merangkum bukti pengujian; bukan tampilan DevTools.</w:t>
       </w:r>
     </w:p>
     <w:p>
       <w:r>
-        <w:rPr>
-          <w:rFonts w:ascii="Times New Roman" w:hAnsi="Times New Roman"/>
-          <w:color w:val="000000"/>
-          <w:sz w:val="24"/>
-        </w:rPr>
         <w:t>Berkas bukti: evidence/modul-5/screenshots/E04.png</w:t>
       </w:r>
     </w:p>
@@ -6178,12 +4800,6 @@
         <w:pageBreakBefore/>
       </w:pPr>
       <w:r>
-        <w:rPr>
-          <w:rFonts w:ascii="Times New Roman" w:hAnsi="Times New Roman"/>
-          <w:b/>
-          <w:color w:val="000000"/>
-          <w:sz w:val="28"/>
-        </w:rPr>
         <w:t>Lampiran Bukti 9</w:t>
       </w:r>
     </w:p>
@@ -6193,11 +4809,6 @@
         <w:jc w:val="center"/>
       </w:pPr>
       <w:r>
-        <w:rPr>
-          <w:rFonts w:ascii="Times New Roman" w:hAnsi="Times New Roman"/>
-          <w:color w:val="000000"/>
-          <w:sz w:val="24"/>
-        </w:rPr>
         <w:drawing>
           <wp:inline xmlns:a="http://schemas.openxmlformats.org/drawingml/2006/main" xmlns:pic="http://schemas.openxmlformats.org/drawingml/2006/picture">
             <wp:extent cx="6228000" cy="4671000"/>
@@ -6233,25 +4844,13 @@
       </w:r>
     </w:p>
     <w:p>
-      <w:pPr>
-        <w:spacing w:before="80" w:after="120"/>
-      </w:pPr>
+      <w:pPr/>
       <w:r>
-        <w:rPr>
-          <w:rFonts w:ascii="Times New Roman" w:hAnsi="Times New Roman"/>
-          <w:color w:val="000000"/>
-          <w:sz w:val="24"/>
-        </w:rPr>
         <w:t>Gambar 9. Role target sama sehingga tidak ada save. Screenshot panel ringkasan dari request HTTP nyata (PATCH /admin/users/M5CUSTOMER/role, status 302), SELECT database, dan hitungan log. Panel ini merangkum bukti pengujian; bukan tampilan DevTools.</w:t>
       </w:r>
     </w:p>
     <w:p>
       <w:r>
-        <w:rPr>
-          <w:rFonts w:ascii="Times New Roman" w:hAnsi="Times New Roman"/>
-          <w:color w:val="000000"/>
-          <w:sz w:val="24"/>
-        </w:rPr>
         <w:t>Berkas bukti: evidence/modul-5/screenshots/E05.png</w:t>
       </w:r>
     </w:p>
@@ -6261,12 +4860,6 @@
         <w:pageBreakBefore/>
       </w:pPr>
       <w:r>
-        <w:rPr>
-          <w:rFonts w:ascii="Times New Roman" w:hAnsi="Times New Roman"/>
-          <w:b/>
-          <w:color w:val="000000"/>
-          <w:sz w:val="28"/>
-        </w:rPr>
         <w:t>Lampiran Bukti 10</w:t>
       </w:r>
     </w:p>
@@ -6276,11 +4869,6 @@
         <w:jc w:val="center"/>
       </w:pPr>
       <w:r>
-        <w:rPr>
-          <w:rFonts w:ascii="Times New Roman" w:hAnsi="Times New Roman"/>
-          <w:color w:val="000000"/>
-          <w:sz w:val="24"/>
-        </w:rPr>
         <w:drawing>
           <wp:inline xmlns:a="http://schemas.openxmlformats.org/drawingml/2006/main" xmlns:pic="http://schemas.openxmlformats.org/drawingml/2006/picture">
             <wp:extent cx="6228000" cy="4671000"/>
@@ -6316,25 +4904,13 @@
       </w:r>
     </w:p>
     <w:p>
-      <w:pPr>
-        <w:spacing w:before="80" w:after="120"/>
-      </w:pPr>
+      <w:pPr/>
       <w:r>
-        <w:rPr>
-          <w:rFonts w:ascii="Times New Roman" w:hAnsi="Times New Roman"/>
-          <w:color w:val="000000"/>
-          <w:sz w:val="24"/>
-        </w:rPr>
         <w:t>Gambar 10. Staff mencoba cart dengan payload valid. Screenshot panel ringkasan dari request HTTP nyata (POST /cart/add, status 403), SELECT database, dan hitungan log. Panel ini merangkum bukti pengujian; bukan tampilan DevTools.</w:t>
       </w:r>
     </w:p>
     <w:p>
       <w:r>
-        <w:rPr>
-          <w:rFonts w:ascii="Times New Roman" w:hAnsi="Times New Roman"/>
-          <w:color w:val="000000"/>
-          <w:sz w:val="24"/>
-        </w:rPr>
         <w:t>Berkas bukti: evidence/modul-5/screenshots/E06.png</w:t>
       </w:r>
     </w:p>
@@ -6344,12 +4920,6 @@
         <w:pageBreakBefore/>
       </w:pPr>
       <w:r>
-        <w:rPr>
-          <w:rFonts w:ascii="Times New Roman" w:hAnsi="Times New Roman"/>
-          <w:b/>
-          <w:color w:val="000000"/>
-          <w:sz w:val="28"/>
-        </w:rPr>
         <w:t>Lampiran Bukti 11</w:t>
       </w:r>
     </w:p>
@@ -6359,11 +4929,6 @@
         <w:jc w:val="center"/>
       </w:pPr>
       <w:r>
-        <w:rPr>
-          <w:rFonts w:ascii="Times New Roman" w:hAnsi="Times New Roman"/>
-          <w:color w:val="000000"/>
-          <w:sz w:val="24"/>
-        </w:rPr>
         <w:drawing>
           <wp:inline xmlns:a="http://schemas.openxmlformats.org/drawingml/2006/main" xmlns:pic="http://schemas.openxmlformats.org/drawingml/2006/picture">
             <wp:extent cx="6228000" cy="4671000"/>
@@ -6399,25 +4964,13 @@
       </w:r>
     </w:p>
     <w:p>
-      <w:pPr>
-        <w:spacing w:before="80" w:after="120"/>
-      </w:pPr>
+      <w:pPr/>
       <w:r>
-        <w:rPr>
-          <w:rFonts w:ascii="Times New Roman" w:hAnsi="Times New Roman"/>
-          <w:color w:val="000000"/>
-          <w:sz w:val="24"/>
-        </w:rPr>
         <w:t>Gambar 11. Sesi customer lama langsung mengikuti role staff baru. Screenshot panel ringkasan dari request HTTP nyata (POST /cart/add, status 403), SELECT database, dan hitungan log. Panel ini merangkum bukti pengujian; bukan tampilan DevTools.</w:t>
       </w:r>
     </w:p>
     <w:p>
       <w:r>
-        <w:rPr>
-          <w:rFonts w:ascii="Times New Roman" w:hAnsi="Times New Roman"/>
-          <w:color w:val="000000"/>
-          <w:sz w:val="24"/>
-        </w:rPr>
         <w:t>Berkas bukti: evidence/modul-5/screenshots/E07.png</w:t>
       </w:r>
     </w:p>
@@ -6427,12 +4980,6 @@
         <w:pageBreakBefore/>
       </w:pPr>
       <w:r>
-        <w:rPr>
-          <w:rFonts w:ascii="Times New Roman" w:hAnsi="Times New Roman"/>
-          <w:b/>
-          <w:color w:val="000000"/>
-          <w:sz w:val="28"/>
-        </w:rPr>
         <w:t>Lampiran Bukti 12</w:t>
       </w:r>
     </w:p>
@@ -6442,11 +4989,6 @@
         <w:jc w:val="center"/>
       </w:pPr>
       <w:r>
-        <w:rPr>
-          <w:rFonts w:ascii="Times New Roman" w:hAnsi="Times New Roman"/>
-          <w:color w:val="000000"/>
-          <w:sz w:val="24"/>
-        </w:rPr>
         <w:drawing>
           <wp:inline xmlns:a="http://schemas.openxmlformats.org/drawingml/2006/main" xmlns:pic="http://schemas.openxmlformats.org/drawingml/2006/picture">
             <wp:extent cx="6228000" cy="4671000"/>
@@ -6482,25 +5024,13 @@
       </w:r>
     </w:p>
     <w:p>
-      <w:pPr>
-        <w:spacing w:before="80" w:after="120"/>
-      </w:pPr>
+      <w:pPr/>
       <w:r>
-        <w:rPr>
-          <w:rFonts w:ascii="Times New Roman" w:hAnsi="Times New Roman"/>
-          <w:color w:val="000000"/>
-          <w:sz w:val="24"/>
-        </w:rPr>
         <w:t>Gambar 12. Validasi formulir HTML memakai redirect. Screenshot panel ringkasan dari request HTTP nyata (PATCH /admin/users/M5STAFF/role, status 302), SELECT database, dan hitungan log. Panel ini merangkum bukti pengujian; bukan tampilan DevTools.</w:t>
       </w:r>
     </w:p>
     <w:p>
       <w:r>
-        <w:rPr>
-          <w:rFonts w:ascii="Times New Roman" w:hAnsi="Times New Roman"/>
-          <w:color w:val="000000"/>
-          <w:sz w:val="24"/>
-        </w:rPr>
         <w:t>Berkas bukti: evidence/modul-5/screenshots/E09.png</w:t>
       </w:r>
     </w:p>
@@ -6510,12 +5040,6 @@
         <w:pageBreakBefore/>
       </w:pPr>
       <w:r>
-        <w:rPr>
-          <w:rFonts w:ascii="Times New Roman" w:hAnsi="Times New Roman"/>
-          <w:b/>
-          <w:color w:val="000000"/>
-          <w:sz w:val="28"/>
-        </w:rPr>
         <w:t>Lampiran Bukti 13</w:t>
       </w:r>
     </w:p>
@@ -6525,11 +5049,6 @@
         <w:jc w:val="center"/>
       </w:pPr>
       <w:r>
-        <w:rPr>
-          <w:rFonts w:ascii="Times New Roman" w:hAnsi="Times New Roman"/>
-          <w:color w:val="000000"/>
-          <w:sz w:val="24"/>
-        </w:rPr>
         <w:drawing>
           <wp:inline xmlns:a="http://schemas.openxmlformats.org/drawingml/2006/main" xmlns:pic="http://schemas.openxmlformats.org/drawingml/2006/picture">
             <wp:extent cx="6228000" cy="4671000"/>
@@ -6565,33 +5084,19 @@
       </w:r>
     </w:p>
     <w:p>
-      <w:pPr>
-        <w:spacing w:before="80" w:after="120"/>
-      </w:pPr>
+      <w:pPr/>
       <w:r>
-        <w:rPr>
-          <w:rFonts w:ascii="Times New Roman" w:hAnsi="Times New Roman"/>
-          <w:color w:val="000000"/>
-          <w:sz w:val="24"/>
-        </w:rPr>
         <w:t>Gambar 13. Bulk update pada akun dummy. Screenshot panel ringkasan eksperimen CLI lokal, SELECT database, dan hitungan log sebelum/sesudah. Query mengubah role tanpa event model; pemulihan dilakukan sesudah pengambilan bukti. Panel ini bukan tampilan DevTools.</w:t>
       </w:r>
     </w:p>
     <w:p>
       <w:r>
-        <w:rPr>
-          <w:rFonts w:ascii="Times New Roman" w:hAnsi="Times New Roman"/>
-          <w:color w:val="000000"/>
-          <w:sz w:val="24"/>
-        </w:rPr>
         <w:t>Berkas bukti: evidence/modul-5/screenshots/F04.png</w:t>
       </w:r>
     </w:p>
     <w:sectPr>
       <w:headerReference w:type="default" r:id="rId9"/>
       <w:footerReference w:type="default" r:id="rId10"/>
-      <w:headerReference w:type="first" r:id="rId24"/>
-      <w:footerReference w:type="first" r:id="rId25"/>
       <w:pgSz w:w="12240" w:h="15840"/>
       <w:pgMar w:top="1094" w:right="1210" w:bottom="1008" w:left="1210" w:header="720" w:footer="720" w:gutter="0"/>
       <w:cols w:space="720"/>
@@ -6610,22 +5115,11 @@
     </w:pPr>
     <w:r>
       <w:rPr>
-        <w:rFonts w:ascii="Times New Roman" w:hAnsi="Times New Roman"/>
-        <w:color w:val="000000"/>
-        <w:sz w:val="24"/>
+        <w:color w:val="6C747C"/>
+        <w:sz w:val="16"/>
       </w:rPr>
       <w:t>Proyek 3  |  Modul 5 Role Management  |  Worksheet Mahasiswa Versi 2</w:t>
     </w:r>
-  </w:p>
-</w:ftr>
-</file>
-
-<file path=word/footer2.xml><?xml version="1.0" encoding="utf-8"?>
-<w:ftr xmlns:m="http://schemas.openxmlformats.org/officeDocument/2006/math" xmlns:mc="http://schemas.openxmlformats.org/markup-compatibility/2006" xmlns:mo="http://schemas.microsoft.com/office/mac/office/2008/main" xmlns:mv="urn:schemas-microsoft-com:mac:vml" xmlns:o="urn:schemas-microsoft-com:office:office" xmlns:r="http://schemas.openxmlformats.org/officeDocument/2006/relationships" xmlns:v="urn:schemas-microsoft-com:vml" xmlns:w10="urn:schemas-microsoft-com:office:word" xmlns:w14="http://schemas.microsoft.com/office/word/2010/wordml" xmlns:w="http://schemas.openxmlformats.org/wordprocessingml/2006/main" xmlns:wne="http://schemas.microsoft.com/office/word/2006/wordml" xmlns:wp14="http://schemas.microsoft.com/office/word/2010/wordprocessingDrawing" xmlns:wp="http://schemas.openxmlformats.org/drawingml/2006/wordprocessingDrawing" xmlns:wpc="http://schemas.microsoft.com/office/word/2010/wordprocessingCanvas" xmlns:wpg="http://schemas.microsoft.com/office/word/2010/wordprocessingGroup" xmlns:wpi="http://schemas.microsoft.com/office/word/2010/wordprocessingInk" xmlns:wps="http://schemas.microsoft.com/office/word/2010/wordprocessingShape" mc:Ignorable="w14 wp14">
-  <w:p>
-    <w:pPr>
-      <w:pStyle w:val="Footer"/>
-    </w:pPr>
   </w:p>
 </w:ftr>
 </file>
@@ -6639,23 +5133,11 @@
     </w:pPr>
     <w:r>
       <w:rPr>
-        <w:rFonts w:ascii="Times New Roman" w:hAnsi="Times New Roman"/>
-        <w:b/>
-        <w:color w:val="000000"/>
-        <w:sz w:val="28"/>
+        <w:color w:val="5A6671"/>
+        <w:sz w:val="16"/>
       </w:rPr>
       <w:t>D3 TEKNIK INFORMATIKA     PROYEK 3</w:t>
     </w:r>
-  </w:p>
-</w:hdr>
-</file>
-
-<file path=word/header2.xml><?xml version="1.0" encoding="utf-8"?>
-<w:hdr xmlns:m="http://schemas.openxmlformats.org/officeDocument/2006/math" xmlns:mc="http://schemas.openxmlformats.org/markup-compatibility/2006" xmlns:mo="http://schemas.microsoft.com/office/mac/office/2008/main" xmlns:mv="urn:schemas-microsoft-com:mac:vml" xmlns:o="urn:schemas-microsoft-com:office:office" xmlns:r="http://schemas.openxmlformats.org/officeDocument/2006/relationships" xmlns:v="urn:schemas-microsoft-com:vml" xmlns:w10="urn:schemas-microsoft-com:office:word" xmlns:w14="http://schemas.microsoft.com/office/word/2010/wordml" xmlns:w="http://schemas.openxmlformats.org/wordprocessingml/2006/main" xmlns:wne="http://schemas.microsoft.com/office/word/2006/wordml" xmlns:wp14="http://schemas.microsoft.com/office/word/2010/wordprocessingDrawing" xmlns:wp="http://schemas.openxmlformats.org/drawingml/2006/wordprocessingDrawing" xmlns:wpc="http://schemas.microsoft.com/office/word/2010/wordprocessingCanvas" xmlns:wpg="http://schemas.microsoft.com/office/word/2010/wordprocessingGroup" xmlns:wpi="http://schemas.microsoft.com/office/word/2010/wordprocessingInk" xmlns:wps="http://schemas.microsoft.com/office/word/2010/wordprocessingShape" mc:Ignorable="w14 wp14">
-  <w:p>
-    <w:pPr>
-      <w:pStyle w:val="Header"/>
-    </w:pPr>
   </w:p>
 </w:hdr>
 </file>
@@ -7024,12 +5506,12 @@
     <w:qFormat/>
     <w:rsid w:val="00FC693F"/>
     <w:pPr>
-      <w:spacing w:after="120" w:line="264" w:lineRule="auto"/>
+      <w:spacing w:after="120" w:line="271" w:lineRule="auto"/>
     </w:pPr>
     <w:rPr>
-      <w:rFonts w:ascii="Times New Roman" w:hAnsi="Times New Roman" w:eastAsia="Times New Roman" w:cs="Times New Roman"/>
-      <w:color w:val="000000"/>
-      <w:sz w:val="24"/>
+      <w:rFonts w:ascii="Aptos" w:hAnsi="Aptos"/>
+      <w:color w:val="202934"/>
+      <w:sz w:val="20"/>
     </w:rPr>
   </w:style>
   <w:style w:type="paragraph" w:styleId="Header">
@@ -7046,11 +5528,6 @@
       </w:tabs>
       <w:spacing w:after="0" w:line="240" w:lineRule="auto"/>
     </w:pPr>
-    <w:rPr>
-      <w:rFonts w:ascii="Times New Roman" w:hAnsi="Times New Roman" w:eastAsia="Times New Roman" w:cs="Times New Roman"/>
-      <w:color w:val="000000"/>
-      <w:sz w:val="24"/>
-    </w:rPr>
   </w:style>
   <w:style w:type="character" w:customStyle="1" w:styleId="HeaderChar">
     <w:name w:val="Header Char"/>
@@ -7058,11 +5535,6 @@
     <w:link w:val="Header"/>
     <w:uiPriority w:val="99"/>
     <w:rsid w:val="00E618BF"/>
-    <w:rPr>
-      <w:rFonts w:ascii="Times New Roman" w:hAnsi="Times New Roman" w:eastAsia="Times New Roman" w:cs="Times New Roman"/>
-      <w:color w:val="000000"/>
-      <w:sz w:val="24"/>
-    </w:rPr>
   </w:style>
   <w:style w:type="paragraph" w:styleId="Footer">
     <w:name w:val="footer"/>
@@ -7078,11 +5550,6 @@
       </w:tabs>
       <w:spacing w:after="0" w:line="240" w:lineRule="auto"/>
     </w:pPr>
-    <w:rPr>
-      <w:rFonts w:ascii="Times New Roman" w:hAnsi="Times New Roman" w:eastAsia="Times New Roman" w:cs="Times New Roman"/>
-      <w:color w:val="000000"/>
-      <w:sz w:val="24"/>
-    </w:rPr>
   </w:style>
   <w:style w:type="character" w:customStyle="1" w:styleId="FooterChar">
     <w:name w:val="Footer Char"/>
@@ -7090,11 +5557,6 @@
     <w:link w:val="Footer"/>
     <w:uiPriority w:val="99"/>
     <w:rsid w:val="00E618BF"/>
-    <w:rPr>
-      <w:rFonts w:ascii="Times New Roman" w:hAnsi="Times New Roman" w:eastAsia="Times New Roman" w:cs="Times New Roman"/>
-      <w:color w:val="000000"/>
-      <w:sz w:val="24"/>
-    </w:rPr>
   </w:style>
   <w:style w:type="paragraph" w:styleId="Heading1">
     <w:name w:val="heading 1"/>
@@ -7107,15 +5569,15 @@
     <w:pPr>
       <w:keepNext/>
       <w:keepLines/>
-      <w:spacing w:before="200" w:after="120"/>
+      <w:spacing w:before="320" w:after="160"/>
       <w:outlineLvl w:val="0"/>
     </w:pPr>
     <w:rPr>
-      <w:rFonts w:ascii="Times New Roman" w:hAnsi="Times New Roman" w:eastAsia="Times New Roman" w:cs="Times New Roman"/>
+      <w:rFonts w:asciiTheme="majorHAnsi" w:eastAsiaTheme="majorEastAsia" w:hAnsiTheme="majorHAnsi" w:cstheme="majorBidi" w:ascii="Aptos" w:hAnsi="Aptos"/>
       <w:b/>
       <w:bCs/>
       <w:color w:val="000000"/>
-      <w:sz w:val="28"/>
+      <w:sz w:val="30"/>
       <w:szCs w:val="28"/>
     </w:rPr>
   </w:style>
@@ -7131,15 +5593,15 @@
     <w:pPr>
       <w:keepNext/>
       <w:keepLines/>
-      <w:spacing w:before="200" w:after="120"/>
+      <w:spacing w:before="220" w:after="100"/>
       <w:outlineLvl w:val="1"/>
     </w:pPr>
     <w:rPr>
-      <w:rFonts w:ascii="Times New Roman" w:hAnsi="Times New Roman" w:eastAsia="Times New Roman" w:cs="Times New Roman"/>
+      <w:rFonts w:asciiTheme="majorHAnsi" w:eastAsiaTheme="majorEastAsia" w:hAnsiTheme="majorHAnsi" w:cstheme="majorBidi" w:ascii="Aptos" w:hAnsi="Aptos"/>
       <w:b/>
       <w:bCs/>
       <w:color w:val="000000"/>
-      <w:sz w:val="28"/>
+      <w:sz w:val="24"/>
       <w:szCs w:val="26"/>
     </w:rPr>
   </w:style>
@@ -7159,11 +5621,11 @@
       <w:outlineLvl w:val="2"/>
     </w:pPr>
     <w:rPr>
-      <w:rFonts w:ascii="Times New Roman" w:hAnsi="Times New Roman" w:eastAsia="Times New Roman" w:cs="Times New Roman"/>
+      <w:rFonts w:asciiTheme="majorHAnsi" w:eastAsiaTheme="majorEastAsia" w:hAnsiTheme="majorHAnsi" w:cstheme="majorBidi" w:ascii="Aptos" w:hAnsi="Aptos"/>
       <w:b/>
       <w:bCs/>
       <w:color w:val="000000"/>
-      <w:sz w:val="28"/>
+      <w:sz w:val="21"/>
     </w:rPr>
   </w:style>
   <w:style w:type="paragraph" w:styleId="Heading4">
@@ -7183,13 +5645,12 @@
       <w:outlineLvl w:val="3"/>
     </w:pPr>
     <w:rPr>
-      <w:rFonts w:ascii="Times New Roman" w:hAnsi="Times New Roman" w:eastAsia="Times New Roman" w:cs="Times New Roman"/>
+      <w:rFonts w:asciiTheme="majorHAnsi" w:eastAsiaTheme="majorEastAsia" w:hAnsiTheme="majorHAnsi" w:cstheme="majorBidi"/>
       <w:b/>
       <w:bCs/>
       <w:i/>
       <w:iCs/>
-      <w:color w:val="000000"/>
-      <w:sz w:val="28"/>
+      <w:color w:val="4F81BD" w:themeColor="accent1"/>
     </w:rPr>
   </w:style>
   <w:style w:type="paragraph" w:styleId="Heading5">
@@ -7209,10 +5670,8 @@
       <w:outlineLvl w:val="4"/>
     </w:pPr>
     <w:rPr>
-      <w:rFonts w:ascii="Times New Roman" w:hAnsi="Times New Roman" w:eastAsia="Times New Roman" w:cs="Times New Roman"/>
-      <w:b/>
-      <w:color w:val="000000"/>
-      <w:sz w:val="28"/>
+      <w:rFonts w:asciiTheme="majorHAnsi" w:eastAsiaTheme="majorEastAsia" w:hAnsiTheme="majorHAnsi" w:cstheme="majorBidi"/>
+      <w:color w:val="243F60" w:themeColor="accent1" w:themeShade="7F"/>
     </w:rPr>
   </w:style>
   <w:style w:type="paragraph" w:styleId="Heading6">
@@ -7232,12 +5691,10 @@
       <w:outlineLvl w:val="5"/>
     </w:pPr>
     <w:rPr>
-      <w:rFonts w:ascii="Times New Roman" w:hAnsi="Times New Roman" w:eastAsia="Times New Roman" w:cs="Times New Roman"/>
-      <w:b/>
+      <w:rFonts w:asciiTheme="majorHAnsi" w:eastAsiaTheme="majorEastAsia" w:hAnsiTheme="majorHAnsi" w:cstheme="majorBidi"/>
       <w:i/>
       <w:iCs/>
-      <w:color w:val="000000"/>
-      <w:sz w:val="28"/>
+      <w:color w:val="243F60" w:themeColor="accent1" w:themeShade="7F"/>
     </w:rPr>
   </w:style>
   <w:style w:type="paragraph" w:styleId="Heading7">
@@ -7257,12 +5714,10 @@
       <w:outlineLvl w:val="6"/>
     </w:pPr>
     <w:rPr>
-      <w:rFonts w:ascii="Times New Roman" w:hAnsi="Times New Roman" w:eastAsia="Times New Roman" w:cs="Times New Roman"/>
-      <w:b/>
+      <w:rFonts w:asciiTheme="majorHAnsi" w:eastAsiaTheme="majorEastAsia" w:hAnsiTheme="majorHAnsi" w:cstheme="majorBidi"/>
       <w:i/>
       <w:iCs/>
-      <w:color w:val="000000"/>
-      <w:sz w:val="28"/>
+      <w:color w:val="404040" w:themeColor="text1" w:themeTint="BF"/>
     </w:rPr>
   </w:style>
   <w:style w:type="paragraph" w:styleId="Heading8">
@@ -7282,10 +5737,9 @@
       <w:outlineLvl w:val="7"/>
     </w:pPr>
     <w:rPr>
-      <w:rFonts w:ascii="Times New Roman" w:hAnsi="Times New Roman" w:eastAsia="Times New Roman" w:cs="Times New Roman"/>
-      <w:b/>
-      <w:color w:val="000000"/>
-      <w:sz w:val="28"/>
+      <w:rFonts w:asciiTheme="majorHAnsi" w:eastAsiaTheme="majorEastAsia" w:hAnsiTheme="majorHAnsi" w:cstheme="majorBidi"/>
+      <w:color w:val="4F81BD" w:themeColor="accent1"/>
+      <w:sz w:val="20"/>
       <w:szCs w:val="20"/>
     </w:rPr>
   </w:style>
@@ -7306,12 +5760,11 @@
       <w:outlineLvl w:val="8"/>
     </w:pPr>
     <w:rPr>
-      <w:rFonts w:ascii="Times New Roman" w:hAnsi="Times New Roman" w:eastAsia="Times New Roman" w:cs="Times New Roman"/>
-      <w:b/>
+      <w:rFonts w:asciiTheme="majorHAnsi" w:eastAsiaTheme="majorEastAsia" w:hAnsiTheme="majorHAnsi" w:cstheme="majorBidi"/>
       <w:i/>
       <w:iCs/>
-      <w:color w:val="000000"/>
-      <w:sz w:val="28"/>
+      <w:color w:val="404040" w:themeColor="text1" w:themeTint="BF"/>
+      <w:sz w:val="20"/>
       <w:szCs w:val="20"/>
     </w:rPr>
   </w:style>
@@ -7320,11 +5773,6 @@
     <w:uiPriority w:val="1"/>
     <w:semiHidden/>
     <w:unhideWhenUsed/>
-    <w:rPr>
-      <w:rFonts w:ascii="Times New Roman" w:hAnsi="Times New Roman" w:eastAsia="Times New Roman" w:cs="Times New Roman"/>
-      <w:color w:val="000000"/>
-      <w:sz w:val="24"/>
-    </w:rPr>
   </w:style>
   <w:style w:type="table" w:default="1" w:styleId="TableNormal">
     <w:name w:val="Normal Table"/>
@@ -7355,11 +5803,6 @@
     <w:pPr>
       <w:spacing w:after="0" w:line="240" w:lineRule="auto"/>
     </w:pPr>
-    <w:rPr>
-      <w:rFonts w:ascii="Times New Roman" w:hAnsi="Times New Roman" w:eastAsia="Times New Roman" w:cs="Times New Roman"/>
-      <w:color w:val="000000"/>
-      <w:sz w:val="24"/>
-    </w:rPr>
   </w:style>
   <w:style w:type="character" w:customStyle="1" w:styleId="Heading1Char">
     <w:name w:val="Heading 1 Char"/>
@@ -7368,10 +5811,10 @@
     <w:uiPriority w:val="9"/>
     <w:rsid w:val="00FC693F"/>
     <w:rPr>
-      <w:rFonts w:ascii="Times New Roman" w:hAnsi="Times New Roman" w:eastAsia="Times New Roman" w:cs="Times New Roman"/>
+      <w:rFonts w:asciiTheme="majorHAnsi" w:eastAsiaTheme="majorEastAsia" w:hAnsiTheme="majorHAnsi" w:cstheme="majorBidi"/>
       <w:b/>
       <w:bCs/>
-      <w:color w:val="000000"/>
+      <w:color w:val="365F91" w:themeColor="accent1" w:themeShade="BF"/>
       <w:sz w:val="28"/>
       <w:szCs w:val="28"/>
     </w:rPr>
@@ -7383,11 +5826,11 @@
     <w:uiPriority w:val="9"/>
     <w:rsid w:val="00FC693F"/>
     <w:rPr>
-      <w:rFonts w:ascii="Times New Roman" w:hAnsi="Times New Roman" w:eastAsia="Times New Roman" w:cs="Times New Roman"/>
+      <w:rFonts w:asciiTheme="majorHAnsi" w:eastAsiaTheme="majorEastAsia" w:hAnsiTheme="majorHAnsi" w:cstheme="majorBidi"/>
       <w:b/>
       <w:bCs/>
-      <w:color w:val="000000"/>
-      <w:sz w:val="28"/>
+      <w:color w:val="4F81BD" w:themeColor="accent1"/>
+      <w:sz w:val="26"/>
       <w:szCs w:val="26"/>
     </w:rPr>
   </w:style>
@@ -7398,11 +5841,10 @@
     <w:uiPriority w:val="9"/>
     <w:rsid w:val="00FC693F"/>
     <w:rPr>
-      <w:rFonts w:ascii="Times New Roman" w:hAnsi="Times New Roman" w:eastAsia="Times New Roman" w:cs="Times New Roman"/>
+      <w:rFonts w:asciiTheme="majorHAnsi" w:eastAsiaTheme="majorEastAsia" w:hAnsiTheme="majorHAnsi" w:cstheme="majorBidi"/>
       <w:b/>
       <w:bCs/>
-      <w:color w:val="000000"/>
-      <w:sz w:val="28"/>
+      <w:color w:val="4F81BD" w:themeColor="accent1"/>
     </w:rPr>
   </w:style>
   <w:style w:type="paragraph" w:styleId="Title">
@@ -7419,12 +5861,12 @@
       <w:contextualSpacing/>
     </w:pPr>
     <w:rPr>
-      <w:rFonts w:ascii="Times New Roman" w:hAnsi="Times New Roman" w:eastAsia="Times New Roman" w:cs="Times New Roman"/>
+      <w:rFonts w:asciiTheme="majorHAnsi" w:eastAsiaTheme="majorEastAsia" w:hAnsiTheme="majorHAnsi" w:cstheme="majorBidi" w:ascii="Aptos Display" w:hAnsi="Aptos Display"/>
       <w:b/>
       <w:color w:val="000000"/>
       <w:spacing w:val="5"/>
       <w:kern w:val="28"/>
-      <w:sz w:val="28"/>
+      <w:sz w:val="44"/>
       <w:szCs w:val="52"/>
     </w:rPr>
   </w:style>
@@ -7435,11 +5877,11 @@
     <w:uiPriority w:val="10"/>
     <w:rsid w:val="00FC693F"/>
     <w:rPr>
-      <w:rFonts w:ascii="Times New Roman" w:hAnsi="Times New Roman" w:eastAsia="Times New Roman" w:cs="Times New Roman"/>
-      <w:color w:val="000000"/>
+      <w:rFonts w:asciiTheme="majorHAnsi" w:eastAsiaTheme="majorEastAsia" w:hAnsiTheme="majorHAnsi" w:cstheme="majorBidi"/>
+      <w:color w:val="17365D" w:themeColor="text2" w:themeShade="BF"/>
       <w:spacing w:val="5"/>
       <w:kern w:val="28"/>
-      <w:sz w:val="24"/>
+      <w:sz w:val="52"/>
       <w:szCs w:val="52"/>
     </w:rPr>
   </w:style>
@@ -7457,13 +5899,12 @@
       </w:numPr>
     </w:pPr>
     <w:rPr>
-      <w:rFonts w:ascii="Times New Roman" w:hAnsi="Times New Roman" w:eastAsia="Times New Roman" w:cs="Times New Roman"/>
-      <w:b/>
+      <w:rFonts w:asciiTheme="majorHAnsi" w:eastAsiaTheme="majorEastAsia" w:hAnsiTheme="majorHAnsi" w:cstheme="majorBidi"/>
       <w:i/>
       <w:iCs/>
-      <w:color w:val="000000"/>
+      <w:color w:val="4F81BD" w:themeColor="accent1"/>
       <w:spacing w:val="15"/>
-      <w:sz w:val="28"/>
+      <w:sz w:val="24"/>
       <w:szCs w:val="24"/>
     </w:rPr>
   </w:style>
@@ -7474,10 +5915,10 @@
     <w:uiPriority w:val="11"/>
     <w:rsid w:val="00FC693F"/>
     <w:rPr>
-      <w:rFonts w:ascii="Times New Roman" w:hAnsi="Times New Roman" w:eastAsia="Times New Roman" w:cs="Times New Roman"/>
+      <w:rFonts w:asciiTheme="majorHAnsi" w:eastAsiaTheme="majorEastAsia" w:hAnsiTheme="majorHAnsi" w:cstheme="majorBidi"/>
       <w:i/>
       <w:iCs/>
-      <w:color w:val="000000"/>
+      <w:color w:val="4F81BD" w:themeColor="accent1"/>
       <w:spacing w:val="15"/>
       <w:sz w:val="24"/>
       <w:szCs w:val="24"/>
@@ -7493,11 +5934,6 @@
       <w:ind w:left="720"/>
       <w:contextualSpacing/>
     </w:pPr>
-    <w:rPr>
-      <w:rFonts w:ascii="Times New Roman" w:hAnsi="Times New Roman" w:eastAsia="Times New Roman" w:cs="Times New Roman"/>
-      <w:color w:val="000000"/>
-      <w:sz w:val="24"/>
-    </w:rPr>
   </w:style>
   <w:style w:type="paragraph" w:styleId="BodyText">
     <w:name w:val="Body Text"/>
@@ -7509,11 +5945,6 @@
     <w:pPr>
       <w:spacing w:after="120"/>
     </w:pPr>
-    <w:rPr>
-      <w:rFonts w:ascii="Times New Roman" w:hAnsi="Times New Roman" w:eastAsia="Times New Roman" w:cs="Times New Roman"/>
-      <w:color w:val="000000"/>
-      <w:sz w:val="24"/>
-    </w:rPr>
   </w:style>
   <w:style w:type="character" w:customStyle="1" w:styleId="BodyTextChar">
     <w:name w:val="Body Text Char"/>
@@ -7521,11 +5952,6 @@
     <w:link w:val="BodyText"/>
     <w:uiPriority w:val="99"/>
     <w:rsid w:val="00AA1D8D"/>
-    <w:rPr>
-      <w:rFonts w:ascii="Times New Roman" w:hAnsi="Times New Roman" w:eastAsia="Times New Roman" w:cs="Times New Roman"/>
-      <w:color w:val="000000"/>
-      <w:sz w:val="24"/>
-    </w:rPr>
   </w:style>
   <w:style w:type="paragraph" w:styleId="BodyText2">
     <w:name w:val="Body Text 2"/>
@@ -7537,11 +5963,6 @@
     <w:pPr>
       <w:spacing w:after="120" w:line="480" w:lineRule="auto"/>
     </w:pPr>
-    <w:rPr>
-      <w:rFonts w:ascii="Times New Roman" w:hAnsi="Times New Roman" w:eastAsia="Times New Roman" w:cs="Times New Roman"/>
-      <w:color w:val="000000"/>
-      <w:sz w:val="24"/>
-    </w:rPr>
   </w:style>
   <w:style w:type="character" w:customStyle="1" w:styleId="BodyText2Char">
     <w:name w:val="Body Text 2 Char"/>
@@ -7549,11 +5970,6 @@
     <w:link w:val="BodyText2"/>
     <w:uiPriority w:val="99"/>
     <w:rsid w:val="00AA1D8D"/>
-    <w:rPr>
-      <w:rFonts w:ascii="Times New Roman" w:hAnsi="Times New Roman" w:eastAsia="Times New Roman" w:cs="Times New Roman"/>
-      <w:color w:val="000000"/>
-      <w:sz w:val="24"/>
-    </w:rPr>
   </w:style>
   <w:style w:type="paragraph" w:styleId="BodyText3">
     <w:name w:val="Body Text 3"/>
@@ -7566,9 +5982,7 @@
       <w:spacing w:after="120"/>
     </w:pPr>
     <w:rPr>
-      <w:rFonts w:ascii="Times New Roman" w:hAnsi="Times New Roman" w:eastAsia="Times New Roman" w:cs="Times New Roman"/>
-      <w:color w:val="000000"/>
-      <w:sz w:val="24"/>
+      <w:sz w:val="16"/>
       <w:szCs w:val="16"/>
     </w:rPr>
   </w:style>
@@ -7579,9 +5993,7 @@
     <w:uiPriority w:val="99"/>
     <w:rsid w:val="00AA1D8D"/>
     <w:rPr>
-      <w:rFonts w:ascii="Times New Roman" w:hAnsi="Times New Roman" w:eastAsia="Times New Roman" w:cs="Times New Roman"/>
-      <w:color w:val="000000"/>
-      <w:sz w:val="24"/>
+      <w:sz w:val="16"/>
       <w:szCs w:val="16"/>
     </w:rPr>
   </w:style>
@@ -7595,11 +6007,6 @@
       <w:ind w:left="360" w:hanging="360"/>
       <w:contextualSpacing/>
     </w:pPr>
-    <w:rPr>
-      <w:rFonts w:ascii="Times New Roman" w:hAnsi="Times New Roman" w:eastAsia="Times New Roman" w:cs="Times New Roman"/>
-      <w:color w:val="000000"/>
-      <w:sz w:val="24"/>
-    </w:rPr>
   </w:style>
   <w:style w:type="paragraph" w:styleId="List2">
     <w:name w:val="List 2"/>
@@ -7611,11 +6018,6 @@
       <w:ind w:left="720" w:hanging="360"/>
       <w:contextualSpacing/>
     </w:pPr>
-    <w:rPr>
-      <w:rFonts w:ascii="Times New Roman" w:hAnsi="Times New Roman" w:eastAsia="Times New Roman" w:cs="Times New Roman"/>
-      <w:color w:val="000000"/>
-      <w:sz w:val="24"/>
-    </w:rPr>
   </w:style>
   <w:style w:type="paragraph" w:styleId="List3">
     <w:name w:val="List 3"/>
@@ -7627,11 +6029,6 @@
       <w:ind w:left="1080" w:hanging="360"/>
       <w:contextualSpacing/>
     </w:pPr>
-    <w:rPr>
-      <w:rFonts w:ascii="Times New Roman" w:hAnsi="Times New Roman" w:eastAsia="Times New Roman" w:cs="Times New Roman"/>
-      <w:color w:val="000000"/>
-      <w:sz w:val="24"/>
-    </w:rPr>
   </w:style>
   <w:style w:type="paragraph" w:styleId="ListBullet">
     <w:name w:val="List Bullet"/>
@@ -7645,11 +6042,6 @@
       </w:numPr>
       <w:contextualSpacing/>
     </w:pPr>
-    <w:rPr>
-      <w:rFonts w:ascii="Times New Roman" w:hAnsi="Times New Roman" w:eastAsia="Times New Roman" w:cs="Times New Roman"/>
-      <w:color w:val="000000"/>
-      <w:sz w:val="24"/>
-    </w:rPr>
   </w:style>
   <w:style w:type="paragraph" w:styleId="ListBullet2">
     <w:name w:val="List Bullet 2"/>
@@ -7663,11 +6055,6 @@
       </w:numPr>
       <w:contextualSpacing/>
     </w:pPr>
-    <w:rPr>
-      <w:rFonts w:ascii="Times New Roman" w:hAnsi="Times New Roman" w:eastAsia="Times New Roman" w:cs="Times New Roman"/>
-      <w:color w:val="000000"/>
-      <w:sz w:val="24"/>
-    </w:rPr>
   </w:style>
   <w:style w:type="paragraph" w:styleId="ListBullet3">
     <w:name w:val="List Bullet 3"/>
@@ -7681,11 +6068,6 @@
       </w:numPr>
       <w:contextualSpacing/>
     </w:pPr>
-    <w:rPr>
-      <w:rFonts w:ascii="Times New Roman" w:hAnsi="Times New Roman" w:eastAsia="Times New Roman" w:cs="Times New Roman"/>
-      <w:color w:val="000000"/>
-      <w:sz w:val="24"/>
-    </w:rPr>
   </w:style>
   <w:style w:type="paragraph" w:styleId="ListNumber">
     <w:name w:val="List Number"/>
@@ -7699,11 +6081,6 @@
       </w:numPr>
       <w:contextualSpacing/>
     </w:pPr>
-    <w:rPr>
-      <w:rFonts w:ascii="Times New Roman" w:hAnsi="Times New Roman" w:eastAsia="Times New Roman" w:cs="Times New Roman"/>
-      <w:color w:val="000000"/>
-      <w:sz w:val="24"/>
-    </w:rPr>
   </w:style>
   <w:style w:type="paragraph" w:styleId="ListNumber2">
     <w:name w:val="List Number 2"/>
@@ -7717,11 +6094,6 @@
       </w:numPr>
       <w:contextualSpacing/>
     </w:pPr>
-    <w:rPr>
-      <w:rFonts w:ascii="Times New Roman" w:hAnsi="Times New Roman" w:eastAsia="Times New Roman" w:cs="Times New Roman"/>
-      <w:color w:val="000000"/>
-      <w:sz w:val="24"/>
-    </w:rPr>
   </w:style>
   <w:style w:type="paragraph" w:styleId="ListNumber3">
     <w:name w:val="List Number 3"/>
@@ -7735,11 +6107,6 @@
       </w:numPr>
       <w:contextualSpacing/>
     </w:pPr>
-    <w:rPr>
-      <w:rFonts w:ascii="Times New Roman" w:hAnsi="Times New Roman" w:eastAsia="Times New Roman" w:cs="Times New Roman"/>
-      <w:color w:val="000000"/>
-      <w:sz w:val="24"/>
-    </w:rPr>
   </w:style>
   <w:style w:type="paragraph" w:styleId="ListContinue">
     <w:name w:val="List Continue"/>
@@ -7752,11 +6119,6 @@
       <w:ind w:left="360"/>
       <w:contextualSpacing/>
     </w:pPr>
-    <w:rPr>
-      <w:rFonts w:ascii="Times New Roman" w:hAnsi="Times New Roman" w:eastAsia="Times New Roman" w:cs="Times New Roman"/>
-      <w:color w:val="000000"/>
-      <w:sz w:val="24"/>
-    </w:rPr>
   </w:style>
   <w:style w:type="paragraph" w:styleId="ListContinue2">
     <w:name w:val="List Continue 2"/>
@@ -7769,11 +6131,6 @@
       <w:ind w:left="720"/>
       <w:contextualSpacing/>
     </w:pPr>
-    <w:rPr>
-      <w:rFonts w:ascii="Times New Roman" w:hAnsi="Times New Roman" w:eastAsia="Times New Roman" w:cs="Times New Roman"/>
-      <w:color w:val="000000"/>
-      <w:sz w:val="24"/>
-    </w:rPr>
   </w:style>
   <w:style w:type="paragraph" w:styleId="ListContinue3">
     <w:name w:val="List Continue 3"/>
@@ -7786,11 +6143,6 @@
       <w:ind w:left="1080"/>
       <w:contextualSpacing/>
     </w:pPr>
-    <w:rPr>
-      <w:rFonts w:ascii="Times New Roman" w:hAnsi="Times New Roman" w:eastAsia="Times New Roman" w:cs="Times New Roman"/>
-      <w:color w:val="000000"/>
-      <w:sz w:val="24"/>
-    </w:rPr>
   </w:style>
   <w:style w:type="paragraph" w:styleId="MacroText">
     <w:name w:val="macro"/>
@@ -7810,9 +6162,8 @@
       </w:tabs>
     </w:pPr>
     <w:rPr>
-      <w:rFonts w:ascii="Times New Roman" w:hAnsi="Times New Roman" w:eastAsia="Times New Roman" w:cs="Times New Roman"/>
-      <w:color w:val="000000"/>
-      <w:sz w:val="24"/>
+      <w:rFonts w:ascii="Courier" w:hAnsi="Courier"/>
+      <w:sz w:val="20"/>
       <w:szCs w:val="20"/>
     </w:rPr>
   </w:style>
@@ -7823,9 +6174,8 @@
     <w:uiPriority w:val="99"/>
     <w:rsid w:val="0029639D"/>
     <w:rPr>
-      <w:rFonts w:ascii="Times New Roman" w:hAnsi="Times New Roman" w:eastAsia="Times New Roman" w:cs="Times New Roman"/>
-      <w:color w:val="000000"/>
-      <w:sz w:val="24"/>
+      <w:rFonts w:ascii="Courier" w:hAnsi="Courier"/>
+      <w:sz w:val="20"/>
       <w:szCs w:val="20"/>
     </w:rPr>
   </w:style>
@@ -7838,11 +6188,9 @@
     <w:qFormat/>
     <w:rsid w:val="00FC693F"/>
     <w:rPr>
-      <w:rFonts w:ascii="Times New Roman" w:hAnsi="Times New Roman" w:eastAsia="Times New Roman" w:cs="Times New Roman"/>
       <w:i/>
       <w:iCs/>
-      <w:color w:val="000000"/>
-      <w:sz w:val="24"/>
+      <w:color w:val="000000" w:themeColor="text1"/>
     </w:rPr>
   </w:style>
   <w:style w:type="character" w:customStyle="1" w:styleId="QuoteChar">
@@ -7852,11 +6200,9 @@
     <w:uiPriority w:val="29"/>
     <w:rsid w:val="00FC693F"/>
     <w:rPr>
-      <w:rFonts w:ascii="Times New Roman" w:hAnsi="Times New Roman" w:eastAsia="Times New Roman" w:cs="Times New Roman"/>
       <w:i/>
       <w:iCs/>
-      <w:color w:val="000000"/>
-      <w:sz w:val="24"/>
+      <w:color w:val="000000" w:themeColor="text1"/>
     </w:rPr>
   </w:style>
   <w:style w:type="character" w:customStyle="1" w:styleId="Heading4Char">
@@ -7867,13 +6213,12 @@
     <w:semiHidden/>
     <w:rsid w:val="00FC693F"/>
     <w:rPr>
-      <w:rFonts w:ascii="Times New Roman" w:hAnsi="Times New Roman" w:eastAsia="Times New Roman" w:cs="Times New Roman"/>
+      <w:rFonts w:asciiTheme="majorHAnsi" w:eastAsiaTheme="majorEastAsia" w:hAnsiTheme="majorHAnsi" w:cstheme="majorBidi"/>
       <w:b/>
       <w:bCs/>
       <w:i/>
       <w:iCs/>
-      <w:color w:val="000000"/>
-      <w:sz w:val="28"/>
+      <w:color w:val="4F81BD" w:themeColor="accent1"/>
     </w:rPr>
   </w:style>
   <w:style w:type="character" w:customStyle="1" w:styleId="Heading5Char">
@@ -7884,10 +6229,8 @@
     <w:semiHidden/>
     <w:rsid w:val="00FC693F"/>
     <w:rPr>
-      <w:rFonts w:ascii="Times New Roman" w:hAnsi="Times New Roman" w:eastAsia="Times New Roman" w:cs="Times New Roman"/>
-      <w:b/>
-      <w:color w:val="000000"/>
-      <w:sz w:val="28"/>
+      <w:rFonts w:asciiTheme="majorHAnsi" w:eastAsiaTheme="majorEastAsia" w:hAnsiTheme="majorHAnsi" w:cstheme="majorBidi"/>
+      <w:color w:val="243F60" w:themeColor="accent1" w:themeShade="7F"/>
     </w:rPr>
   </w:style>
   <w:style w:type="character" w:customStyle="1" w:styleId="Heading6Char">
@@ -7898,12 +6241,10 @@
     <w:semiHidden/>
     <w:rsid w:val="00FC693F"/>
     <w:rPr>
-      <w:rFonts w:ascii="Times New Roman" w:hAnsi="Times New Roman" w:eastAsia="Times New Roman" w:cs="Times New Roman"/>
-      <w:b/>
+      <w:rFonts w:asciiTheme="majorHAnsi" w:eastAsiaTheme="majorEastAsia" w:hAnsiTheme="majorHAnsi" w:cstheme="majorBidi"/>
       <w:i/>
       <w:iCs/>
-      <w:color w:val="000000"/>
-      <w:sz w:val="28"/>
+      <w:color w:val="243F60" w:themeColor="accent1" w:themeShade="7F"/>
     </w:rPr>
   </w:style>
   <w:style w:type="character" w:customStyle="1" w:styleId="Heading7Char">
@@ -7914,12 +6255,10 @@
     <w:semiHidden/>
     <w:rsid w:val="00FC693F"/>
     <w:rPr>
-      <w:rFonts w:ascii="Times New Roman" w:hAnsi="Times New Roman" w:eastAsia="Times New Roman" w:cs="Times New Roman"/>
-      <w:b/>
+      <w:rFonts w:asciiTheme="majorHAnsi" w:eastAsiaTheme="majorEastAsia" w:hAnsiTheme="majorHAnsi" w:cstheme="majorBidi"/>
       <w:i/>
       <w:iCs/>
-      <w:color w:val="000000"/>
-      <w:sz w:val="28"/>
+      <w:color w:val="404040" w:themeColor="text1" w:themeTint="BF"/>
     </w:rPr>
   </w:style>
   <w:style w:type="character" w:customStyle="1" w:styleId="Heading8Char">
@@ -7930,10 +6269,9 @@
     <w:semiHidden/>
     <w:rsid w:val="00FC693F"/>
     <w:rPr>
-      <w:rFonts w:ascii="Times New Roman" w:hAnsi="Times New Roman" w:eastAsia="Times New Roman" w:cs="Times New Roman"/>
-      <w:b/>
-      <w:color w:val="000000"/>
-      <w:sz w:val="28"/>
+      <w:rFonts w:asciiTheme="majorHAnsi" w:eastAsiaTheme="majorEastAsia" w:hAnsiTheme="majorHAnsi" w:cstheme="majorBidi"/>
+      <w:color w:val="4F81BD" w:themeColor="accent1"/>
+      <w:sz w:val="20"/>
       <w:szCs w:val="20"/>
     </w:rPr>
   </w:style>
@@ -7945,12 +6283,11 @@
     <w:semiHidden/>
     <w:rsid w:val="00FC693F"/>
     <w:rPr>
-      <w:rFonts w:ascii="Times New Roman" w:hAnsi="Times New Roman" w:eastAsia="Times New Roman" w:cs="Times New Roman"/>
-      <w:b/>
+      <w:rFonts w:asciiTheme="majorHAnsi" w:eastAsiaTheme="majorEastAsia" w:hAnsiTheme="majorHAnsi" w:cstheme="majorBidi"/>
       <w:i/>
       <w:iCs/>
-      <w:color w:val="000000"/>
-      <w:sz w:val="28"/>
+      <w:color w:val="404040" w:themeColor="text1" w:themeTint="BF"/>
+      <w:sz w:val="20"/>
       <w:szCs w:val="20"/>
     </w:rPr>
   </w:style>
@@ -7967,11 +6304,10 @@
       <w:spacing w:line="240" w:lineRule="auto"/>
     </w:pPr>
     <w:rPr>
-      <w:rFonts w:ascii="Times New Roman" w:hAnsi="Times New Roman" w:eastAsia="Times New Roman" w:cs="Times New Roman"/>
       <w:b/>
       <w:bCs/>
-      <w:color w:val="000000"/>
-      <w:sz w:val="24"/>
+      <w:color w:val="4F81BD" w:themeColor="accent1"/>
+      <w:sz w:val="18"/>
       <w:szCs w:val="18"/>
     </w:rPr>
   </w:style>
@@ -7982,11 +6318,8 @@
     <w:qFormat/>
     <w:rsid w:val="00FC693F"/>
     <w:rPr>
-      <w:rFonts w:ascii="Times New Roman" w:hAnsi="Times New Roman" w:eastAsia="Times New Roman" w:cs="Times New Roman"/>
       <w:b/>
       <w:bCs/>
-      <w:color w:val="000000"/>
-      <w:sz w:val="24"/>
     </w:rPr>
   </w:style>
   <w:style w:type="character" w:styleId="Emphasis">
@@ -7996,11 +6329,8 @@
     <w:qFormat/>
     <w:rsid w:val="00FC693F"/>
     <w:rPr>
-      <w:rFonts w:ascii="Times New Roman" w:hAnsi="Times New Roman" w:eastAsia="Times New Roman" w:cs="Times New Roman"/>
       <w:i/>
       <w:iCs/>
-      <w:color w:val="000000"/>
-      <w:sz w:val="24"/>
     </w:rPr>
   </w:style>
   <w:style w:type="paragraph" w:styleId="IntenseQuote">
@@ -8019,13 +6349,11 @@
       <w:ind w:left="936" w:right="936"/>
     </w:pPr>
     <w:rPr>
-      <w:rFonts w:ascii="Times New Roman" w:hAnsi="Times New Roman" w:eastAsia="Times New Roman" w:cs="Times New Roman"/>
       <w:b/>
       <w:bCs/>
       <w:i/>
       <w:iCs/>
-      <w:color w:val="000000"/>
-      <w:sz w:val="24"/>
+      <w:color w:val="4F81BD" w:themeColor="accent1"/>
     </w:rPr>
   </w:style>
   <w:style w:type="character" w:customStyle="1" w:styleId="IntenseQuoteChar">
@@ -8035,13 +6363,11 @@
     <w:uiPriority w:val="30"/>
     <w:rsid w:val="00FC693F"/>
     <w:rPr>
-      <w:rFonts w:ascii="Times New Roman" w:hAnsi="Times New Roman" w:eastAsia="Times New Roman" w:cs="Times New Roman"/>
       <w:b/>
       <w:bCs/>
       <w:i/>
       <w:iCs/>
-      <w:color w:val="000000"/>
-      <w:sz w:val="24"/>
+      <w:color w:val="4F81BD" w:themeColor="accent1"/>
     </w:rPr>
   </w:style>
   <w:style w:type="character" w:styleId="SubtleEmphasis">
@@ -8051,11 +6377,9 @@
     <w:qFormat/>
     <w:rsid w:val="00FC693F"/>
     <w:rPr>
-      <w:rFonts w:ascii="Times New Roman" w:hAnsi="Times New Roman" w:eastAsia="Times New Roman" w:cs="Times New Roman"/>
       <w:i/>
       <w:iCs/>
-      <w:color w:val="000000"/>
-      <w:sz w:val="24"/>
+      <w:color w:val="808080" w:themeColor="text1" w:themeTint="7F"/>
     </w:rPr>
   </w:style>
   <w:style w:type="character" w:styleId="IntenseEmphasis">
@@ -8065,13 +6389,11 @@
     <w:qFormat/>
     <w:rsid w:val="00FC693F"/>
     <w:rPr>
-      <w:rFonts w:ascii="Times New Roman" w:hAnsi="Times New Roman" w:eastAsia="Times New Roman" w:cs="Times New Roman"/>
       <w:b/>
       <w:bCs/>
       <w:i/>
       <w:iCs/>
-      <w:color w:val="000000"/>
-      <w:sz w:val="24"/>
+      <w:color w:val="4F81BD" w:themeColor="accent1"/>
     </w:rPr>
   </w:style>
   <w:style w:type="character" w:styleId="SubtleReference">
@@ -8081,10 +6403,8 @@
     <w:qFormat/>
     <w:rsid w:val="00FC693F"/>
     <w:rPr>
-      <w:rFonts w:ascii="Times New Roman" w:hAnsi="Times New Roman" w:eastAsia="Times New Roman" w:cs="Times New Roman"/>
       <w:smallCaps/>
-      <w:color w:val="000000"/>
-      <w:sz w:val="24"/>
+      <w:color w:val="C0504D" w:themeColor="accent2"/>
       <w:u w:val="single"/>
     </w:rPr>
   </w:style>
@@ -8095,13 +6415,11 @@
     <w:qFormat/>
     <w:rsid w:val="00FC693F"/>
     <w:rPr>
-      <w:rFonts w:ascii="Times New Roman" w:hAnsi="Times New Roman" w:eastAsia="Times New Roman" w:cs="Times New Roman"/>
       <w:b/>
       <w:bCs/>
       <w:smallCaps/>
-      <w:color w:val="000000"/>
+      <w:color w:val="C0504D" w:themeColor="accent2"/>
       <w:spacing w:val="5"/>
-      <w:sz w:val="24"/>
       <w:u w:val="single"/>
     </w:rPr>
   </w:style>
@@ -8112,13 +6430,10 @@
     <w:qFormat/>
     <w:rsid w:val="00FC693F"/>
     <w:rPr>
-      <w:rFonts w:ascii="Times New Roman" w:hAnsi="Times New Roman" w:eastAsia="Times New Roman" w:cs="Times New Roman"/>
       <w:b/>
       <w:bCs/>
       <w:smallCaps/>
-      <w:color w:val="000000"/>
       <w:spacing w:val="5"/>
-      <w:sz w:val="24"/>
     </w:rPr>
   </w:style>
   <w:style w:type="paragraph" w:styleId="TOCHeading">
@@ -8133,11 +6448,6 @@
     <w:pPr>
       <w:outlineLvl w:val="9"/>
     </w:pPr>
-    <w:rPr>
-      <w:rFonts w:ascii="Times New Roman" w:hAnsi="Times New Roman" w:eastAsia="Times New Roman" w:cs="Times New Roman"/>
-      <w:color w:val="000000"/>
-      <w:sz w:val="24"/>
-    </w:rPr>
   </w:style>
   <w:style w:type="table" w:styleId="TableGrid">
     <w:name w:val="Table Grid"/>
